--- a/Fase 1/Evidencias Individuales/TAPIA_FELIPE_1.2_APT122_DiarioReflexionFase1.docx
+++ b/Fase 1/Evidencias Individuales/TAPIA_FELIPE_1.2_APT122_DiarioReflexionFase1.docx
@@ -1,84 +1,71 @@
 
 <file path=word/document.xml><?xml version="1.0" encoding="utf-8"?>
-<w:document xmlns:mc="http://schemas.openxmlformats.org/markup-compatibility/2006" xmlns:o="urn:schemas-microsoft-com:office:office" xmlns:r="http://schemas.openxmlformats.org/officeDocument/2006/relationships" xmlns:m="http://schemas.openxmlformats.org/officeDocument/2006/math" xmlns:v="urn:schemas-microsoft-com:vml" xmlns:wp="http://schemas.openxmlformats.org/drawingml/2006/wordprocessingDrawing" xmlns:w10="urn:schemas-microsoft-com:office:word" xmlns:w="http://schemas.openxmlformats.org/wordprocessingml/2006/main" xmlns:wne="http://schemas.microsoft.com/office/word/2006/wordml" xmlns:sl="http://schemas.openxmlformats.org/schemaLibrary/2006/main" xmlns:a="http://schemas.openxmlformats.org/drawingml/2006/main" xmlns:pic="http://schemas.openxmlformats.org/drawingml/2006/picture" xmlns:c="http://schemas.openxmlformats.org/drawingml/2006/chart" xmlns:lc="http://schemas.openxmlformats.org/drawingml/2006/lockedCanvas" xmlns:dgm="http://schemas.openxmlformats.org/drawingml/2006/diagram" xmlns:wps="http://schemas.microsoft.com/office/word/2010/wordprocessingShape" xmlns:wpg="http://schemas.microsoft.com/office/word/2010/wordprocessingGroup" xmlns:w14="http://schemas.microsoft.com/office/word/2010/wordml" xmlns:w15="http://schemas.microsoft.com/office/word/2012/wordml" xmlns:w16="http://schemas.microsoft.com/office/word/2018/wordml" xmlns:w16cex="http://schemas.microsoft.com/office/word/2018/wordml/cex" xmlns:w16cid="http://schemas.microsoft.com/office/word/2016/wordml/cid" xmlns="http://schemas.microsoft.com/office/tasks/2019/documenttasks" xmlns:cr="http://schemas.microsoft.com/office/comments/2020/reactions">
+<w:document xmlns:wpc="http://schemas.microsoft.com/office/word/2010/wordprocessingCanvas" xmlns:cx="http://schemas.microsoft.com/office/drawing/2014/chartex" xmlns:cx1="http://schemas.microsoft.com/office/drawing/2015/9/8/chartex" xmlns:cx2="http://schemas.microsoft.com/office/drawing/2015/10/21/chartex" xmlns:cx3="http://schemas.microsoft.com/office/drawing/2016/5/9/chartex" xmlns:cx4="http://schemas.microsoft.com/office/drawing/2016/5/10/chartex" xmlns:cx5="http://schemas.microsoft.com/office/drawing/2016/5/11/chartex" xmlns:cx6="http://schemas.microsoft.com/office/drawing/2016/5/12/chartex" xmlns:cx7="http://schemas.microsoft.com/office/drawing/2016/5/13/chartex" xmlns:cx8="http://schemas.microsoft.com/office/drawing/2016/5/14/chartex" xmlns:mc="http://schemas.openxmlformats.org/markup-compatibility/2006" xmlns:aink="http://schemas.microsoft.com/office/drawing/2016/ink" xmlns:am3d="http://schemas.microsoft.com/office/drawing/2017/model3d" xmlns:o="urn:schemas-microsoft-com:office:office" xmlns:oel="http://schemas.microsoft.com/office/2019/extlst" xmlns:r="http://schemas.openxmlformats.org/officeDocument/2006/relationships" xmlns:m="http://schemas.openxmlformats.org/officeDocument/2006/math" xmlns:v="urn:schemas-microsoft-com:vml" xmlns:wp14="http://schemas.microsoft.com/office/word/2010/wordprocessingDrawing" xmlns:wp="http://schemas.openxmlformats.org/drawingml/2006/wordprocessingDrawing" xmlns:w10="urn:schemas-microsoft-com:office:word" xmlns:w="http://schemas.openxmlformats.org/wordprocessingml/2006/main" xmlns:w14="http://schemas.microsoft.com/office/word/2010/wordml" xmlns:w15="http://schemas.microsoft.com/office/word/2012/wordml" xmlns:w16cex="http://schemas.microsoft.com/office/word/2018/wordml/cex" xmlns:w16cid="http://schemas.microsoft.com/office/word/2016/wordml/cid" xmlns:w16="http://schemas.microsoft.com/office/word/2018/wordml" xmlns:w16du="http://schemas.microsoft.com/office/word/2023/wordml/word16du" xmlns:w16sdtdh="http://schemas.microsoft.com/office/word/2020/wordml/sdtdatahash" xmlns:w16sdtfl="http://schemas.microsoft.com/office/word/2024/wordml/sdtformatlock" xmlns:w16se="http://schemas.microsoft.com/office/word/2015/wordml/symex" xmlns:wpg="http://schemas.microsoft.com/office/word/2010/wordprocessingGroup" xmlns:wpi="http://schemas.microsoft.com/office/word/2010/wordprocessingInk" xmlns:wne="http://schemas.microsoft.com/office/word/2006/wordml" xmlns:wps="http://schemas.microsoft.com/office/word/2010/wordprocessingShape" mc:Ignorable="w14 w15 w16se w16cid w16 w16cex w16sdtdh w16sdtfl w16du wp14">
   <w:body>
-    <w:p>
-      <w:pPr>
-        <w:rPr/>
-      </w:pPr>
-      <w:r>
-        <w:rPr>
-          <w:rtl w:val="0"/>
-        </w:rPr>
-      </w:r>
-    </w:p>
+    <w:p/>
     <w:tbl>
       <w:tblPr>
-        <w:tblStyle w:val="Table1"/>
-        <w:tblW w:w="9923.0" w:type="dxa"/>
-        <w:jc w:val="left"/>
+        <w:tblStyle w:val="a"/>
+        <w:tblW w:w="9923" w:type="dxa"/>
+        <w:tblInd w:w="0" w:type="dxa"/>
         <w:tblBorders>
-          <w:top w:color="000000" w:space="0" w:sz="0" w:val="nil"/>
-          <w:left w:color="000000" w:space="0" w:sz="0" w:val="nil"/>
-          <w:bottom w:color="000000" w:space="0" w:sz="0" w:val="nil"/>
-          <w:right w:color="000000" w:space="0" w:sz="0" w:val="nil"/>
-          <w:insideH w:color="000000" w:space="0" w:sz="0" w:val="nil"/>
-          <w:insideV w:color="000000" w:space="0" w:sz="0" w:val="nil"/>
+          <w:top w:val="nil"/>
+          <w:left w:val="nil"/>
+          <w:bottom w:val="nil"/>
+          <w:right w:val="nil"/>
+          <w:insideH w:val="nil"/>
+          <w:insideV w:val="nil"/>
         </w:tblBorders>
         <w:tblLayout w:type="fixed"/>
-        <w:tblLook w:val="0400"/>
+        <w:tblLook w:val="0400" w:firstRow="0" w:lastRow="0" w:firstColumn="0" w:lastColumn="0" w:noHBand="0" w:noVBand="1"/>
       </w:tblPr>
       <w:tblGrid>
         <w:gridCol w:w="835"/>
         <w:gridCol w:w="9088"/>
-        <w:tblGridChange w:id="0">
-          <w:tblGrid>
-            <w:gridCol w:w="835"/>
-            <w:gridCol w:w="9088"/>
-          </w:tblGrid>
-        </w:tblGridChange>
       </w:tblGrid>
       <w:tr>
         <w:trPr>
-          <w:cantSplit w:val="0"/>
-          <w:trHeight w:val="2192" w:hRule="atLeast"/>
-          <w:tblHeader w:val="0"/>
+          <w:trHeight w:val="2192"/>
         </w:trPr>
         <w:tc>
-          <w:tcPr/>
-          <w:p>
-            <w:pPr>
-              <w:jc w:val="both"/>
-              <w:rPr>
-                <w:rFonts w:ascii="Century Gothic" w:cs="Century Gothic" w:eastAsia="Century Gothic" w:hAnsi="Century Gothic"/>
-                <w:b w:val="1"/>
+          <w:tcPr>
+            <w:tcW w:w="835" w:type="dxa"/>
+          </w:tcPr>
+          <w:p>
+            <w:pPr>
+              <w:jc w:val="both"/>
+              <w:rPr>
+                <w:rFonts w:ascii="Century Gothic" w:eastAsia="Century Gothic" w:hAnsi="Century Gothic" w:cs="Century Gothic"/>
+                <w:b/>
                 <w:sz w:val="28"/>
                 <w:szCs w:val="28"/>
               </w:rPr>
             </w:pPr>
             <w:r>
               <w:rPr>
-                <w:rFonts w:ascii="Century Gothic" w:cs="Century Gothic" w:eastAsia="Century Gothic" w:hAnsi="Century Gothic"/>
-                <w:b w:val="1"/>
-                <w:color w:val="1d2763"/>
+                <w:rFonts w:ascii="Century Gothic" w:eastAsia="Century Gothic" w:hAnsi="Century Gothic" w:cs="Century Gothic"/>
+                <w:b/>
+                <w:noProof/>
+                <w:color w:val="1D2763"/>
                 <w:sz w:val="28"/>
                 <w:szCs w:val="28"/>
               </w:rPr>
               <w:drawing>
-                <wp:inline distB="0" distT="0" distL="0" distR="0">
+                <wp:inline distT="0" distB="0" distL="0" distR="0" wp14:anchorId="7C731052" wp14:editId="65460FA6">
                   <wp:extent cx="393640" cy="444500"/>
-                  <wp:effectExtent b="0" l="0" r="0" t="0"/>
+                  <wp:effectExtent l="0" t="0" r="0" b="0"/>
                   <wp:docPr id="17580" name="image3.png"/>
-                  <a:graphic>
+                  <wp:cNvGraphicFramePr/>
+                  <a:graphic xmlns:a="http://schemas.openxmlformats.org/drawingml/2006/main">
                     <a:graphicData uri="http://schemas.openxmlformats.org/drawingml/2006/picture">
-                      <pic:pic>
+                      <pic:pic xmlns:pic="http://schemas.openxmlformats.org/drawingml/2006/picture">
                         <pic:nvPicPr>
                           <pic:cNvPr id="0" name="image3.png"/>
                           <pic:cNvPicPr preferRelativeResize="0"/>
                         </pic:nvPicPr>
                         <pic:blipFill>
-                          <a:blip r:embed="rId7"/>
-                          <a:srcRect b="0" l="0" r="0" t="0"/>
+                          <a:blip r:embed="rId8"/>
+                          <a:srcRect/>
                           <a:stretch>
                             <a:fillRect/>
                           </a:stretch>
@@ -88,7 +75,9 @@
                             <a:off x="0" y="0"/>
                             <a:ext cx="393640" cy="444500"/>
                           </a:xfrm>
-                          <a:prstGeom prst="rect"/>
+                          <a:prstGeom prst="rect">
+                            <a:avLst/>
+                          </a:prstGeom>
                           <a:ln/>
                         </pic:spPr>
                       </pic:pic>
@@ -97,15 +86,12 @@
                 </wp:inline>
               </w:drawing>
             </w:r>
-            <w:r>
-              <w:rPr>
-                <w:rtl w:val="0"/>
-              </w:rPr>
-            </w:r>
           </w:p>
         </w:tc>
         <w:tc>
-          <w:tcPr/>
+          <w:tcPr>
+            <w:tcW w:w="9088" w:type="dxa"/>
+          </w:tcPr>
           <w:p>
             <w:pPr>
               <w:jc w:val="both"/>
@@ -119,14 +105,8 @@
               <w:rPr>
                 <w:sz w:val="24"/>
                 <w:szCs w:val="24"/>
-                <w:rtl w:val="0"/>
-              </w:rPr>
-              <w:t xml:space="preserve">En esta pauta encontrarás preguntas orientadoras para tu reflexión. Las primeras te ayudarán a recordar las principales competencias aprendidas a lo largo de tu carrera. Las siguientes preguntas, buscan ayudarte a definir tu proyecto APT a partir de tus fortalezas, oportunidades de mejora e intereses profesionales.</w:t>
-            </w:r>
-            <w:r>
-              <w:rPr>
-                <w:rtl w:val="0"/>
-              </w:rPr>
+              </w:rPr>
+              <w:t>En esta pauta encontrarás preguntas orientadoras para tu reflexión. Las primeras te ayudarán a recordar las principales competencias aprendidas a lo largo de tu carrera. Las siguientes preguntas, buscan ayudarte a definir tu proyecto APT a partir de tus fortalezas, oportunidades de mejora e intereses profesionales.</w:t>
             </w:r>
           </w:p>
           <w:p>
@@ -137,11 +117,6 @@
                 <w:szCs w:val="24"/>
               </w:rPr>
             </w:pPr>
-            <w:r>
-              <w:rPr>
-                <w:rtl w:val="0"/>
-              </w:rPr>
-            </w:r>
           </w:p>
           <w:p>
             <w:pPr>
@@ -156,14 +131,8 @@
               <w:rPr>
                 <w:sz w:val="24"/>
                 <w:szCs w:val="24"/>
-                <w:rtl w:val="0"/>
-              </w:rPr>
-              <w:t xml:space="preserve">Se sugiere que tengan como material de apoyo las evidencias recolectadas a lo largo de todo el proceso de portafolio, y que revises en el anexo de la guía del estudiante tu malla curricular, y las competencias y unidades de competencia por asignatura.</w:t>
-            </w:r>
-            <w:r>
-              <w:rPr>
-                <w:rtl w:val="0"/>
-              </w:rPr>
+              </w:rPr>
+              <w:t>Se sugiere que tengan como material de apoyo las evidencias recolectadas a lo largo de todo el proceso de portafolio, y que revises en el anexo de la guía del estudiante tu malla curricular, y las competencias y unidades de competencia por asignatura.</w:t>
             </w:r>
           </w:p>
         </w:tc>
@@ -178,40 +147,27 @@
           <w:szCs w:val="24"/>
         </w:rPr>
       </w:pPr>
-      <w:r>
-        <w:rPr>
-          <w:rtl w:val="0"/>
-        </w:rPr>
-      </w:r>
     </w:p>
     <w:tbl>
       <w:tblPr>
-        <w:tblStyle w:val="Table2"/>
-        <w:tblW w:w="10057.0" w:type="dxa"/>
-        <w:jc w:val="left"/>
+        <w:tblStyle w:val="a0"/>
+        <w:tblW w:w="10057" w:type="dxa"/>
+        <w:tblInd w:w="0" w:type="dxa"/>
         <w:tblLayout w:type="fixed"/>
-        <w:tblLook w:val="0400"/>
+        <w:tblLook w:val="0400" w:firstRow="0" w:lastRow="0" w:firstColumn="0" w:lastColumn="0" w:noHBand="0" w:noVBand="1"/>
       </w:tblPr>
       <w:tblGrid>
         <w:gridCol w:w="10057"/>
-        <w:tblGridChange w:id="0">
-          <w:tblGrid>
-            <w:gridCol w:w="10057"/>
-          </w:tblGrid>
-        </w:tblGridChange>
       </w:tblGrid>
       <w:tr>
-        <w:trPr>
-          <w:cantSplit w:val="0"/>
-          <w:tblHeader w:val="0"/>
-        </w:trPr>
         <w:tc>
           <w:tcPr>
+            <w:tcW w:w="10057" w:type="dxa"/>
             <w:tcBorders>
-              <w:top w:color="cdcdcd" w:space="0" w:sz="6" w:val="single"/>
-              <w:left w:color="cdcdcd" w:space="0" w:sz="6" w:val="single"/>
-              <w:bottom w:color="cdcdcd" w:space="0" w:sz="6" w:val="single"/>
-              <w:right w:color="cdcdcd" w:space="0" w:sz="6" w:val="single"/>
+              <w:top w:val="single" w:sz="6" w:space="0" w:color="CDCDCD"/>
+              <w:left w:val="single" w:sz="6" w:space="0" w:color="CDCDCD"/>
+              <w:bottom w:val="single" w:sz="6" w:space="0" w:color="CDCDCD"/>
+              <w:right w:val="single" w:sz="6" w:space="0" w:color="CDCDCD"/>
             </w:tcBorders>
             <w:vAlign w:val="center"/>
           </w:tcPr>
@@ -228,14 +184,8 @@
               <w:rPr>
                 <w:sz w:val="24"/>
                 <w:szCs w:val="24"/>
-                <w:rtl w:val="0"/>
-              </w:rPr>
-              <w:t xml:space="preserve">Puedes responder en cada una de las secciones por pregunta en esta guía y, posteriormente, cargarla en la sección de reflexión de la Fase 1, para retroalimentación de tu docente.</w:t>
-            </w:r>
-            <w:r>
-              <w:rPr>
-                <w:rtl w:val="0"/>
-              </w:rPr>
+              </w:rPr>
+              <w:t>Puedes responder en cada una de las secciones por pregunta en esta guía y, posteriormente, cargarla en la sección de reflexión de la Fase 1, para retroalimentación de tu docente.</w:t>
             </w:r>
           </w:p>
         </w:tc>
@@ -246,71 +196,55 @@
         <w:spacing w:after="0" w:line="360" w:lineRule="auto"/>
         <w:jc w:val="both"/>
         <w:rPr>
-          <w:b w:val="1"/>
+          <w:b/>
           <w:sz w:val="24"/>
           <w:szCs w:val="24"/>
         </w:rPr>
       </w:pPr>
-      <w:r>
-        <w:rPr>
-          <w:rtl w:val="0"/>
-        </w:rPr>
-      </w:r>
     </w:p>
     <w:p>
       <w:pPr>
         <w:spacing w:after="0" w:line="360" w:lineRule="auto"/>
         <w:jc w:val="both"/>
         <w:rPr>
-          <w:b w:val="1"/>
+          <w:b/>
           <w:sz w:val="24"/>
           <w:szCs w:val="24"/>
         </w:rPr>
       </w:pPr>
-      <w:r>
-        <w:rPr>
-          <w:rtl w:val="0"/>
-        </w:rPr>
-      </w:r>
     </w:p>
     <w:tbl>
       <w:tblPr>
-        <w:tblStyle w:val="Table3"/>
-        <w:tblW w:w="10076.0" w:type="dxa"/>
-        <w:jc w:val="left"/>
+        <w:tblStyle w:val="a1"/>
+        <w:tblW w:w="10076" w:type="dxa"/>
+        <w:tblInd w:w="0" w:type="dxa"/>
         <w:tblBorders>
-          <w:top w:color="bfbfbf" w:space="0" w:sz="4" w:val="single"/>
-          <w:left w:color="bfbfbf" w:space="0" w:sz="4" w:val="single"/>
-          <w:bottom w:color="bfbfbf" w:space="0" w:sz="4" w:val="single"/>
-          <w:right w:color="bfbfbf" w:space="0" w:sz="4" w:val="single"/>
-          <w:insideH w:color="bfbfbf" w:space="0" w:sz="4" w:val="single"/>
-          <w:insideV w:color="bfbfbf" w:space="0" w:sz="4" w:val="single"/>
+          <w:top w:val="single" w:sz="4" w:space="0" w:color="BFBFBF"/>
+          <w:left w:val="single" w:sz="4" w:space="0" w:color="BFBFBF"/>
+          <w:bottom w:val="single" w:sz="4" w:space="0" w:color="BFBFBF"/>
+          <w:right w:val="single" w:sz="4" w:space="0" w:color="BFBFBF"/>
+          <w:insideH w:val="single" w:sz="4" w:space="0" w:color="BFBFBF"/>
+          <w:insideV w:val="single" w:sz="4" w:space="0" w:color="BFBFBF"/>
         </w:tblBorders>
         <w:tblLayout w:type="fixed"/>
-        <w:tblLook w:val="0400"/>
+        <w:tblLook w:val="0400" w:firstRow="0" w:lastRow="0" w:firstColumn="0" w:lastColumn="0" w:noHBand="0" w:noVBand="1"/>
       </w:tblPr>
       <w:tblGrid>
         <w:gridCol w:w="10076"/>
-        <w:tblGridChange w:id="0">
-          <w:tblGrid>
-            <w:gridCol w:w="10076"/>
-          </w:tblGrid>
-        </w:tblGridChange>
       </w:tblGrid>
       <w:tr>
         <w:trPr>
-          <w:cantSplit w:val="0"/>
-          <w:trHeight w:val="440" w:hRule="atLeast"/>
-          <w:tblHeader w:val="0"/>
+          <w:trHeight w:val="440"/>
         </w:trPr>
         <w:tc>
           <w:tcPr>
+            <w:tcW w:w="10076" w:type="dxa"/>
             <w:vAlign w:val="center"/>
           </w:tcPr>
           <w:p>
             <w:pPr>
               <w:rPr>
-                <w:b w:val="1"/>
+                <w:b/>
                 <w:color w:val="767171"/>
                 <w:sz w:val="24"/>
                 <w:szCs w:val="24"/>
@@ -320,27 +254,20 @@
               <w:rPr>
                 <w:sz w:val="24"/>
                 <w:szCs w:val="24"/>
-                <w:rtl w:val="0"/>
-              </w:rPr>
-              <w:t xml:space="preserve">1. Revisa la malla de tu carrera, piensa en las asignaturas o certificados de competencias que has cursado hasta ahora. Responde:</w:t>
-            </w:r>
-            <w:r>
-              <w:rPr>
-                <w:rtl w:val="0"/>
-              </w:rPr>
+              </w:rPr>
+              <w:t>1. Revisa la malla de tu carrera, piensa en las asignaturas o certificados de competencias que has cursado hasta ahora. Responde:</w:t>
             </w:r>
           </w:p>
         </w:tc>
       </w:tr>
       <w:tr>
         <w:trPr>
-          <w:cantSplit w:val="0"/>
-          <w:trHeight w:val="1663" w:hRule="atLeast"/>
-          <w:tblHeader w:val="0"/>
+          <w:trHeight w:val="1663"/>
         </w:trPr>
         <w:tc>
           <w:tcPr>
-            <w:shd w:fill="deebf6" w:val="clear"/>
+            <w:tcW w:w="10076" w:type="dxa"/>
+            <w:shd w:val="clear" w:color="auto" w:fill="DEEBF6"/>
             <w:vAlign w:val="center"/>
           </w:tcPr>
           <w:p>
@@ -351,26 +278,20 @@
                 <w:szCs w:val="24"/>
               </w:rPr>
             </w:pPr>
-            <w:r>
-              <w:rPr>
-                <w:rtl w:val="0"/>
-              </w:rPr>
-            </w:r>
-          </w:p>
-          <w:p>
-            <w:pPr>
-              <w:rPr>
-                <w:b w:val="1"/>
-                <w:sz w:val="24"/>
-                <w:szCs w:val="24"/>
-              </w:rPr>
-            </w:pPr>
-            <w:r>
-              <w:rPr>
-                <w:b w:val="1"/>
-                <w:sz w:val="24"/>
-                <w:szCs w:val="24"/>
-                <w:rtl w:val="0"/>
+          </w:p>
+          <w:p>
+            <w:pPr>
+              <w:rPr>
+                <w:b/>
+                <w:sz w:val="24"/>
+                <w:szCs w:val="24"/>
+              </w:rPr>
+            </w:pPr>
+            <w:r>
+              <w:rPr>
+                <w:b/>
+                <w:sz w:val="24"/>
+                <w:szCs w:val="24"/>
               </w:rPr>
               <w:t xml:space="preserve">¿Cuáles son las asignaturas o certificados que más te gustaron y/o se relacionan con tus intereses profesionales? ¿Qué es lo que más te gustó de cada uno? </w:t>
             </w:r>
@@ -381,19 +302,17 @@
                 <w:ilvl w:val="0"/>
                 <w:numId w:val="2"/>
               </w:numPr>
-              <w:ind w:left="720" w:hanging="360"/>
-              <w:rPr>
-                <w:sz w:val="24"/>
-                <w:szCs w:val="24"/>
-              </w:rPr>
-            </w:pPr>
-            <w:r>
-              <w:rPr>
-                <w:sz w:val="24"/>
-                <w:szCs w:val="24"/>
-                <w:rtl w:val="0"/>
-              </w:rPr>
-              <w:t xml:space="preserve">Desarrollo de Software de Escritorio</w:t>
+              <w:rPr>
+                <w:sz w:val="24"/>
+                <w:szCs w:val="24"/>
+              </w:rPr>
+            </w:pPr>
+            <w:r>
+              <w:rPr>
+                <w:sz w:val="24"/>
+                <w:szCs w:val="24"/>
+              </w:rPr>
+              <w:t>Desarrollo de Software de Escritorio</w:t>
             </w:r>
           </w:p>
           <w:p>
@@ -402,20 +321,52 @@
                 <w:ilvl w:val="0"/>
                 <w:numId w:val="2"/>
               </w:numPr>
-              <w:ind w:left="720" w:hanging="360"/>
-              <w:rPr>
-                <w:sz w:val="24"/>
-                <w:szCs w:val="24"/>
-              </w:rPr>
-            </w:pPr>
-            <w:r>
-              <w:rPr>
-                <w:sz w:val="24"/>
-                <w:szCs w:val="24"/>
-                <w:rtl w:val="0"/>
-              </w:rPr>
-              <w:t xml:space="preserve">Fundamentos de Machine Learning  y Machine Learning</w:t>
-            </w:r>
+              <w:rPr>
+                <w:sz w:val="24"/>
+                <w:szCs w:val="24"/>
+              </w:rPr>
+            </w:pPr>
+            <w:r>
+              <w:rPr>
+                <w:sz w:val="24"/>
+                <w:szCs w:val="24"/>
+              </w:rPr>
+              <w:t xml:space="preserve">Fundamentos de Machine </w:t>
+            </w:r>
+            <w:proofErr w:type="spellStart"/>
+            <w:proofErr w:type="gramStart"/>
+            <w:r>
+              <w:rPr>
+                <w:sz w:val="24"/>
+                <w:szCs w:val="24"/>
+              </w:rPr>
+              <w:t>Learning</w:t>
+            </w:r>
+            <w:proofErr w:type="spellEnd"/>
+            <w:r>
+              <w:rPr>
+                <w:sz w:val="24"/>
+                <w:szCs w:val="24"/>
+              </w:rPr>
+              <w:t xml:space="preserve">  y</w:t>
+            </w:r>
+            <w:proofErr w:type="gramEnd"/>
+            <w:r>
+              <w:rPr>
+                <w:sz w:val="24"/>
+                <w:szCs w:val="24"/>
+              </w:rPr>
+              <w:t xml:space="preserve"> Machine </w:t>
+            </w:r>
+            <w:proofErr w:type="spellStart"/>
+            <w:r>
+              <w:rPr>
+                <w:sz w:val="24"/>
+                <w:szCs w:val="24"/>
+              </w:rPr>
+              <w:t>Learning</w:t>
+            </w:r>
+            <w:proofErr w:type="spellEnd"/>
           </w:p>
           <w:p>
             <w:pPr>
@@ -423,20 +374,27 @@
                 <w:ilvl w:val="0"/>
                 <w:numId w:val="2"/>
               </w:numPr>
-              <w:ind w:left="720" w:hanging="360"/>
-              <w:rPr>
-                <w:sz w:val="24"/>
-                <w:szCs w:val="24"/>
-              </w:rPr>
-            </w:pPr>
-            <w:r>
-              <w:rPr>
-                <w:sz w:val="24"/>
-                <w:szCs w:val="24"/>
-                <w:rtl w:val="0"/>
-              </w:rPr>
-              <w:t xml:space="preserve">Deep Learning</w:t>
-            </w:r>
+              <w:rPr>
+                <w:sz w:val="24"/>
+                <w:szCs w:val="24"/>
+              </w:rPr>
+            </w:pPr>
+            <w:r>
+              <w:rPr>
+                <w:sz w:val="24"/>
+                <w:szCs w:val="24"/>
+              </w:rPr>
+              <w:t xml:space="preserve">Deep </w:t>
+            </w:r>
+            <w:proofErr w:type="spellStart"/>
+            <w:r>
+              <w:rPr>
+                <w:sz w:val="24"/>
+                <w:szCs w:val="24"/>
+              </w:rPr>
+              <w:t>Learning</w:t>
+            </w:r>
+            <w:proofErr w:type="spellEnd"/>
           </w:p>
           <w:p>
             <w:pPr>
@@ -444,26 +402,23 @@
                 <w:ilvl w:val="0"/>
                 <w:numId w:val="2"/>
               </w:numPr>
-              <w:ind w:left="720" w:hanging="360"/>
-              <w:rPr>
-                <w:sz w:val="24"/>
-                <w:szCs w:val="24"/>
-              </w:rPr>
-            </w:pPr>
-            <w:r>
-              <w:rPr>
-                <w:sz w:val="24"/>
-                <w:szCs w:val="24"/>
-                <w:rtl w:val="0"/>
-              </w:rPr>
-              <w:t xml:space="preserve">Minería de datos</w:t>
-            </w:r>
-          </w:p>
-          <w:p>
-            <w:pPr>
-              <w:ind w:left="0" w:firstLine="0"/>
-              <w:rPr>
-                <w:b w:val="1"/>
+              <w:rPr>
+                <w:sz w:val="24"/>
+                <w:szCs w:val="24"/>
+              </w:rPr>
+            </w:pPr>
+            <w:r>
+              <w:rPr>
+                <w:sz w:val="24"/>
+                <w:szCs w:val="24"/>
+              </w:rPr>
+              <w:t>Minería de datos</w:t>
+            </w:r>
+          </w:p>
+          <w:p>
+            <w:pPr>
+              <w:rPr>
+                <w:b/>
                 <w:sz w:val="26"/>
                 <w:szCs w:val="26"/>
               </w:rPr>
@@ -472,25 +427,45 @@
               <w:rPr>
                 <w:sz w:val="24"/>
                 <w:szCs w:val="24"/>
-                <w:rtl w:val="0"/>
-              </w:rPr>
-              <w:t xml:space="preserve">Estos ramos fueron los que más me gustaron y  más se alinean con mis intereses personales, combinan el desarrollo de aplicaciones inteligentes con el análisis de datos y el futuro de la tecnología.</w:t>
-              <w:br w:type="textWrapping"/>
-            </w:r>
-            <w:r>
-              <w:rPr>
-                <w:b w:val="1"/>
+              </w:rPr>
+              <w:t xml:space="preserve">Estos ramos fueron los que más me gustaron </w:t>
+            </w:r>
+            <w:proofErr w:type="gramStart"/>
+            <w:r>
+              <w:rPr>
+                <w:sz w:val="24"/>
+                <w:szCs w:val="24"/>
+              </w:rPr>
+              <w:t>y  más</w:t>
+            </w:r>
+            <w:proofErr w:type="gramEnd"/>
+            <w:r>
+              <w:rPr>
+                <w:sz w:val="24"/>
+                <w:szCs w:val="24"/>
+              </w:rPr>
+              <w:t xml:space="preserve"> se alinean con mis intereses personales, combinan el desarrollo de aplicaciones inteligentes con el análisis de datos y el futuro de la tecnología.</w:t>
+            </w:r>
+            <w:r>
+              <w:rPr>
+                <w:sz w:val="24"/>
+                <w:szCs w:val="24"/>
+              </w:rPr>
+              <w:br/>
+            </w:r>
+            <w:r>
+              <w:rPr>
+                <w:b/>
                 <w:sz w:val="26"/>
                 <w:szCs w:val="26"/>
-                <w:rtl w:val="0"/>
-              </w:rPr>
-              <w:t xml:space="preserve">Desarrollo de Software de Escritorio</w:t>
-            </w:r>
-          </w:p>
-          <w:p>
-            <w:pPr>
-              <w:rPr>
-                <w:b w:val="1"/>
+              </w:rPr>
+              <w:t>Desarrollo de Software de Escritorio</w:t>
+            </w:r>
+          </w:p>
+          <w:p>
+            <w:pPr>
+              <w:rPr>
+                <w:b/>
                 <w:sz w:val="26"/>
                 <w:szCs w:val="26"/>
               </w:rPr>
@@ -499,72 +474,70 @@
               <w:rPr>
                 <w:sz w:val="26"/>
                 <w:szCs w:val="26"/>
-                <w:rtl w:val="0"/>
-              </w:rPr>
-              <w:t xml:space="preserve">Fue mi primer contacto con el lenguaje de programación Java, aprendí a crear apps simples usando un CRUD.</w:t>
-              <w:br w:type="textWrapping"/>
-              <w:t xml:space="preserve">Trabajé con </w:t>
+              </w:rPr>
+              <w:t>Fue mi primer contacto con el lenguaje de programación Java, aprendí a crear apps simples usando un CRUD.</w:t>
             </w:r>
             <w:r>
               <w:rPr>
                 <w:sz w:val="26"/>
                 <w:szCs w:val="26"/>
-                <w:rtl w:val="0"/>
-              </w:rPr>
-              <w:t xml:space="preserve">MSYQL</w:t>
+              </w:rPr>
+              <w:br/>
+              <w:t>Trabajé con MSYQL, para la base de datos.</w:t>
             </w:r>
             <w:r>
               <w:rPr>
                 <w:sz w:val="26"/>
                 <w:szCs w:val="26"/>
-                <w:rtl w:val="0"/>
-              </w:rPr>
-              <w:t xml:space="preserve">, para la base de datos.</w:t>
-              <w:br w:type="textWrapping"/>
-            </w:r>
-            <w:r>
-              <w:rPr>
-                <w:b w:val="1"/>
+              </w:rPr>
+              <w:br/>
+            </w:r>
+            <w:r>
+              <w:rPr>
+                <w:b/>
                 <w:sz w:val="26"/>
                 <w:szCs w:val="26"/>
-                <w:rtl w:val="0"/>
-              </w:rPr>
-              <w:t xml:space="preserve">Fundamentos de Machine Learning  y Machine Learning</w:t>
-            </w:r>
-          </w:p>
-          <w:p>
-            <w:pPr>
-              <w:rPr>
+              </w:rPr>
+              <w:t xml:space="preserve">Fundamentos de Machine </w:t>
+            </w:r>
+            <w:proofErr w:type="spellStart"/>
+            <w:proofErr w:type="gramStart"/>
+            <w:r>
+              <w:rPr>
+                <w:b/>
                 <w:sz w:val="26"/>
                 <w:szCs w:val="26"/>
               </w:rPr>
-            </w:pPr>
-            <w:r>
-              <w:rPr>
+              <w:t>Learning</w:t>
+            </w:r>
+            <w:proofErr w:type="spellEnd"/>
+            <w:r>
+              <w:rPr>
+                <w:b/>
                 <w:sz w:val="26"/>
                 <w:szCs w:val="26"/>
-                <w:rtl w:val="0"/>
-              </w:rPr>
-              <w:t xml:space="preserve">Me gusta la idea de que una computadora pueda aprender a partir de datos sin ser explícitamente programada para cada tarea</w:t>
-            </w:r>
-          </w:p>
-          <w:p>
-            <w:pPr>
-              <w:rPr>
-                <w:b w:val="1"/>
+              </w:rPr>
+              <w:t xml:space="preserve">  y</w:t>
+            </w:r>
+            <w:proofErr w:type="gramEnd"/>
+            <w:r>
+              <w:rPr>
+                <w:b/>
                 <w:sz w:val="26"/>
                 <w:szCs w:val="26"/>
               </w:rPr>
-            </w:pPr>
-            <w:r>
-              <w:rPr>
-                <w:b w:val="1"/>
+              <w:t xml:space="preserve"> Machine </w:t>
+            </w:r>
+            <w:proofErr w:type="spellStart"/>
+            <w:r>
+              <w:rPr>
+                <w:b/>
                 <w:sz w:val="26"/>
                 <w:szCs w:val="26"/>
-                <w:rtl w:val="0"/>
-              </w:rPr>
-              <w:t xml:space="preserve">Deep Learning</w:t>
-            </w:r>
+              </w:rPr>
+              <w:t>Learning</w:t>
+            </w:r>
+            <w:proofErr w:type="spellEnd"/>
           </w:p>
           <w:p>
             <w:pPr>
@@ -577,60 +550,108 @@
               <w:rPr>
                 <w:sz w:val="26"/>
                 <w:szCs w:val="26"/>
-                <w:rtl w:val="0"/>
-              </w:rPr>
-              <w:t xml:space="preserve">Me gusto aprender cómo funcionar realmente los algoritmos que están basados en una red neuronal del cerebro</w:t>
-            </w:r>
-          </w:p>
-          <w:p>
-            <w:pPr>
-              <w:ind w:left="0" w:firstLine="0"/>
-              <w:rPr>
-                <w:b w:val="1"/>
+              </w:rPr>
+              <w:t>Me gusta la idea de que una computadora pueda aprender a partir de datos sin ser explícitamente programada para cada tarea</w:t>
+            </w:r>
+          </w:p>
+          <w:p>
+            <w:pPr>
+              <w:rPr>
+                <w:b/>
                 <w:sz w:val="26"/>
                 <w:szCs w:val="26"/>
               </w:rPr>
             </w:pPr>
             <w:r>
               <w:rPr>
-                <w:b w:val="1"/>
+                <w:b/>
                 <w:sz w:val="26"/>
                 <w:szCs w:val="26"/>
-                <w:rtl w:val="0"/>
-              </w:rPr>
-              <w:t xml:space="preserve">Minería de Datos</w:t>
-            </w:r>
-          </w:p>
-          <w:p>
-            <w:pPr>
-              <w:ind w:left="0" w:firstLine="0"/>
-              <w:rPr>
+              </w:rPr>
+              <w:t xml:space="preserve">Deep </w:t>
+            </w:r>
+            <w:proofErr w:type="spellStart"/>
+            <w:r>
+              <w:rPr>
+                <w:b/>
                 <w:sz w:val="26"/>
                 <w:szCs w:val="26"/>
               </w:rPr>
-            </w:pPr>
-            <w:r>
+              <w:t>Learning</w:t>
+            </w:r>
+            <w:proofErr w:type="spellEnd"/>
+          </w:p>
+          <w:p>
+            <w:pPr>
               <w:rPr>
                 <w:sz w:val="26"/>
                 <w:szCs w:val="26"/>
-                <w:rtl w:val="0"/>
-              </w:rPr>
-              <w:t xml:space="preserve">Me gusto porque permitió entender  cómo se trabajan grandes volúmenes de datos, a través de una metodología. </w:t>
-            </w:r>
-          </w:p>
-          <w:p>
-            <w:pPr>
-              <w:rPr>
-                <w:b w:val="1"/>
+              </w:rPr>
+            </w:pPr>
+            <w:r>
+              <w:rPr>
                 <w:sz w:val="26"/>
                 <w:szCs w:val="26"/>
               </w:rPr>
-            </w:pPr>
-            <w:r>
-              <w:rPr>
-                <w:rtl w:val="0"/>
-              </w:rPr>
-            </w:r>
+              <w:t>Me gusto aprender cómo funcionar realmente los algoritmos que están basados en una red neuronal del cerebro</w:t>
+            </w:r>
+          </w:p>
+          <w:p>
+            <w:pPr>
+              <w:rPr>
+                <w:b/>
+                <w:sz w:val="26"/>
+                <w:szCs w:val="26"/>
+              </w:rPr>
+            </w:pPr>
+            <w:r>
+              <w:rPr>
+                <w:b/>
+                <w:sz w:val="26"/>
+                <w:szCs w:val="26"/>
+              </w:rPr>
+              <w:t>Minería de Datos</w:t>
+            </w:r>
+          </w:p>
+          <w:p>
+            <w:pPr>
+              <w:rPr>
+                <w:sz w:val="26"/>
+                <w:szCs w:val="26"/>
+              </w:rPr>
+            </w:pPr>
+            <w:r>
+              <w:rPr>
+                <w:sz w:val="26"/>
+                <w:szCs w:val="26"/>
+              </w:rPr>
+              <w:t xml:space="preserve">Me gusto porque permitió </w:t>
+            </w:r>
+            <w:proofErr w:type="gramStart"/>
+            <w:r>
+              <w:rPr>
+                <w:sz w:val="26"/>
+                <w:szCs w:val="26"/>
+              </w:rPr>
+              <w:t>entender  cómo</w:t>
+            </w:r>
+            <w:proofErr w:type="gramEnd"/>
+            <w:r>
+              <w:rPr>
+                <w:sz w:val="26"/>
+                <w:szCs w:val="26"/>
+              </w:rPr>
+              <w:t xml:space="preserve"> se trabajan grandes volúmenes de datos, a través de una metodología. </w:t>
+            </w:r>
+          </w:p>
+          <w:p>
+            <w:pPr>
+              <w:rPr>
+                <w:b/>
+                <w:sz w:val="26"/>
+                <w:szCs w:val="26"/>
+              </w:rPr>
+            </w:pPr>
           </w:p>
           <w:p>
             <w:pPr>
@@ -640,11 +661,6 @@
                 <w:szCs w:val="24"/>
               </w:rPr>
             </w:pPr>
-            <w:r>
-              <w:rPr>
-                <w:rtl w:val="0"/>
-              </w:rPr>
-            </w:r>
           </w:p>
           <w:p>
             <w:pPr>
@@ -654,11 +670,6 @@
                 <w:szCs w:val="24"/>
               </w:rPr>
             </w:pPr>
-            <w:r>
-              <w:rPr>
-                <w:rtl w:val="0"/>
-              </w:rPr>
-            </w:r>
           </w:p>
           <w:p>
             <w:pPr>
@@ -668,31 +679,21 @@
                 <w:szCs w:val="24"/>
               </w:rPr>
             </w:pPr>
-            <w:r>
-              <w:rPr>
-                <w:rtl w:val="0"/>
-              </w:rPr>
-            </w:r>
-          </w:p>
-          <w:p>
-            <w:pPr>
-              <w:rPr>
-                <w:b w:val="1"/>
+          </w:p>
+          <w:p>
+            <w:pPr>
+              <w:rPr>
+                <w:b/>
                 <w:color w:val="767171"/>
                 <w:sz w:val="24"/>
                 <w:szCs w:val="24"/>
               </w:rPr>
             </w:pPr>
-            <w:r>
-              <w:rPr>
-                <w:rtl w:val="0"/>
-              </w:rPr>
-            </w:r>
-          </w:p>
-          <w:p>
-            <w:pPr>
-              <w:rPr>
-                <w:b w:val="1"/>
+          </w:p>
+          <w:p>
+            <w:pPr>
+              <w:rPr>
+                <w:b/>
                 <w:color w:val="767171"/>
                 <w:sz w:val="24"/>
                 <w:szCs w:val="24"/>
@@ -700,17 +701,11 @@
             </w:pPr>
             <w:r>
               <w:rPr>
-                <w:b w:val="1"/>
-                <w:sz w:val="24"/>
-                <w:szCs w:val="24"/>
-                <w:rtl w:val="0"/>
-              </w:rPr>
-              <w:t xml:space="preserve">A partir de las certificaciones que obtienes a lo largo de la carrera ¿Existe valor en la o las certificaciones obtenidas? ¿Por qué?</w:t>
-            </w:r>
-            <w:r>
-              <w:rPr>
-                <w:rtl w:val="0"/>
-              </w:rPr>
+                <w:b/>
+                <w:sz w:val="24"/>
+                <w:szCs w:val="24"/>
+              </w:rPr>
+              <w:t>A partir de las certificaciones que obtienes a lo largo de la carrera ¿Existe valor en la o las certificaciones obtenidas? ¿Por qué?</w:t>
             </w:r>
           </w:p>
           <w:p>
@@ -725,17 +720,15 @@
                 <w:color w:val="767171"/>
                 <w:sz w:val="24"/>
                 <w:szCs w:val="24"/>
-                <w:rtl w:val="0"/>
-              </w:rPr>
-              <w:br w:type="textWrapping"/>
-            </w:r>
-            <w:r>
-              <w:rPr>
-                <w:sz w:val="24"/>
-                <w:szCs w:val="24"/>
-                <w:rtl w:val="0"/>
-              </w:rPr>
-              <w:t xml:space="preserve">Si existe valor a lo largo de las certificaciones, en mi caso obtuve un Certificado de Especialización Ciencia de Datos. Estos certificados de especialización demuestran que se ha dedicado tiempo y esfuerzo para dominar un campo específico y de alta demanda.</w:t>
+              </w:rPr>
+              <w:br/>
+            </w:r>
+            <w:r>
+              <w:rPr>
+                <w:sz w:val="24"/>
+                <w:szCs w:val="24"/>
+              </w:rPr>
+              <w:t>Si existe valor a lo largo de las certificaciones, en mi caso obtuve un Certificado de Especialización Ciencia de Datos. Estos certificados de especialización demuestran que se ha dedicado tiempo y esfuerzo para dominar un campo específico y de alta demanda.</w:t>
             </w:r>
           </w:p>
           <w:p>
@@ -746,11 +739,6 @@
                 <w:szCs w:val="24"/>
               </w:rPr>
             </w:pPr>
-            <w:r>
-              <w:rPr>
-                <w:rtl w:val="0"/>
-              </w:rPr>
-            </w:r>
           </w:p>
           <w:p>
             <w:pPr>
@@ -760,11 +748,6 @@
                 <w:szCs w:val="24"/>
               </w:rPr>
             </w:pPr>
-            <w:r>
-              <w:rPr>
-                <w:rtl w:val="0"/>
-              </w:rPr>
-            </w:r>
           </w:p>
           <w:p>
             <w:pPr>
@@ -774,11 +757,6 @@
                 <w:szCs w:val="24"/>
               </w:rPr>
             </w:pPr>
-            <w:r>
-              <w:rPr>
-                <w:rtl w:val="0"/>
-              </w:rPr>
-            </w:r>
           </w:p>
           <w:p>
             <w:pPr>
@@ -788,11 +766,6 @@
                 <w:szCs w:val="24"/>
               </w:rPr>
             </w:pPr>
-            <w:r>
-              <w:rPr>
-                <w:rtl w:val="0"/>
-              </w:rPr>
-            </w:r>
           </w:p>
           <w:p>
             <w:pPr>
@@ -802,71 +775,42 @@
                 <w:szCs w:val="24"/>
               </w:rPr>
             </w:pPr>
-            <w:r>
-              <w:rPr>
-                <w:rtl w:val="0"/>
-              </w:rPr>
-            </w:r>
-          </w:p>
-          <w:p>
-            <w:pPr>
-              <w:jc w:val="both"/>
-              <w:rPr>
-                <w:rFonts w:ascii="Calibri" w:cs="Calibri" w:eastAsia="Calibri" w:hAnsi="Calibri"/>
-                <w:b w:val="1"/>
-                <w:color w:val="1f4e79"/>
-              </w:rPr>
-            </w:pPr>
-            <w:r>
-              <w:rPr>
-                <w:rtl w:val="0"/>
-              </w:rPr>
-            </w:r>
-          </w:p>
-          <w:p>
-            <w:pPr>
-              <w:jc w:val="both"/>
-              <w:rPr>
-                <w:rFonts w:ascii="Calibri" w:cs="Calibri" w:eastAsia="Calibri" w:hAnsi="Calibri"/>
-                <w:b w:val="1"/>
-                <w:color w:val="1f4e79"/>
-              </w:rPr>
-            </w:pPr>
-            <w:r>
-              <w:rPr>
-                <w:rtl w:val="0"/>
-              </w:rPr>
-            </w:r>
-          </w:p>
-          <w:p>
-            <w:pPr>
-              <w:jc w:val="both"/>
-              <w:rPr>
-                <w:rFonts w:ascii="Calibri" w:cs="Calibri" w:eastAsia="Calibri" w:hAnsi="Calibri"/>
-                <w:b w:val="1"/>
-                <w:color w:val="1f4e79"/>
-              </w:rPr>
-            </w:pPr>
-            <w:r>
-              <w:rPr>
-                <w:rtl w:val="0"/>
-              </w:rPr>
-            </w:r>
-          </w:p>
-          <w:p>
-            <w:pPr>
-              <w:jc w:val="both"/>
-              <w:rPr>
-                <w:rFonts w:ascii="Calibri" w:cs="Calibri" w:eastAsia="Calibri" w:hAnsi="Calibri"/>
-                <w:b w:val="1"/>
-                <w:color w:val="1f4e79"/>
-              </w:rPr>
-            </w:pPr>
-            <w:r>
-              <w:rPr>
-                <w:rtl w:val="0"/>
-              </w:rPr>
-            </w:r>
+          </w:p>
+          <w:p>
+            <w:pPr>
+              <w:jc w:val="both"/>
+              <w:rPr>
+                <w:b/>
+                <w:color w:val="1F4E79"/>
+              </w:rPr>
+            </w:pPr>
+          </w:p>
+          <w:p>
+            <w:pPr>
+              <w:jc w:val="both"/>
+              <w:rPr>
+                <w:b/>
+                <w:color w:val="1F4E79"/>
+              </w:rPr>
+            </w:pPr>
+          </w:p>
+          <w:p>
+            <w:pPr>
+              <w:jc w:val="both"/>
+              <w:rPr>
+                <w:b/>
+                <w:color w:val="1F4E79"/>
+              </w:rPr>
+            </w:pPr>
+          </w:p>
+          <w:p>
+            <w:pPr>
+              <w:jc w:val="both"/>
+              <w:rPr>
+                <w:b/>
+                <w:color w:val="1F4E79"/>
+              </w:rPr>
+            </w:pPr>
           </w:p>
         </w:tc>
       </w:tr>
@@ -881,108 +825,77 @@
           <w:szCs w:val="24"/>
         </w:rPr>
       </w:pPr>
-      <w:r>
-        <w:rPr>
-          <w:rtl w:val="0"/>
-        </w:rPr>
-      </w:r>
     </w:p>
     <w:p>
       <w:pPr>
         <w:spacing w:after="0" w:line="360" w:lineRule="auto"/>
         <w:jc w:val="both"/>
         <w:rPr>
-          <w:b w:val="1"/>
+          <w:b/>
           <w:sz w:val="24"/>
           <w:szCs w:val="24"/>
         </w:rPr>
       </w:pPr>
-      <w:r>
-        <w:rPr>
-          <w:rtl w:val="0"/>
-        </w:rPr>
-      </w:r>
     </w:p>
     <w:p>
       <w:pPr>
         <w:spacing w:after="0" w:line="360" w:lineRule="auto"/>
         <w:jc w:val="both"/>
         <w:rPr>
-          <w:b w:val="1"/>
+          <w:b/>
           <w:sz w:val="24"/>
           <w:szCs w:val="24"/>
         </w:rPr>
       </w:pPr>
-      <w:r>
-        <w:rPr>
-          <w:rtl w:val="0"/>
-        </w:rPr>
-      </w:r>
     </w:p>
     <w:p>
       <w:pPr>
         <w:spacing w:after="0" w:line="360" w:lineRule="auto"/>
         <w:jc w:val="both"/>
         <w:rPr>
-          <w:b w:val="1"/>
+          <w:b/>
           <w:sz w:val="24"/>
           <w:szCs w:val="24"/>
         </w:rPr>
       </w:pPr>
-      <w:r>
-        <w:rPr>
-          <w:rtl w:val="0"/>
-        </w:rPr>
-      </w:r>
     </w:p>
     <w:p>
       <w:pPr>
         <w:spacing w:after="0" w:line="360" w:lineRule="auto"/>
         <w:jc w:val="both"/>
         <w:rPr>
-          <w:b w:val="1"/>
+          <w:b/>
           <w:sz w:val="24"/>
           <w:szCs w:val="24"/>
         </w:rPr>
       </w:pPr>
-      <w:r>
-        <w:rPr>
-          <w:rtl w:val="0"/>
-        </w:rPr>
-      </w:r>
     </w:p>
     <w:tbl>
       <w:tblPr>
-        <w:tblStyle w:val="Table4"/>
-        <w:tblW w:w="10076.0" w:type="dxa"/>
-        <w:jc w:val="left"/>
+        <w:tblStyle w:val="a2"/>
+        <w:tblW w:w="10076" w:type="dxa"/>
+        <w:tblInd w:w="0" w:type="dxa"/>
         <w:tblBorders>
-          <w:top w:color="bfbfbf" w:space="0" w:sz="4" w:val="single"/>
-          <w:left w:color="bfbfbf" w:space="0" w:sz="4" w:val="single"/>
-          <w:bottom w:color="bfbfbf" w:space="0" w:sz="4" w:val="single"/>
-          <w:right w:color="bfbfbf" w:space="0" w:sz="4" w:val="single"/>
-          <w:insideH w:color="bfbfbf" w:space="0" w:sz="4" w:val="single"/>
-          <w:insideV w:color="bfbfbf" w:space="0" w:sz="4" w:val="single"/>
+          <w:top w:val="single" w:sz="4" w:space="0" w:color="BFBFBF"/>
+          <w:left w:val="single" w:sz="4" w:space="0" w:color="BFBFBF"/>
+          <w:bottom w:val="single" w:sz="4" w:space="0" w:color="BFBFBF"/>
+          <w:right w:val="single" w:sz="4" w:space="0" w:color="BFBFBF"/>
+          <w:insideH w:val="single" w:sz="4" w:space="0" w:color="BFBFBF"/>
+          <w:insideV w:val="single" w:sz="4" w:space="0" w:color="BFBFBF"/>
         </w:tblBorders>
         <w:tblLayout w:type="fixed"/>
-        <w:tblLook w:val="0400"/>
+        <w:tblLook w:val="0400" w:firstRow="0" w:lastRow="0" w:firstColumn="0" w:lastColumn="0" w:noHBand="0" w:noVBand="1"/>
       </w:tblPr>
       <w:tblGrid>
         <w:gridCol w:w="10076"/>
-        <w:tblGridChange w:id="0">
-          <w:tblGrid>
-            <w:gridCol w:w="10076"/>
-          </w:tblGrid>
-        </w:tblGridChange>
       </w:tblGrid>
       <w:tr>
         <w:trPr>
-          <w:cantSplit w:val="0"/>
-          <w:trHeight w:val="440" w:hRule="atLeast"/>
-          <w:tblHeader w:val="0"/>
+          <w:trHeight w:val="440"/>
         </w:trPr>
         <w:tc>
           <w:tcPr>
+            <w:tcW w:w="10076" w:type="dxa"/>
             <w:vAlign w:val="center"/>
           </w:tcPr>
           <w:p>
@@ -998,26 +911,23 @@
               <w:rPr>
                 <w:sz w:val="24"/>
                 <w:szCs w:val="24"/>
-                <w:rtl w:val="0"/>
               </w:rPr>
               <w:t xml:space="preserve">2. Revisa las competencias y unidades de competencias correspondientes a cada asignatura de la malla de tu carrera. Marca en </w:t>
             </w:r>
             <w:r>
               <w:rPr>
-                <w:b w:val="1"/>
+                <w:b/>
                 <w:color w:val="385623"/>
                 <w:sz w:val="24"/>
                 <w:szCs w:val="24"/>
-                <w:rtl w:val="0"/>
-              </w:rPr>
-              <w:t xml:space="preserve">verde</w:t>
+              </w:rPr>
+              <w:t>verde</w:t>
             </w:r>
             <w:r>
               <w:rPr>
                 <w:color w:val="385623"/>
                 <w:sz w:val="24"/>
                 <w:szCs w:val="24"/>
-                <w:rtl w:val="0"/>
               </w:rPr>
               <w:t xml:space="preserve"> </w:t>
             </w:r>
@@ -1025,26 +935,23 @@
               <w:rPr>
                 <w:sz w:val="24"/>
                 <w:szCs w:val="24"/>
-                <w:rtl w:val="0"/>
               </w:rPr>
               <w:t xml:space="preserve">las competencias o unidades de competencia que consideras son tus </w:t>
             </w:r>
             <w:r>
               <w:rPr>
-                <w:b w:val="1"/>
+                <w:b/>
                 <w:color w:val="385623"/>
                 <w:sz w:val="24"/>
                 <w:szCs w:val="24"/>
-                <w:rtl w:val="0"/>
-              </w:rPr>
-              <w:t xml:space="preserve">fortalezas</w:t>
+              </w:rPr>
+              <w:t>fortalezas</w:t>
             </w:r>
             <w:r>
               <w:rPr>
                 <w:color w:val="385623"/>
                 <w:sz w:val="24"/>
                 <w:szCs w:val="24"/>
-                <w:rtl w:val="0"/>
               </w:rPr>
               <w:t xml:space="preserve"> </w:t>
             </w:r>
@@ -1052,139 +959,93 @@
               <w:rPr>
                 <w:sz w:val="24"/>
                 <w:szCs w:val="24"/>
-                <w:rtl w:val="0"/>
               </w:rPr>
               <w:t xml:space="preserve">y en </w:t>
             </w:r>
             <w:r>
               <w:rPr>
-                <w:b w:val="1"/>
-                <w:color w:val="ff0000"/>
-                <w:sz w:val="24"/>
-                <w:szCs w:val="24"/>
-                <w:rtl w:val="0"/>
-              </w:rPr>
-              <w:t xml:space="preserve">rojo</w:t>
-            </w:r>
-            <w:r>
-              <w:rPr>
-                <w:sz w:val="24"/>
-                <w:szCs w:val="24"/>
-                <w:rtl w:val="0"/>
+                <w:b/>
+                <w:color w:val="FF0000"/>
+                <w:sz w:val="24"/>
+                <w:szCs w:val="24"/>
+              </w:rPr>
+              <w:t>rojo</w:t>
+            </w:r>
+            <w:r>
+              <w:rPr>
+                <w:sz w:val="24"/>
+                <w:szCs w:val="24"/>
               </w:rPr>
               <w:t xml:space="preserve"> las que requieren ser fortalecidas. A partir de este ejercicio responde:</w:t>
-            </w:r>
-            <w:r>
-              <w:rPr>
-                <w:rtl w:val="0"/>
-              </w:rPr>
             </w:r>
           </w:p>
         </w:tc>
       </w:tr>
       <w:tr>
         <w:trPr>
-          <w:cantSplit w:val="0"/>
-          <w:trHeight w:val="440" w:hRule="atLeast"/>
-          <w:tblHeader w:val="0"/>
+          <w:trHeight w:val="440"/>
         </w:trPr>
         <w:tc>
           <w:tcPr>
-            <w:shd w:fill="deebf6" w:val="clear"/>
+            <w:tcW w:w="10076" w:type="dxa"/>
+            <w:shd w:val="clear" w:color="auto" w:fill="DEEBF6"/>
             <w:vAlign w:val="center"/>
           </w:tcPr>
           <w:p>
             <w:pPr>
-              <w:jc w:val="both"/>
               <w:rPr>
                 <w:color w:val="767171"/>
                 <w:sz w:val="24"/>
                 <w:szCs w:val="24"/>
               </w:rPr>
             </w:pPr>
-            <w:r>
-              <w:rPr>
-                <w:rtl w:val="0"/>
-              </w:rPr>
-            </w:r>
-          </w:p>
-          <w:p>
-            <w:pPr>
-              <w:keepNext w:val="0"/>
-              <w:keepLines w:val="0"/>
-              <w:pageBreakBefore w:val="0"/>
-              <w:widowControl w:val="1"/>
+          </w:p>
+          <w:p>
+            <w:pPr>
               <w:numPr>
                 <w:ilvl w:val="0"/>
                 <w:numId w:val="1"/>
               </w:numPr>
               <w:pBdr>
-                <w:top w:space="0" w:sz="0" w:val="nil"/>
-                <w:left w:space="0" w:sz="0" w:val="nil"/>
-                <w:bottom w:space="0" w:sz="0" w:val="nil"/>
-                <w:right w:space="0" w:sz="0" w:val="nil"/>
-                <w:between w:space="0" w:sz="0" w:val="nil"/>
+                <w:top w:val="nil"/>
+                <w:left w:val="nil"/>
+                <w:bottom w:val="nil"/>
+                <w:right w:val="nil"/>
+                <w:between w:val="nil"/>
               </w:pBdr>
-              <w:shd w:fill="auto" w:val="clear"/>
               <w:tabs>
-                <w:tab w:val="left" w:leader="none" w:pos="454"/>
+                <w:tab w:val="left" w:pos="454"/>
               </w:tabs>
-              <w:spacing w:after="160" w:before="0" w:line="259" w:lineRule="auto"/>
-              <w:ind w:left="454" w:right="0" w:hanging="283"/>
-              <w:jc w:val="both"/>
-              <w:rPr>
-                <w:rFonts w:ascii="Calibri" w:cs="Calibri" w:eastAsia="Calibri" w:hAnsi="Calibri"/>
-                <w:b w:val="1"/>
-                <w:i w:val="0"/>
-                <w:smallCaps w:val="0"/>
-                <w:strike w:val="0"/>
+              <w:spacing w:after="160" w:line="259" w:lineRule="auto"/>
+              <w:ind w:left="454" w:hanging="283"/>
+              <w:rPr>
+                <w:b/>
                 <w:color w:val="767171"/>
-                <w:shd w:fill="auto" w:val="clear"/>
-                <w:vertAlign w:val="baseline"/>
-              </w:rPr>
-            </w:pPr>
-            <w:r>
-              <w:rPr>
-                <w:b w:val="1"/>
-                <w:i w:val="0"/>
-                <w:smallCaps w:val="0"/>
-                <w:strike w:val="0"/>
+              </w:rPr>
+            </w:pPr>
+            <w:r>
+              <w:rPr>
+                <w:b/>
                 <w:color w:val="000000"/>
                 <w:sz w:val="24"/>
                 <w:szCs w:val="24"/>
-                <w:u w:val="none"/>
-                <w:shd w:fill="auto" w:val="clear"/>
-                <w:vertAlign w:val="baseline"/>
-                <w:rtl w:val="0"/>
               </w:rPr>
               <w:t xml:space="preserve">¿Cuáles consideras que tienes más desarrolladas y te sientes más seguro aplicando? ¿En cuáles te sientes más débil y requieren ser fortalecidas? </w:t>
             </w:r>
-            <w:r>
-              <w:rPr>
-                <w:rtl w:val="0"/>
-              </w:rPr>
-            </w:r>
-          </w:p>
-          <w:p>
-            <w:pPr>
-              <w:keepNext w:val="0"/>
-              <w:keepLines w:val="0"/>
-              <w:pageBreakBefore w:val="0"/>
-              <w:widowControl w:val="1"/>
+          </w:p>
+          <w:p>
+            <w:pPr>
               <w:pBdr>
-                <w:top w:space="0" w:sz="0" w:val="nil"/>
-                <w:left w:space="0" w:sz="0" w:val="nil"/>
-                <w:bottom w:space="0" w:sz="0" w:val="nil"/>
-                <w:right w:space="0" w:sz="0" w:val="nil"/>
-                <w:between w:space="0" w:sz="0" w:val="nil"/>
+                <w:top w:val="nil"/>
+                <w:left w:val="nil"/>
+                <w:bottom w:val="nil"/>
+                <w:right w:val="nil"/>
+                <w:between w:val="nil"/>
               </w:pBdr>
-              <w:shd w:fill="auto" w:val="clear"/>
               <w:tabs>
-                <w:tab w:val="left" w:leader="none" w:pos="454"/>
+                <w:tab w:val="left" w:pos="454"/>
               </w:tabs>
-              <w:spacing w:after="160" w:before="0" w:line="259" w:lineRule="auto"/>
-              <w:ind w:left="0" w:right="0" w:firstLine="0"/>
-              <w:jc w:val="both"/>
+              <w:spacing w:after="160" w:line="259" w:lineRule="auto"/>
               <w:rPr>
                 <w:sz w:val="24"/>
                 <w:szCs w:val="24"/>
@@ -1193,11 +1054,10 @@
             </w:pPr>
             <w:r>
               <w:rPr>
-                <w:b w:val="1"/>
-                <w:sz w:val="24"/>
-                <w:szCs w:val="24"/>
-                <w:shd w:fill="93c47d" w:val="clear"/>
-                <w:rtl w:val="0"/>
+                <w:b/>
+                <w:sz w:val="24"/>
+                <w:szCs w:val="24"/>
+                <w:shd w:val="clear" w:color="auto" w:fill="93C47D"/>
               </w:rPr>
               <w:t xml:space="preserve">Competencias más desarrolladas </w:t>
             </w:r>
@@ -1205,41 +1065,48 @@
               <w:rPr>
                 <w:sz w:val="24"/>
                 <w:szCs w:val="24"/>
-                <w:shd w:fill="93c47d" w:val="clear"/>
-                <w:rtl w:val="0"/>
-              </w:rPr>
-              <w:br w:type="textWrapping"/>
+                <w:shd w:val="clear" w:color="auto" w:fill="93C47D"/>
+              </w:rPr>
+              <w:br/>
             </w:r>
             <w:r>
               <w:rPr>
                 <w:sz w:val="24"/>
                 <w:szCs w:val="24"/>
                 <w:highlight w:val="white"/>
-                <w:rtl w:val="0"/>
-              </w:rPr>
-              <w:t xml:space="preserve">Trabajo en equipo  y colaboración proactiva</w:t>
-            </w:r>
-          </w:p>
-          <w:p>
-            <w:pPr>
-              <w:keepNext w:val="0"/>
-              <w:keepLines w:val="0"/>
-              <w:pageBreakBefore w:val="0"/>
-              <w:widowControl w:val="1"/>
+              </w:rPr>
+              <w:t xml:space="preserve">Trabajo en </w:t>
+            </w:r>
+            <w:r>
+              <w:rPr>
+                <w:sz w:val="24"/>
+                <w:szCs w:val="24"/>
+                <w:highlight w:val="white"/>
+              </w:rPr>
+              <w:t>equipo y</w:t>
+            </w:r>
+            <w:r>
+              <w:rPr>
+                <w:sz w:val="24"/>
+                <w:szCs w:val="24"/>
+                <w:highlight w:val="white"/>
+              </w:rPr>
+              <w:t xml:space="preserve"> colaboración proactiva</w:t>
+            </w:r>
+          </w:p>
+          <w:p>
+            <w:pPr>
               <w:pBdr>
-                <w:top w:space="0" w:sz="0" w:val="nil"/>
-                <w:left w:space="0" w:sz="0" w:val="nil"/>
-                <w:bottom w:space="0" w:sz="0" w:val="nil"/>
-                <w:right w:space="0" w:sz="0" w:val="nil"/>
-                <w:between w:space="0" w:sz="0" w:val="nil"/>
+                <w:top w:val="nil"/>
+                <w:left w:val="nil"/>
+                <w:bottom w:val="nil"/>
+                <w:right w:val="nil"/>
+                <w:between w:val="nil"/>
               </w:pBdr>
-              <w:shd w:fill="auto" w:val="clear"/>
               <w:tabs>
-                <w:tab w:val="left" w:leader="none" w:pos="454"/>
+                <w:tab w:val="left" w:pos="454"/>
               </w:tabs>
-              <w:spacing w:after="160" w:before="0" w:line="259" w:lineRule="auto"/>
-              <w:ind w:left="0" w:right="0" w:firstLine="0"/>
-              <w:jc w:val="both"/>
+              <w:spacing w:after="160" w:line="259" w:lineRule="auto"/>
               <w:rPr>
                 <w:sz w:val="24"/>
                 <w:szCs w:val="24"/>
@@ -1251,31 +1118,23 @@
                 <w:sz w:val="24"/>
                 <w:szCs w:val="24"/>
                 <w:highlight w:val="white"/>
-                <w:rtl w:val="0"/>
-              </w:rPr>
-              <w:t xml:space="preserve">Conocimientos sobre tecnologías de IA</w:t>
-            </w:r>
-          </w:p>
-          <w:p>
-            <w:pPr>
-              <w:keepNext w:val="0"/>
-              <w:keepLines w:val="0"/>
-              <w:pageBreakBefore w:val="0"/>
-              <w:widowControl w:val="1"/>
+              </w:rPr>
+              <w:t>Conocimientos sobre tecnologías de IA</w:t>
+            </w:r>
+          </w:p>
+          <w:p>
+            <w:pPr>
               <w:pBdr>
-                <w:top w:space="0" w:sz="0" w:val="nil"/>
-                <w:left w:space="0" w:sz="0" w:val="nil"/>
-                <w:bottom w:space="0" w:sz="0" w:val="nil"/>
-                <w:right w:space="0" w:sz="0" w:val="nil"/>
-                <w:between w:space="0" w:sz="0" w:val="nil"/>
+                <w:top w:val="nil"/>
+                <w:left w:val="nil"/>
+                <w:bottom w:val="nil"/>
+                <w:right w:val="nil"/>
+                <w:between w:val="nil"/>
               </w:pBdr>
-              <w:shd w:fill="auto" w:val="clear"/>
               <w:tabs>
-                <w:tab w:val="left" w:leader="none" w:pos="454"/>
+                <w:tab w:val="left" w:pos="454"/>
               </w:tabs>
-              <w:spacing w:after="160" w:before="0" w:line="259" w:lineRule="auto"/>
-              <w:ind w:left="0" w:right="0" w:firstLine="0"/>
-              <w:jc w:val="both"/>
+              <w:spacing w:after="160" w:line="259" w:lineRule="auto"/>
               <w:rPr>
                 <w:sz w:val="24"/>
                 <w:szCs w:val="24"/>
@@ -1287,31 +1146,23 @@
                 <w:sz w:val="24"/>
                 <w:szCs w:val="24"/>
                 <w:highlight w:val="white"/>
-                <w:rtl w:val="0"/>
-              </w:rPr>
-              <w:t xml:space="preserve">Trabajo de base de datos </w:t>
-            </w:r>
-          </w:p>
-          <w:p>
-            <w:pPr>
-              <w:keepNext w:val="0"/>
-              <w:keepLines w:val="0"/>
-              <w:pageBreakBefore w:val="0"/>
-              <w:widowControl w:val="1"/>
+              </w:rPr>
+              <w:t>Trabajo de base de datos</w:t>
+            </w:r>
+          </w:p>
+          <w:p>
+            <w:pPr>
               <w:pBdr>
-                <w:top w:space="0" w:sz="0" w:val="nil"/>
-                <w:left w:space="0" w:sz="0" w:val="nil"/>
-                <w:bottom w:space="0" w:sz="0" w:val="nil"/>
-                <w:right w:space="0" w:sz="0" w:val="nil"/>
-                <w:between w:space="0" w:sz="0" w:val="nil"/>
+                <w:top w:val="nil"/>
+                <w:left w:val="nil"/>
+                <w:bottom w:val="nil"/>
+                <w:right w:val="nil"/>
+                <w:between w:val="nil"/>
               </w:pBdr>
-              <w:shd w:fill="auto" w:val="clear"/>
               <w:tabs>
-                <w:tab w:val="left" w:leader="none" w:pos="454"/>
+                <w:tab w:val="left" w:pos="454"/>
               </w:tabs>
-              <w:spacing w:after="160" w:before="0" w:line="259" w:lineRule="auto"/>
-              <w:ind w:left="0" w:right="0" w:firstLine="0"/>
-              <w:jc w:val="both"/>
+              <w:spacing w:after="160" w:line="259" w:lineRule="auto"/>
               <w:rPr>
                 <w:sz w:val="24"/>
                 <w:szCs w:val="24"/>
@@ -1323,31 +1174,23 @@
                 <w:sz w:val="24"/>
                 <w:szCs w:val="24"/>
                 <w:highlight w:val="white"/>
-                <w:rtl w:val="0"/>
-              </w:rPr>
-              <w:t xml:space="preserve">Trabajo en proyectos multidisciplinarios</w:t>
-            </w:r>
-          </w:p>
-          <w:p>
-            <w:pPr>
-              <w:keepNext w:val="0"/>
-              <w:keepLines w:val="0"/>
-              <w:pageBreakBefore w:val="0"/>
-              <w:widowControl w:val="1"/>
+              </w:rPr>
+              <w:t>Trabajo en proyectos multidisciplinarios</w:t>
+            </w:r>
+          </w:p>
+          <w:p>
+            <w:pPr>
               <w:pBdr>
-                <w:top w:space="0" w:sz="0" w:val="nil"/>
-                <w:left w:space="0" w:sz="0" w:val="nil"/>
-                <w:bottom w:space="0" w:sz="0" w:val="nil"/>
-                <w:right w:space="0" w:sz="0" w:val="nil"/>
-                <w:between w:space="0" w:sz="0" w:val="nil"/>
+                <w:top w:val="nil"/>
+                <w:left w:val="nil"/>
+                <w:bottom w:val="nil"/>
+                <w:right w:val="nil"/>
+                <w:between w:val="nil"/>
               </w:pBdr>
-              <w:shd w:fill="auto" w:val="clear"/>
               <w:tabs>
-                <w:tab w:val="left" w:leader="none" w:pos="454"/>
+                <w:tab w:val="left" w:pos="454"/>
               </w:tabs>
-              <w:spacing w:after="160" w:before="0" w:line="259" w:lineRule="auto"/>
-              <w:ind w:left="0" w:right="0" w:firstLine="0"/>
-              <w:jc w:val="both"/>
+              <w:spacing w:after="160" w:line="259" w:lineRule="auto"/>
               <w:rPr>
                 <w:sz w:val="24"/>
                 <w:szCs w:val="24"/>
@@ -1359,63 +1202,43 @@
                 <w:sz w:val="24"/>
                 <w:szCs w:val="24"/>
                 <w:highlight w:val="white"/>
-                <w:rtl w:val="0"/>
-              </w:rPr>
-              <w:t xml:space="preserve">Aplicación de metodologías ágiles </w:t>
-            </w:r>
-          </w:p>
-          <w:p>
-            <w:pPr>
-              <w:keepNext w:val="0"/>
-              <w:keepLines w:val="0"/>
-              <w:pageBreakBefore w:val="0"/>
-              <w:widowControl w:val="1"/>
+              </w:rPr>
+              <w:t>Aplicación de metodologías ágiles</w:t>
+            </w:r>
+          </w:p>
+          <w:p>
+            <w:pPr>
               <w:pBdr>
-                <w:top w:space="0" w:sz="0" w:val="nil"/>
-                <w:left w:space="0" w:sz="0" w:val="nil"/>
-                <w:bottom w:space="0" w:sz="0" w:val="nil"/>
-                <w:right w:space="0" w:sz="0" w:val="nil"/>
-                <w:between w:space="0" w:sz="0" w:val="nil"/>
+                <w:top w:val="nil"/>
+                <w:left w:val="nil"/>
+                <w:bottom w:val="nil"/>
+                <w:right w:val="nil"/>
+                <w:between w:val="nil"/>
               </w:pBdr>
-              <w:shd w:fill="auto" w:val="clear"/>
               <w:tabs>
-                <w:tab w:val="left" w:leader="none" w:pos="454"/>
+                <w:tab w:val="left" w:pos="454"/>
               </w:tabs>
-              <w:spacing w:after="160" w:before="0" w:line="259" w:lineRule="auto"/>
-              <w:ind w:left="0" w:right="0" w:firstLine="0"/>
-              <w:jc w:val="both"/>
-              <w:rPr>
-                <w:sz w:val="24"/>
-                <w:szCs w:val="24"/>
-                <w:shd w:fill="93c47d" w:val="clear"/>
-              </w:rPr>
-            </w:pPr>
-            <w:r>
-              <w:rPr>
-                <w:rtl w:val="0"/>
-              </w:rPr>
-            </w:r>
-          </w:p>
-          <w:p>
-            <w:pPr>
-              <w:keepNext w:val="0"/>
-              <w:keepLines w:val="0"/>
-              <w:pageBreakBefore w:val="0"/>
-              <w:widowControl w:val="1"/>
+              <w:spacing w:after="160" w:line="259" w:lineRule="auto"/>
+              <w:rPr>
+                <w:sz w:val="24"/>
+                <w:szCs w:val="24"/>
+                <w:shd w:val="clear" w:color="auto" w:fill="93C47D"/>
+              </w:rPr>
+            </w:pPr>
+          </w:p>
+          <w:p>
+            <w:pPr>
               <w:pBdr>
-                <w:top w:space="0" w:sz="0" w:val="nil"/>
-                <w:left w:space="0" w:sz="0" w:val="nil"/>
-                <w:bottom w:space="0" w:sz="0" w:val="nil"/>
-                <w:right w:space="0" w:sz="0" w:val="nil"/>
-                <w:between w:space="0" w:sz="0" w:val="nil"/>
+                <w:top w:val="nil"/>
+                <w:left w:val="nil"/>
+                <w:bottom w:val="nil"/>
+                <w:right w:val="nil"/>
+                <w:between w:val="nil"/>
               </w:pBdr>
-              <w:shd w:fill="auto" w:val="clear"/>
               <w:tabs>
-                <w:tab w:val="left" w:leader="none" w:pos="454"/>
+                <w:tab w:val="left" w:pos="454"/>
               </w:tabs>
-              <w:spacing w:after="160" w:before="0" w:line="259" w:lineRule="auto"/>
-              <w:ind w:left="0" w:right="0" w:firstLine="0"/>
-              <w:jc w:val="both"/>
+              <w:spacing w:after="160" w:line="259" w:lineRule="auto"/>
               <w:rPr>
                 <w:sz w:val="24"/>
                 <w:szCs w:val="24"/>
@@ -1427,31 +1250,23 @@
                 <w:sz w:val="24"/>
                 <w:szCs w:val="24"/>
                 <w:highlight w:val="red"/>
-                <w:rtl w:val="0"/>
-              </w:rPr>
-              <w:t xml:space="preserve">Competencias menos desarrolladas</w:t>
-            </w:r>
-          </w:p>
-          <w:p>
-            <w:pPr>
-              <w:keepNext w:val="0"/>
-              <w:keepLines w:val="0"/>
-              <w:pageBreakBefore w:val="0"/>
-              <w:widowControl w:val="1"/>
+              </w:rPr>
+              <w:t>Competencias menos desarrolladas</w:t>
+            </w:r>
+          </w:p>
+          <w:p>
+            <w:pPr>
               <w:pBdr>
-                <w:top w:space="0" w:sz="0" w:val="nil"/>
-                <w:left w:space="0" w:sz="0" w:val="nil"/>
-                <w:bottom w:space="0" w:sz="0" w:val="nil"/>
-                <w:right w:space="0" w:sz="0" w:val="nil"/>
-                <w:between w:space="0" w:sz="0" w:val="nil"/>
+                <w:top w:val="nil"/>
+                <w:left w:val="nil"/>
+                <w:bottom w:val="nil"/>
+                <w:right w:val="nil"/>
+                <w:between w:val="nil"/>
               </w:pBdr>
-              <w:shd w:fill="auto" w:val="clear"/>
               <w:tabs>
-                <w:tab w:val="left" w:leader="none" w:pos="454"/>
+                <w:tab w:val="left" w:pos="454"/>
               </w:tabs>
-              <w:spacing w:after="160" w:before="0" w:line="259" w:lineRule="auto"/>
-              <w:ind w:left="0" w:right="0" w:firstLine="0"/>
-              <w:jc w:val="both"/>
+              <w:spacing w:after="160" w:line="259" w:lineRule="auto"/>
               <w:rPr>
                 <w:sz w:val="24"/>
                 <w:szCs w:val="24"/>
@@ -1463,31 +1278,23 @@
                 <w:sz w:val="24"/>
                 <w:szCs w:val="24"/>
                 <w:highlight w:val="white"/>
-                <w:rtl w:val="0"/>
-              </w:rPr>
-              <w:t xml:space="preserve">Ramo BPM: Modelado y documentación formal de procesos (BPMN u otros estándares).</w:t>
-            </w:r>
-          </w:p>
-          <w:p>
-            <w:pPr>
-              <w:keepNext w:val="0"/>
-              <w:keepLines w:val="0"/>
-              <w:pageBreakBefore w:val="0"/>
-              <w:widowControl w:val="1"/>
+              </w:rPr>
+              <w:t>Ramo BPM: Modelado y documentación formal de procesos (BPMN u otros estándares).</w:t>
+            </w:r>
+          </w:p>
+          <w:p>
+            <w:pPr>
               <w:pBdr>
-                <w:top w:space="0" w:sz="0" w:val="nil"/>
-                <w:left w:space="0" w:sz="0" w:val="nil"/>
-                <w:bottom w:space="0" w:sz="0" w:val="nil"/>
-                <w:right w:space="0" w:sz="0" w:val="nil"/>
-                <w:between w:space="0" w:sz="0" w:val="nil"/>
+                <w:top w:val="nil"/>
+                <w:left w:val="nil"/>
+                <w:bottom w:val="nil"/>
+                <w:right w:val="nil"/>
+                <w:between w:val="nil"/>
               </w:pBdr>
-              <w:shd w:fill="auto" w:val="clear"/>
               <w:tabs>
-                <w:tab w:val="left" w:leader="none" w:pos="454"/>
+                <w:tab w:val="left" w:pos="454"/>
               </w:tabs>
-              <w:spacing w:after="160" w:before="0" w:line="259" w:lineRule="auto"/>
-              <w:ind w:left="0" w:right="0" w:firstLine="0"/>
-              <w:jc w:val="both"/>
+              <w:spacing w:after="160" w:line="259" w:lineRule="auto"/>
               <w:rPr>
                 <w:sz w:val="24"/>
                 <w:szCs w:val="24"/>
@@ -1499,31 +1306,41 @@
                 <w:sz w:val="24"/>
                 <w:szCs w:val="24"/>
                 <w:highlight w:val="white"/>
-                <w:rtl w:val="0"/>
-              </w:rPr>
-              <w:t xml:space="preserve">Gestión de riesgos: Identificación y clasificación de riesgos tecnológicos o organizacionales</w:t>
-            </w:r>
-          </w:p>
-          <w:p>
-            <w:pPr>
-              <w:keepNext w:val="0"/>
-              <w:keepLines w:val="0"/>
-              <w:pageBreakBefore w:val="0"/>
-              <w:widowControl w:val="1"/>
+              </w:rPr>
+              <w:t xml:space="preserve">Gestión de riesgos: Identificación y clasificación de riesgos tecnológicos </w:t>
+            </w:r>
+            <w:proofErr w:type="spellStart"/>
+            <w:r>
+              <w:rPr>
+                <w:sz w:val="24"/>
+                <w:szCs w:val="24"/>
+                <w:highlight w:val="white"/>
+              </w:rPr>
+              <w:t>o</w:t>
+            </w:r>
+            <w:proofErr w:type="spellEnd"/>
+            <w:r>
+              <w:rPr>
+                <w:sz w:val="24"/>
+                <w:szCs w:val="24"/>
+                <w:highlight w:val="white"/>
+              </w:rPr>
+              <w:t xml:space="preserve"> organizacionales</w:t>
+            </w:r>
+          </w:p>
+          <w:p>
+            <w:pPr>
               <w:pBdr>
-                <w:top w:space="0" w:sz="0" w:val="nil"/>
-                <w:left w:space="0" w:sz="0" w:val="nil"/>
-                <w:bottom w:space="0" w:sz="0" w:val="nil"/>
-                <w:right w:space="0" w:sz="0" w:val="nil"/>
-                <w:between w:space="0" w:sz="0" w:val="nil"/>
+                <w:top w:val="nil"/>
+                <w:left w:val="nil"/>
+                <w:bottom w:val="nil"/>
+                <w:right w:val="nil"/>
+                <w:between w:val="nil"/>
               </w:pBdr>
-              <w:shd w:fill="auto" w:val="clear"/>
               <w:tabs>
-                <w:tab w:val="left" w:leader="none" w:pos="454"/>
+                <w:tab w:val="left" w:pos="454"/>
               </w:tabs>
-              <w:spacing w:after="160" w:before="0" w:line="259" w:lineRule="auto"/>
-              <w:ind w:left="0" w:right="0" w:firstLine="0"/>
-              <w:jc w:val="both"/>
+              <w:spacing w:after="160" w:line="259" w:lineRule="auto"/>
               <w:rPr>
                 <w:sz w:val="24"/>
                 <w:szCs w:val="24"/>
@@ -1535,411 +1352,267 @@
                 <w:sz w:val="24"/>
                 <w:szCs w:val="24"/>
                 <w:highlight w:val="white"/>
-                <w:rtl w:val="0"/>
-              </w:rPr>
-              <w:t xml:space="preserve">Seguridad en Sistemas Computacionales: Implementación práctica de controles de seguridad ya sea en Firewalls, gestión de acceso, IPS</w:t>
-            </w:r>
-          </w:p>
-          <w:p>
-            <w:pPr>
-              <w:keepNext w:val="0"/>
-              <w:keepLines w:val="0"/>
-              <w:pageBreakBefore w:val="0"/>
-              <w:widowControl w:val="1"/>
+              </w:rPr>
+              <w:t>Seguridad en Sistemas Computacionales: Implementación práctica de controles de seguridad ya sea en Firewalls, gestión de acceso, IPS</w:t>
+            </w:r>
+          </w:p>
+          <w:p>
+            <w:pPr>
               <w:pBdr>
-                <w:top w:space="0" w:sz="0" w:val="nil"/>
-                <w:left w:space="0" w:sz="0" w:val="nil"/>
-                <w:bottom w:space="0" w:sz="0" w:val="nil"/>
-                <w:right w:space="0" w:sz="0" w:val="nil"/>
-                <w:between w:space="0" w:sz="0" w:val="nil"/>
+                <w:top w:val="nil"/>
+                <w:left w:val="nil"/>
+                <w:bottom w:val="nil"/>
+                <w:right w:val="nil"/>
+                <w:between w:val="nil"/>
               </w:pBdr>
-              <w:shd w:fill="auto" w:val="clear"/>
               <w:tabs>
-                <w:tab w:val="left" w:leader="none" w:pos="454"/>
+                <w:tab w:val="left" w:pos="454"/>
               </w:tabs>
-              <w:spacing w:after="160" w:before="0" w:line="259" w:lineRule="auto"/>
-              <w:ind w:left="0" w:right="0" w:firstLine="0"/>
-              <w:jc w:val="both"/>
+              <w:spacing w:after="160" w:line="259" w:lineRule="auto"/>
               <w:rPr>
                 <w:sz w:val="24"/>
                 <w:szCs w:val="24"/>
                 <w:highlight w:val="red"/>
               </w:rPr>
             </w:pPr>
-            <w:r>
-              <w:rPr>
-                <w:rtl w:val="0"/>
-              </w:rPr>
-            </w:r>
-          </w:p>
-          <w:p>
-            <w:pPr>
-              <w:keepNext w:val="0"/>
-              <w:keepLines w:val="0"/>
-              <w:pageBreakBefore w:val="0"/>
-              <w:widowControl w:val="1"/>
+          </w:p>
+          <w:p>
+            <w:pPr>
               <w:pBdr>
-                <w:top w:space="0" w:sz="0" w:val="nil"/>
-                <w:left w:space="0" w:sz="0" w:val="nil"/>
-                <w:bottom w:space="0" w:sz="0" w:val="nil"/>
-                <w:right w:space="0" w:sz="0" w:val="nil"/>
-                <w:between w:space="0" w:sz="0" w:val="nil"/>
+                <w:top w:val="nil"/>
+                <w:left w:val="nil"/>
+                <w:bottom w:val="nil"/>
+                <w:right w:val="nil"/>
+                <w:between w:val="nil"/>
               </w:pBdr>
-              <w:shd w:fill="auto" w:val="clear"/>
               <w:tabs>
-                <w:tab w:val="left" w:leader="none" w:pos="454"/>
+                <w:tab w:val="left" w:pos="454"/>
               </w:tabs>
-              <w:spacing w:after="160" w:before="0" w:line="259" w:lineRule="auto"/>
-              <w:ind w:left="0" w:right="0" w:firstLine="0"/>
-              <w:jc w:val="both"/>
-              <w:rPr>
-                <w:color w:val="ff0000"/>
-                <w:sz w:val="24"/>
-                <w:szCs w:val="24"/>
-                <w:shd w:fill="93c47d" w:val="clear"/>
-              </w:rPr>
-            </w:pPr>
-            <w:r>
-              <w:rPr>
-                <w:color w:val="ff0000"/>
-                <w:sz w:val="24"/>
-                <w:szCs w:val="24"/>
-                <w:shd w:fill="93c47d" w:val="clear"/>
-                <w:rtl w:val="0"/>
-              </w:rPr>
-              <w:br w:type="textWrapping"/>
-            </w:r>
-          </w:p>
-          <w:p>
-            <w:pPr>
-              <w:keepNext w:val="0"/>
-              <w:keepLines w:val="0"/>
-              <w:pageBreakBefore w:val="0"/>
-              <w:widowControl w:val="1"/>
+              <w:spacing w:after="160" w:line="259" w:lineRule="auto"/>
+              <w:rPr>
+                <w:color w:val="FF0000"/>
+                <w:sz w:val="24"/>
+                <w:szCs w:val="24"/>
+                <w:shd w:val="clear" w:color="auto" w:fill="93C47D"/>
+              </w:rPr>
+            </w:pPr>
+            <w:r>
+              <w:rPr>
+                <w:color w:val="FF0000"/>
+                <w:sz w:val="24"/>
+                <w:szCs w:val="24"/>
+                <w:shd w:val="clear" w:color="auto" w:fill="93C47D"/>
+              </w:rPr>
+              <w:br/>
+            </w:r>
+          </w:p>
+          <w:p>
+            <w:pPr>
               <w:pBdr>
-                <w:top w:space="0" w:sz="0" w:val="nil"/>
-                <w:left w:space="0" w:sz="0" w:val="nil"/>
-                <w:bottom w:space="0" w:sz="0" w:val="nil"/>
-                <w:right w:space="0" w:sz="0" w:val="nil"/>
-                <w:between w:space="0" w:sz="0" w:val="nil"/>
+                <w:top w:val="nil"/>
+                <w:left w:val="nil"/>
+                <w:bottom w:val="nil"/>
+                <w:right w:val="nil"/>
+                <w:between w:val="nil"/>
               </w:pBdr>
-              <w:shd w:fill="auto" w:val="clear"/>
               <w:tabs>
-                <w:tab w:val="left" w:leader="none" w:pos="454"/>
+                <w:tab w:val="left" w:pos="454"/>
               </w:tabs>
-              <w:spacing w:after="160" w:before="0" w:line="259" w:lineRule="auto"/>
-              <w:ind w:left="0" w:right="0" w:firstLine="0"/>
-              <w:jc w:val="both"/>
-              <w:rPr>
-                <w:sz w:val="24"/>
-                <w:szCs w:val="24"/>
-                <w:shd w:fill="93c47d" w:val="clear"/>
-              </w:rPr>
-            </w:pPr>
-            <w:r>
-              <w:rPr>
-                <w:sz w:val="24"/>
-                <w:szCs w:val="24"/>
-                <w:shd w:fill="93c47d" w:val="clear"/>
-                <w:rtl w:val="0"/>
-              </w:rPr>
-              <w:br w:type="textWrapping"/>
+              <w:spacing w:after="160" w:line="259" w:lineRule="auto"/>
+              <w:rPr>
+                <w:sz w:val="24"/>
+                <w:szCs w:val="24"/>
+                <w:shd w:val="clear" w:color="auto" w:fill="93C47D"/>
+              </w:rPr>
+            </w:pPr>
+            <w:r>
+              <w:rPr>
+                <w:sz w:val="24"/>
+                <w:szCs w:val="24"/>
+                <w:shd w:val="clear" w:color="auto" w:fill="93C47D"/>
+              </w:rPr>
+              <w:br/>
             </w:r>
           </w:p>
           <w:p>
             <w:pPr>
               <w:tabs>
-                <w:tab w:val="left" w:leader="none" w:pos="454"/>
+                <w:tab w:val="left" w:pos="454"/>
               </w:tabs>
-              <w:jc w:val="both"/>
               <w:rPr>
                 <w:color w:val="767171"/>
                 <w:sz w:val="24"/>
                 <w:szCs w:val="24"/>
               </w:rPr>
             </w:pPr>
-            <w:r>
-              <w:rPr>
-                <w:rtl w:val="0"/>
-              </w:rPr>
-            </w:r>
           </w:p>
           <w:p>
             <w:pPr>
               <w:tabs>
-                <w:tab w:val="left" w:leader="none" w:pos="454"/>
+                <w:tab w:val="left" w:pos="454"/>
               </w:tabs>
-              <w:jc w:val="both"/>
               <w:rPr>
                 <w:color w:val="767171"/>
                 <w:sz w:val="24"/>
                 <w:szCs w:val="24"/>
               </w:rPr>
             </w:pPr>
-            <w:r>
-              <w:rPr>
-                <w:rtl w:val="0"/>
-              </w:rPr>
-            </w:r>
           </w:p>
           <w:p>
             <w:pPr>
               <w:tabs>
-                <w:tab w:val="left" w:leader="none" w:pos="454"/>
+                <w:tab w:val="left" w:pos="454"/>
               </w:tabs>
-              <w:jc w:val="both"/>
               <w:rPr>
                 <w:color w:val="767171"/>
                 <w:sz w:val="24"/>
                 <w:szCs w:val="24"/>
               </w:rPr>
             </w:pPr>
-            <w:r>
-              <w:rPr>
-                <w:rtl w:val="0"/>
-              </w:rPr>
-            </w:r>
           </w:p>
           <w:p>
             <w:pPr>
               <w:tabs>
-                <w:tab w:val="left" w:leader="none" w:pos="454"/>
+                <w:tab w:val="left" w:pos="454"/>
               </w:tabs>
-              <w:jc w:val="both"/>
               <w:rPr>
                 <w:color w:val="767171"/>
                 <w:sz w:val="24"/>
                 <w:szCs w:val="24"/>
               </w:rPr>
             </w:pPr>
-            <w:r>
-              <w:rPr>
-                <w:rtl w:val="0"/>
-              </w:rPr>
-            </w:r>
           </w:p>
           <w:p>
             <w:pPr>
               <w:tabs>
-                <w:tab w:val="left" w:leader="none" w:pos="454"/>
+                <w:tab w:val="left" w:pos="454"/>
               </w:tabs>
-              <w:jc w:val="both"/>
               <w:rPr>
                 <w:color w:val="767171"/>
                 <w:sz w:val="24"/>
                 <w:szCs w:val="24"/>
               </w:rPr>
             </w:pPr>
-            <w:r>
-              <w:rPr>
-                <w:rtl w:val="0"/>
-              </w:rPr>
-            </w:r>
           </w:p>
           <w:p>
             <w:pPr>
               <w:tabs>
-                <w:tab w:val="left" w:leader="none" w:pos="454"/>
+                <w:tab w:val="left" w:pos="454"/>
               </w:tabs>
-              <w:jc w:val="both"/>
               <w:rPr>
                 <w:color w:val="767171"/>
                 <w:sz w:val="24"/>
                 <w:szCs w:val="24"/>
               </w:rPr>
             </w:pPr>
-            <w:r>
-              <w:rPr>
-                <w:rtl w:val="0"/>
-              </w:rPr>
-            </w:r>
           </w:p>
           <w:p>
             <w:pPr>
               <w:tabs>
-                <w:tab w:val="left" w:leader="none" w:pos="454"/>
+                <w:tab w:val="left" w:pos="454"/>
               </w:tabs>
-              <w:jc w:val="both"/>
               <w:rPr>
                 <w:color w:val="767171"/>
                 <w:sz w:val="24"/>
                 <w:szCs w:val="24"/>
               </w:rPr>
             </w:pPr>
-            <w:r>
-              <w:rPr>
-                <w:rtl w:val="0"/>
-              </w:rPr>
-            </w:r>
           </w:p>
           <w:p>
             <w:pPr>
               <w:tabs>
-                <w:tab w:val="left" w:leader="none" w:pos="454"/>
+                <w:tab w:val="left" w:pos="454"/>
               </w:tabs>
-              <w:jc w:val="both"/>
               <w:rPr>
                 <w:color w:val="767171"/>
                 <w:sz w:val="24"/>
                 <w:szCs w:val="24"/>
               </w:rPr>
             </w:pPr>
-            <w:r>
-              <w:rPr>
-                <w:rtl w:val="0"/>
-              </w:rPr>
-            </w:r>
           </w:p>
           <w:p>
             <w:pPr>
               <w:tabs>
-                <w:tab w:val="left" w:leader="none" w:pos="454"/>
+                <w:tab w:val="left" w:pos="454"/>
               </w:tabs>
-              <w:jc w:val="both"/>
               <w:rPr>
                 <w:color w:val="767171"/>
                 <w:sz w:val="24"/>
                 <w:szCs w:val="24"/>
               </w:rPr>
             </w:pPr>
-            <w:r>
-              <w:rPr>
-                <w:rtl w:val="0"/>
-              </w:rPr>
-            </w:r>
           </w:p>
           <w:p>
             <w:pPr>
               <w:tabs>
-                <w:tab w:val="left" w:leader="none" w:pos="454"/>
+                <w:tab w:val="left" w:pos="454"/>
               </w:tabs>
-              <w:ind w:left="171" w:firstLine="0"/>
-              <w:jc w:val="both"/>
+              <w:ind w:left="171"/>
               <w:rPr>
                 <w:color w:val="767171"/>
                 <w:sz w:val="24"/>
                 <w:szCs w:val="24"/>
               </w:rPr>
             </w:pPr>
-            <w:r>
-              <w:rPr>
-                <w:rtl w:val="0"/>
-              </w:rPr>
-            </w:r>
-          </w:p>
-          <w:p>
-            <w:pPr>
-              <w:jc w:val="both"/>
+          </w:p>
+          <w:p>
+            <w:pPr>
               <w:rPr>
                 <w:color w:val="767171"/>
                 <w:sz w:val="24"/>
                 <w:szCs w:val="24"/>
               </w:rPr>
             </w:pPr>
-            <w:r>
-              <w:rPr>
-                <w:rtl w:val="0"/>
-              </w:rPr>
-            </w:r>
-          </w:p>
-          <w:p>
-            <w:pPr>
-              <w:jc w:val="both"/>
-              <w:rPr>
-                <w:rFonts w:ascii="Calibri" w:cs="Calibri" w:eastAsia="Calibri" w:hAnsi="Calibri"/>
-                <w:b w:val="1"/>
-              </w:rPr>
-            </w:pPr>
-            <w:r>
-              <w:rPr>
-                <w:rtl w:val="0"/>
-              </w:rPr>
-            </w:r>
-          </w:p>
-          <w:p>
-            <w:pPr>
-              <w:jc w:val="both"/>
-              <w:rPr>
-                <w:rFonts w:ascii="Calibri" w:cs="Calibri" w:eastAsia="Calibri" w:hAnsi="Calibri"/>
-                <w:b w:val="1"/>
-              </w:rPr>
-            </w:pPr>
-            <w:r>
-              <w:rPr>
-                <w:rtl w:val="0"/>
-              </w:rPr>
-            </w:r>
-          </w:p>
-          <w:p>
-            <w:pPr>
-              <w:jc w:val="both"/>
-              <w:rPr>
-                <w:rFonts w:ascii="Calibri" w:cs="Calibri" w:eastAsia="Calibri" w:hAnsi="Calibri"/>
-                <w:b w:val="1"/>
-              </w:rPr>
-            </w:pPr>
-            <w:r>
-              <w:rPr>
-                <w:rtl w:val="0"/>
-              </w:rPr>
-            </w:r>
-          </w:p>
-          <w:p>
-            <w:pPr>
-              <w:jc w:val="both"/>
-              <w:rPr>
-                <w:rFonts w:ascii="Calibri" w:cs="Calibri" w:eastAsia="Calibri" w:hAnsi="Calibri"/>
-                <w:b w:val="1"/>
-              </w:rPr>
-            </w:pPr>
-            <w:r>
-              <w:rPr>
-                <w:rtl w:val="0"/>
-              </w:rPr>
-            </w:r>
-          </w:p>
-          <w:p>
-            <w:pPr>
-              <w:jc w:val="both"/>
-              <w:rPr>
-                <w:rFonts w:ascii="Calibri" w:cs="Calibri" w:eastAsia="Calibri" w:hAnsi="Calibri"/>
-                <w:b w:val="1"/>
-              </w:rPr>
-            </w:pPr>
-            <w:r>
-              <w:rPr>
-                <w:rtl w:val="0"/>
-              </w:rPr>
-            </w:r>
-          </w:p>
-          <w:p>
-            <w:pPr>
-              <w:jc w:val="both"/>
-              <w:rPr>
-                <w:rFonts w:ascii="Calibri" w:cs="Calibri" w:eastAsia="Calibri" w:hAnsi="Calibri"/>
-                <w:b w:val="1"/>
-              </w:rPr>
-            </w:pPr>
-            <w:r>
-              <w:rPr>
-                <w:rtl w:val="0"/>
-              </w:rPr>
-            </w:r>
-          </w:p>
-          <w:p>
-            <w:pPr>
-              <w:jc w:val="both"/>
-              <w:rPr>
-                <w:rFonts w:ascii="Calibri" w:cs="Calibri" w:eastAsia="Calibri" w:hAnsi="Calibri"/>
-                <w:b w:val="1"/>
-                <w:color w:val="1f4e79"/>
-              </w:rPr>
-            </w:pPr>
-            <w:r>
-              <w:rPr>
-                <w:rtl w:val="0"/>
-              </w:rPr>
-            </w:r>
+          </w:p>
+          <w:p>
+            <w:pPr>
+              <w:rPr>
+                <w:b/>
+              </w:rPr>
+            </w:pPr>
+          </w:p>
+          <w:p>
+            <w:pPr>
+              <w:rPr>
+                <w:b/>
+              </w:rPr>
+            </w:pPr>
+          </w:p>
+          <w:p>
+            <w:pPr>
+              <w:rPr>
+                <w:b/>
+              </w:rPr>
+            </w:pPr>
+          </w:p>
+          <w:p>
+            <w:pPr>
+              <w:rPr>
+                <w:b/>
+              </w:rPr>
+            </w:pPr>
+          </w:p>
+          <w:p>
+            <w:pPr>
+              <w:rPr>
+                <w:b/>
+              </w:rPr>
+            </w:pPr>
+          </w:p>
+          <w:p>
+            <w:pPr>
+              <w:rPr>
+                <w:b/>
+              </w:rPr>
+            </w:pPr>
+          </w:p>
+          <w:p>
+            <w:pPr>
+              <w:rPr>
+                <w:b/>
+                <w:color w:val="1F4E79"/>
+              </w:rPr>
+            </w:pPr>
           </w:p>
         </w:tc>
       </w:tr>
@@ -1954,218 +1627,135 @@
           <w:szCs w:val="24"/>
         </w:rPr>
       </w:pPr>
-      <w:r>
-        <w:rPr>
-          <w:rtl w:val="0"/>
-        </w:rPr>
-      </w:r>
     </w:p>
+    <w:p/>
+    <w:p/>
+    <w:p/>
     <w:p>
       <w:pPr>
-        <w:rPr/>
+        <w:spacing w:after="0" w:line="360" w:lineRule="auto"/>
+        <w:jc w:val="both"/>
+        <w:rPr>
+          <w:b/>
+          <w:sz w:val="24"/>
+          <w:szCs w:val="24"/>
+        </w:rPr>
       </w:pPr>
-      <w:r>
-        <w:rPr>
-          <w:rtl w:val="0"/>
-        </w:rPr>
-      </w:r>
-    </w:p>
-    <w:p>
-      <w:pPr>
-        <w:rPr/>
-      </w:pPr>
-      <w:r>
-        <w:rPr>
-          <w:rtl w:val="0"/>
-        </w:rPr>
-      </w:r>
-    </w:p>
-    <w:p>
-      <w:pPr>
-        <w:rPr/>
-      </w:pPr>
-      <w:r>
-        <w:rPr>
-          <w:rtl w:val="0"/>
-        </w:rPr>
-      </w:r>
     </w:p>
     <w:p>
       <w:pPr>
         <w:spacing w:after="0" w:line="360" w:lineRule="auto"/>
         <w:jc w:val="both"/>
         <w:rPr>
-          <w:b w:val="1"/>
+          <w:b/>
           <w:sz w:val="24"/>
           <w:szCs w:val="24"/>
         </w:rPr>
       </w:pPr>
-      <w:r>
-        <w:rPr>
-          <w:rtl w:val="0"/>
-        </w:rPr>
-      </w:r>
     </w:p>
     <w:p>
       <w:pPr>
         <w:spacing w:after="0" w:line="360" w:lineRule="auto"/>
         <w:jc w:val="both"/>
         <w:rPr>
-          <w:b w:val="1"/>
+          <w:b/>
           <w:sz w:val="24"/>
           <w:szCs w:val="24"/>
         </w:rPr>
       </w:pPr>
-      <w:r>
-        <w:rPr>
-          <w:rtl w:val="0"/>
-        </w:rPr>
-      </w:r>
     </w:p>
     <w:p>
       <w:pPr>
         <w:spacing w:after="0" w:line="360" w:lineRule="auto"/>
         <w:jc w:val="both"/>
         <w:rPr>
-          <w:b w:val="1"/>
+          <w:b/>
           <w:sz w:val="24"/>
           <w:szCs w:val="24"/>
         </w:rPr>
       </w:pPr>
-      <w:r>
-        <w:rPr>
-          <w:rtl w:val="0"/>
-        </w:rPr>
-      </w:r>
     </w:p>
     <w:p>
       <w:pPr>
         <w:spacing w:after="0" w:line="360" w:lineRule="auto"/>
         <w:jc w:val="both"/>
         <w:rPr>
-          <w:b w:val="1"/>
+          <w:b/>
           <w:sz w:val="24"/>
           <w:szCs w:val="24"/>
         </w:rPr>
       </w:pPr>
-      <w:r>
-        <w:rPr>
-          <w:rtl w:val="0"/>
-        </w:rPr>
-      </w:r>
     </w:p>
     <w:p>
       <w:pPr>
         <w:spacing w:after="0" w:line="360" w:lineRule="auto"/>
         <w:jc w:val="both"/>
         <w:rPr>
-          <w:b w:val="1"/>
+          <w:b/>
           <w:sz w:val="24"/>
           <w:szCs w:val="24"/>
         </w:rPr>
       </w:pPr>
-      <w:r>
-        <w:rPr>
-          <w:rtl w:val="0"/>
-        </w:rPr>
-      </w:r>
     </w:p>
     <w:p>
       <w:pPr>
         <w:spacing w:after="0" w:line="360" w:lineRule="auto"/>
         <w:jc w:val="both"/>
         <w:rPr>
-          <w:b w:val="1"/>
+          <w:b/>
           <w:sz w:val="24"/>
           <w:szCs w:val="24"/>
         </w:rPr>
       </w:pPr>
-      <w:r>
-        <w:rPr>
-          <w:rtl w:val="0"/>
-        </w:rPr>
-      </w:r>
     </w:p>
     <w:p>
       <w:pPr>
         <w:spacing w:after="0" w:line="360" w:lineRule="auto"/>
         <w:jc w:val="both"/>
         <w:rPr>
-          <w:b w:val="1"/>
+          <w:b/>
           <w:sz w:val="24"/>
           <w:szCs w:val="24"/>
         </w:rPr>
       </w:pPr>
-      <w:r>
-        <w:rPr>
-          <w:rtl w:val="0"/>
-        </w:rPr>
-      </w:r>
     </w:p>
     <w:p>
       <w:pPr>
         <w:spacing w:after="0" w:line="360" w:lineRule="auto"/>
         <w:jc w:val="both"/>
         <w:rPr>
-          <w:b w:val="1"/>
+          <w:b/>
           <w:sz w:val="24"/>
           <w:szCs w:val="24"/>
         </w:rPr>
       </w:pPr>
-      <w:r>
-        <w:rPr>
-          <w:rtl w:val="0"/>
-        </w:rPr>
-      </w:r>
-    </w:p>
-    <w:p>
-      <w:pPr>
-        <w:spacing w:after="0" w:line="360" w:lineRule="auto"/>
-        <w:jc w:val="both"/>
-        <w:rPr>
-          <w:b w:val="1"/>
-          <w:sz w:val="24"/>
-          <w:szCs w:val="24"/>
-        </w:rPr>
-      </w:pPr>
-      <w:r>
-        <w:rPr>
-          <w:rtl w:val="0"/>
-        </w:rPr>
-      </w:r>
     </w:p>
     <w:tbl>
       <w:tblPr>
-        <w:tblStyle w:val="Table5"/>
-        <w:tblW w:w="10076.0" w:type="dxa"/>
-        <w:jc w:val="left"/>
+        <w:tblStyle w:val="a3"/>
+        <w:tblW w:w="10076" w:type="dxa"/>
+        <w:tblInd w:w="0" w:type="dxa"/>
         <w:tblBorders>
-          <w:top w:color="bfbfbf" w:space="0" w:sz="4" w:val="single"/>
-          <w:left w:color="bfbfbf" w:space="0" w:sz="4" w:val="single"/>
-          <w:bottom w:color="bfbfbf" w:space="0" w:sz="4" w:val="single"/>
-          <w:right w:color="bfbfbf" w:space="0" w:sz="4" w:val="single"/>
-          <w:insideH w:color="bfbfbf" w:space="0" w:sz="4" w:val="single"/>
-          <w:insideV w:color="bfbfbf" w:space="0" w:sz="4" w:val="single"/>
+          <w:top w:val="single" w:sz="4" w:space="0" w:color="BFBFBF"/>
+          <w:left w:val="single" w:sz="4" w:space="0" w:color="BFBFBF"/>
+          <w:bottom w:val="single" w:sz="4" w:space="0" w:color="BFBFBF"/>
+          <w:right w:val="single" w:sz="4" w:space="0" w:color="BFBFBF"/>
+          <w:insideH w:val="single" w:sz="4" w:space="0" w:color="BFBFBF"/>
+          <w:insideV w:val="single" w:sz="4" w:space="0" w:color="BFBFBF"/>
         </w:tblBorders>
         <w:tblLayout w:type="fixed"/>
-        <w:tblLook w:val="0400"/>
+        <w:tblLook w:val="0400" w:firstRow="0" w:lastRow="0" w:firstColumn="0" w:lastColumn="0" w:noHBand="0" w:noVBand="1"/>
       </w:tblPr>
       <w:tblGrid>
         <w:gridCol w:w="10076"/>
-        <w:tblGridChange w:id="0">
-          <w:tblGrid>
-            <w:gridCol w:w="10076"/>
-          </w:tblGrid>
-        </w:tblGridChange>
       </w:tblGrid>
       <w:tr>
         <w:trPr>
-          <w:cantSplit w:val="0"/>
-          <w:trHeight w:val="440" w:hRule="atLeast"/>
-          <w:tblHeader w:val="0"/>
+          <w:trHeight w:val="440"/>
         </w:trPr>
         <w:tc>
           <w:tcPr>
+            <w:tcW w:w="10076" w:type="dxa"/>
             <w:vAlign w:val="center"/>
           </w:tcPr>
           <w:p>
@@ -2181,27 +1771,20 @@
               <w:rPr>
                 <w:sz w:val="24"/>
                 <w:szCs w:val="24"/>
-                <w:rtl w:val="0"/>
-              </w:rPr>
-              <w:t xml:space="preserve">3. A partir de las respuestas anteriores y el perfil de egreso de tu carrera (competencias), responde las siguientes preguntas:</w:t>
-            </w:r>
-            <w:r>
-              <w:rPr>
-                <w:rtl w:val="0"/>
-              </w:rPr>
+              </w:rPr>
+              <w:t>3. A partir de las respuestas anteriores y el perfil de egreso de tu carrera (competencias), responde las siguientes preguntas:</w:t>
             </w:r>
           </w:p>
         </w:tc>
       </w:tr>
       <w:tr>
         <w:trPr>
-          <w:cantSplit w:val="0"/>
-          <w:trHeight w:val="440" w:hRule="atLeast"/>
-          <w:tblHeader w:val="0"/>
+          <w:trHeight w:val="440"/>
         </w:trPr>
         <w:tc>
           <w:tcPr>
-            <w:shd w:fill="deebf6" w:val="clear"/>
+            <w:tcW w:w="10076" w:type="dxa"/>
+            <w:shd w:val="clear" w:color="auto" w:fill="DEEBF6"/>
             <w:vAlign w:val="center"/>
           </w:tcPr>
           <w:p>
@@ -2212,85 +1795,56 @@
                 <w:szCs w:val="24"/>
               </w:rPr>
             </w:pPr>
-            <w:r>
-              <w:rPr>
-                <w:rtl w:val="0"/>
-              </w:rPr>
-            </w:r>
-          </w:p>
-          <w:p>
-            <w:pPr>
-              <w:keepNext w:val="0"/>
-              <w:keepLines w:val="0"/>
-              <w:pageBreakBefore w:val="0"/>
-              <w:widowControl w:val="1"/>
+          </w:p>
+          <w:p>
+            <w:pPr>
               <w:numPr>
                 <w:ilvl w:val="0"/>
                 <w:numId w:val="1"/>
               </w:numPr>
               <w:pBdr>
-                <w:top w:space="0" w:sz="0" w:val="nil"/>
-                <w:left w:space="0" w:sz="0" w:val="nil"/>
-                <w:bottom w:space="0" w:sz="0" w:val="nil"/>
-                <w:right w:space="0" w:sz="0" w:val="nil"/>
-                <w:between w:space="0" w:sz="0" w:val="nil"/>
+                <w:top w:val="nil"/>
+                <w:left w:val="nil"/>
+                <w:bottom w:val="nil"/>
+                <w:right w:val="nil"/>
+                <w:between w:val="nil"/>
               </w:pBdr>
-              <w:shd w:fill="auto" w:val="clear"/>
               <w:tabs>
-                <w:tab w:val="left" w:leader="none" w:pos="454"/>
+                <w:tab w:val="left" w:pos="454"/>
               </w:tabs>
-              <w:spacing w:after="160" w:before="0" w:line="259" w:lineRule="auto"/>
-              <w:ind w:left="454" w:right="0" w:hanging="283"/>
-              <w:jc w:val="both"/>
-              <w:rPr>
-                <w:rFonts w:ascii="Calibri" w:cs="Calibri" w:eastAsia="Calibri" w:hAnsi="Calibri"/>
-                <w:b w:val="1"/>
-                <w:i w:val="0"/>
-                <w:smallCaps w:val="0"/>
-                <w:strike w:val="0"/>
+              <w:spacing w:after="160" w:line="259" w:lineRule="auto"/>
+              <w:ind w:left="454" w:hanging="283"/>
+              <w:jc w:val="both"/>
+              <w:rPr>
+                <w:b/>
                 <w:color w:val="767171"/>
                 <w:sz w:val="24"/>
                 <w:szCs w:val="24"/>
-                <w:shd w:fill="auto" w:val="clear"/>
-                <w:vertAlign w:val="baseline"/>
-              </w:rPr>
-            </w:pPr>
-            <w:r>
-              <w:rPr>
-                <w:b w:val="1"/>
-                <w:i w:val="0"/>
-                <w:smallCaps w:val="0"/>
-                <w:strike w:val="0"/>
+              </w:rPr>
+            </w:pPr>
+            <w:r>
+              <w:rPr>
+                <w:b/>
                 <w:color w:val="000000"/>
                 <w:sz w:val="24"/>
                 <w:szCs w:val="24"/>
-                <w:u w:val="none"/>
-                <w:shd w:fill="auto" w:val="clear"/>
-                <w:vertAlign w:val="baseline"/>
-                <w:rtl w:val="0"/>
-              </w:rPr>
-              <w:t xml:space="preserve">¿Cuáles son tus principales intereses profesionales? ¿Hay alguna área de desempeño que te interese más?</w:t>
-            </w:r>
-          </w:p>
-          <w:p>
-            <w:pPr>
-              <w:keepNext w:val="0"/>
-              <w:keepLines w:val="0"/>
-              <w:pageBreakBefore w:val="0"/>
-              <w:widowControl w:val="1"/>
+              </w:rPr>
+              <w:t>¿Cuáles son tus principales intereses profesionales? ¿Hay alguna área de desempeño que te interese más?</w:t>
+            </w:r>
+          </w:p>
+          <w:p>
+            <w:pPr>
               <w:pBdr>
-                <w:top w:space="0" w:sz="0" w:val="nil"/>
-                <w:left w:space="0" w:sz="0" w:val="nil"/>
-                <w:bottom w:space="0" w:sz="0" w:val="nil"/>
-                <w:right w:space="0" w:sz="0" w:val="nil"/>
-                <w:between w:space="0" w:sz="0" w:val="nil"/>
+                <w:top w:val="nil"/>
+                <w:left w:val="nil"/>
+                <w:bottom w:val="nil"/>
+                <w:right w:val="nil"/>
+                <w:between w:val="nil"/>
               </w:pBdr>
-              <w:shd w:fill="auto" w:val="clear"/>
               <w:tabs>
-                <w:tab w:val="left" w:leader="none" w:pos="454"/>
+                <w:tab w:val="left" w:pos="454"/>
               </w:tabs>
-              <w:spacing w:after="160" w:before="0" w:line="259" w:lineRule="auto"/>
-              <w:ind w:left="0" w:right="0" w:firstLine="0"/>
+              <w:spacing w:after="160" w:line="259" w:lineRule="auto"/>
               <w:jc w:val="both"/>
               <w:rPr>
                 <w:color w:val="767171"/>
@@ -2302,16 +1856,14 @@
               <w:rPr>
                 <w:sz w:val="24"/>
                 <w:szCs w:val="24"/>
-                <w:rtl w:val="0"/>
-              </w:rPr>
-              <w:t xml:space="preserve">Mis principales intereses profesionales están relacionados con la</w:t>
-            </w:r>
-            <w:r>
-              <w:rPr>
-                <w:b w:val="1"/>
-                <w:sz w:val="24"/>
-                <w:szCs w:val="24"/>
-                <w:rtl w:val="0"/>
+              </w:rPr>
+              <w:t>Mis principales intereses profesionales están relacionados con la</w:t>
+            </w:r>
+            <w:r>
+              <w:rPr>
+                <w:b/>
+                <w:sz w:val="24"/>
+                <w:szCs w:val="24"/>
               </w:rPr>
               <w:t xml:space="preserve"> </w:t>
             </w:r>
@@ -2319,22 +1871,54 @@
               <w:rPr>
                 <w:sz w:val="24"/>
                 <w:szCs w:val="24"/>
-                <w:rtl w:val="0"/>
-              </w:rPr>
-              <w:t xml:space="preserve">ciencia de datos y la inteligencia artificial.</w:t>
-              <w:br w:type="textWrapping"/>
-              <w:t xml:space="preserve">El área de desempeño que más interesa es E-commerce y retail, donde se crean sistemas de recomendación y análisis de clientes.</w:t>
-            </w:r>
-            <w:r>
-              <w:rPr>
-                <w:rtl w:val="0"/>
-              </w:rPr>
+              </w:rPr>
+              <w:t>ciencia de datos y la inteligencia artificial.</w:t>
+            </w:r>
+            <w:r>
+              <w:rPr>
+                <w:sz w:val="24"/>
+                <w:szCs w:val="24"/>
+              </w:rPr>
+              <w:br/>
+              <w:t>El área de desempeño que más interesa es E-</w:t>
+            </w:r>
+            <w:proofErr w:type="spellStart"/>
+            <w:r>
+              <w:rPr>
+                <w:sz w:val="24"/>
+                <w:szCs w:val="24"/>
+              </w:rPr>
+              <w:t>commerce</w:t>
+            </w:r>
+            <w:proofErr w:type="spellEnd"/>
+            <w:r>
+              <w:rPr>
+                <w:sz w:val="24"/>
+                <w:szCs w:val="24"/>
+              </w:rPr>
+              <w:t xml:space="preserve"> y </w:t>
+            </w:r>
+            <w:proofErr w:type="spellStart"/>
+            <w:r>
+              <w:rPr>
+                <w:sz w:val="24"/>
+                <w:szCs w:val="24"/>
+              </w:rPr>
+              <w:t>retail</w:t>
+            </w:r>
+            <w:proofErr w:type="spellEnd"/>
+            <w:r>
+              <w:rPr>
+                <w:sz w:val="24"/>
+                <w:szCs w:val="24"/>
+              </w:rPr>
+              <w:t>, donde se crean sistemas de recomendación y análisis de clientes.</w:t>
             </w:r>
           </w:p>
           <w:p>
             <w:pPr>
               <w:tabs>
-                <w:tab w:val="left" w:leader="none" w:pos="454"/>
+                <w:tab w:val="left" w:pos="454"/>
               </w:tabs>
               <w:jc w:val="both"/>
               <w:rPr>
@@ -2343,213 +1927,172 @@
                 <w:szCs w:val="24"/>
               </w:rPr>
             </w:pPr>
-            <w:r>
-              <w:rPr>
-                <w:rtl w:val="0"/>
-              </w:rPr>
-            </w:r>
-          </w:p>
-          <w:p>
-            <w:pPr>
-              <w:keepNext w:val="0"/>
-              <w:keepLines w:val="0"/>
-              <w:pageBreakBefore w:val="0"/>
-              <w:widowControl w:val="1"/>
+          </w:p>
+          <w:p>
+            <w:pPr>
               <w:numPr>
                 <w:ilvl w:val="0"/>
                 <w:numId w:val="1"/>
               </w:numPr>
               <w:pBdr>
-                <w:top w:space="0" w:sz="0" w:val="nil"/>
-                <w:left w:space="0" w:sz="0" w:val="nil"/>
-                <w:bottom w:space="0" w:sz="0" w:val="nil"/>
-                <w:right w:space="0" w:sz="0" w:val="nil"/>
-                <w:between w:space="0" w:sz="0" w:val="nil"/>
+                <w:top w:val="nil"/>
+                <w:left w:val="nil"/>
+                <w:bottom w:val="nil"/>
+                <w:right w:val="nil"/>
+                <w:between w:val="nil"/>
               </w:pBdr>
-              <w:shd w:fill="auto" w:val="clear"/>
               <w:tabs>
-                <w:tab w:val="left" w:leader="none" w:pos="454"/>
+                <w:tab w:val="left" w:pos="454"/>
               </w:tabs>
-              <w:spacing w:after="160" w:before="0" w:line="259" w:lineRule="auto"/>
-              <w:ind w:left="454" w:right="0" w:hanging="283"/>
-              <w:jc w:val="both"/>
-              <w:rPr>
-                <w:rFonts w:ascii="Calibri" w:cs="Calibri" w:eastAsia="Calibri" w:hAnsi="Calibri"/>
-                <w:b w:val="1"/>
-                <w:i w:val="0"/>
-                <w:smallCaps w:val="0"/>
-                <w:strike w:val="0"/>
+              <w:spacing w:after="160" w:line="259" w:lineRule="auto"/>
+              <w:ind w:left="454" w:hanging="283"/>
+              <w:jc w:val="both"/>
+              <w:rPr>
+                <w:b/>
                 <w:color w:val="767171"/>
                 <w:sz w:val="24"/>
                 <w:szCs w:val="24"/>
-                <w:shd w:fill="auto" w:val="clear"/>
-                <w:vertAlign w:val="baseline"/>
-              </w:rPr>
-            </w:pPr>
-            <w:r>
-              <w:rPr>
-                <w:b w:val="1"/>
-                <w:i w:val="0"/>
-                <w:smallCaps w:val="0"/>
-                <w:strike w:val="0"/>
+              </w:rPr>
+            </w:pPr>
+            <w:r>
+              <w:rPr>
+                <w:b/>
                 <w:color w:val="000000"/>
                 <w:sz w:val="24"/>
                 <w:szCs w:val="24"/>
-                <w:u w:val="none"/>
-                <w:shd w:fill="auto" w:val="clear"/>
-                <w:vertAlign w:val="baseline"/>
-                <w:rtl w:val="0"/>
-              </w:rPr>
-              <w:t xml:space="preserve">¿Cuáles son las principales competencias que se relacionan con tus intereses profesionales? ¿Hay alguna de ellas que sientas que requieres especialmente fortalecer?</w:t>
-            </w:r>
-          </w:p>
-          <w:p>
-            <w:pPr>
-              <w:keepNext w:val="0"/>
-              <w:keepLines w:val="0"/>
-              <w:pageBreakBefore w:val="0"/>
-              <w:widowControl w:val="1"/>
+              </w:rPr>
+              <w:t>¿Cuáles son las principales competencias que se relacionan con tus intereses profesionales? ¿Hay alguna de ellas que sientas que requieres especialmente fortalecer?</w:t>
+            </w:r>
+          </w:p>
+          <w:p>
+            <w:pPr>
               <w:pBdr>
-                <w:top w:space="0" w:sz="0" w:val="nil"/>
-                <w:left w:space="0" w:sz="0" w:val="nil"/>
-                <w:bottom w:space="0" w:sz="0" w:val="nil"/>
-                <w:right w:space="0" w:sz="0" w:val="nil"/>
-                <w:between w:space="0" w:sz="0" w:val="nil"/>
+                <w:top w:val="nil"/>
+                <w:left w:val="nil"/>
+                <w:bottom w:val="nil"/>
+                <w:right w:val="nil"/>
+                <w:between w:val="nil"/>
               </w:pBdr>
-              <w:shd w:fill="auto" w:val="clear"/>
               <w:tabs>
-                <w:tab w:val="left" w:leader="none" w:pos="454"/>
+                <w:tab w:val="left" w:pos="454"/>
               </w:tabs>
-              <w:spacing w:after="160" w:before="0" w:line="259" w:lineRule="auto"/>
-              <w:ind w:left="0" w:right="0" w:firstLine="0"/>
-              <w:jc w:val="both"/>
-              <w:rPr>
-                <w:sz w:val="24"/>
-                <w:szCs w:val="24"/>
-              </w:rPr>
-            </w:pPr>
-            <w:r>
-              <w:rPr>
-                <w:sz w:val="24"/>
-                <w:szCs w:val="24"/>
-                <w:rtl w:val="0"/>
-              </w:rPr>
-              <w:t xml:space="preserve">Mis principales competencias que están relacionadas con mis intereses profesionales son:</w:t>
-              <w:br w:type="textWrapping"/>
-              <w:t xml:space="preserve">-Programación en Python, orientado al desarrollo en Machine Learning</w:t>
-            </w:r>
-          </w:p>
-          <w:p>
-            <w:pPr>
-              <w:keepNext w:val="0"/>
-              <w:keepLines w:val="0"/>
-              <w:pageBreakBefore w:val="0"/>
-              <w:widowControl w:val="1"/>
+              <w:spacing w:after="160" w:line="259" w:lineRule="auto"/>
+              <w:jc w:val="both"/>
+              <w:rPr>
+                <w:sz w:val="24"/>
+                <w:szCs w:val="24"/>
+              </w:rPr>
+            </w:pPr>
+            <w:r>
+              <w:rPr>
+                <w:sz w:val="24"/>
+                <w:szCs w:val="24"/>
+              </w:rPr>
+              <w:t>Mis principales competencias que están relacionadas con mis intereses profesionales son:</w:t>
+            </w:r>
+            <w:r>
+              <w:rPr>
+                <w:sz w:val="24"/>
+                <w:szCs w:val="24"/>
+              </w:rPr>
+              <w:br/>
+              <w:t xml:space="preserve">-Programación en Python, orientado al desarrollo en Machine </w:t>
+            </w:r>
+            <w:proofErr w:type="spellStart"/>
+            <w:r>
+              <w:rPr>
+                <w:sz w:val="24"/>
+                <w:szCs w:val="24"/>
+              </w:rPr>
+              <w:t>Learning</w:t>
+            </w:r>
+            <w:proofErr w:type="spellEnd"/>
+          </w:p>
+          <w:p>
+            <w:pPr>
               <w:pBdr>
-                <w:top w:space="0" w:sz="0" w:val="nil"/>
-                <w:left w:space="0" w:sz="0" w:val="nil"/>
-                <w:bottom w:space="0" w:sz="0" w:val="nil"/>
-                <w:right w:space="0" w:sz="0" w:val="nil"/>
-                <w:between w:space="0" w:sz="0" w:val="nil"/>
+                <w:top w:val="nil"/>
+                <w:left w:val="nil"/>
+                <w:bottom w:val="nil"/>
+                <w:right w:val="nil"/>
+                <w:between w:val="nil"/>
               </w:pBdr>
-              <w:shd w:fill="auto" w:val="clear"/>
               <w:tabs>
-                <w:tab w:val="left" w:leader="none" w:pos="454"/>
+                <w:tab w:val="left" w:pos="454"/>
               </w:tabs>
-              <w:spacing w:after="160" w:before="0" w:line="259" w:lineRule="auto"/>
-              <w:ind w:left="0" w:right="0" w:firstLine="0"/>
-              <w:jc w:val="both"/>
-              <w:rPr>
-                <w:sz w:val="24"/>
-                <w:szCs w:val="24"/>
-              </w:rPr>
-            </w:pPr>
-            <w:r>
-              <w:rPr>
-                <w:sz w:val="24"/>
-                <w:szCs w:val="24"/>
-                <w:rtl w:val="0"/>
+              <w:spacing w:after="160" w:line="259" w:lineRule="auto"/>
+              <w:jc w:val="both"/>
+              <w:rPr>
+                <w:sz w:val="24"/>
+                <w:szCs w:val="24"/>
+              </w:rPr>
+            </w:pPr>
+            <w:r>
+              <w:rPr>
+                <w:sz w:val="24"/>
+                <w:szCs w:val="24"/>
               </w:rPr>
               <w:t xml:space="preserve">-Correcta visualización de datos en gráficos </w:t>
             </w:r>
           </w:p>
           <w:p>
             <w:pPr>
-              <w:keepNext w:val="0"/>
-              <w:keepLines w:val="0"/>
-              <w:pageBreakBefore w:val="0"/>
-              <w:widowControl w:val="1"/>
               <w:pBdr>
-                <w:top w:space="0" w:sz="0" w:val="nil"/>
-                <w:left w:space="0" w:sz="0" w:val="nil"/>
-                <w:bottom w:space="0" w:sz="0" w:val="nil"/>
-                <w:right w:space="0" w:sz="0" w:val="nil"/>
-                <w:between w:space="0" w:sz="0" w:val="nil"/>
+                <w:top w:val="nil"/>
+                <w:left w:val="nil"/>
+                <w:bottom w:val="nil"/>
+                <w:right w:val="nil"/>
+                <w:between w:val="nil"/>
               </w:pBdr>
-              <w:shd w:fill="auto" w:val="clear"/>
               <w:tabs>
-                <w:tab w:val="left" w:leader="none" w:pos="454"/>
+                <w:tab w:val="left" w:pos="454"/>
               </w:tabs>
-              <w:spacing w:after="160" w:before="0" w:line="259" w:lineRule="auto"/>
-              <w:ind w:left="0" w:right="0" w:firstLine="0"/>
-              <w:jc w:val="both"/>
-              <w:rPr>
-                <w:sz w:val="24"/>
-                <w:szCs w:val="24"/>
-              </w:rPr>
-            </w:pPr>
-            <w:r>
-              <w:rPr>
-                <w:sz w:val="24"/>
-                <w:szCs w:val="24"/>
-                <w:rtl w:val="0"/>
-              </w:rPr>
-              <w:t xml:space="preserve">-Pensamiento crítico y resolución de problemas complejos</w:t>
-            </w:r>
-          </w:p>
-          <w:p>
-            <w:pPr>
-              <w:keepNext w:val="0"/>
-              <w:keepLines w:val="0"/>
-              <w:pageBreakBefore w:val="0"/>
-              <w:widowControl w:val="1"/>
+              <w:spacing w:after="160" w:line="259" w:lineRule="auto"/>
+              <w:jc w:val="both"/>
+              <w:rPr>
+                <w:sz w:val="24"/>
+                <w:szCs w:val="24"/>
+              </w:rPr>
+            </w:pPr>
+            <w:r>
+              <w:rPr>
+                <w:sz w:val="24"/>
+                <w:szCs w:val="24"/>
+              </w:rPr>
+              <w:t>-Pensamiento crítico y resolución de problemas complejos</w:t>
+            </w:r>
+          </w:p>
+          <w:p>
+            <w:pPr>
               <w:pBdr>
-                <w:top w:space="0" w:sz="0" w:val="nil"/>
-                <w:left w:space="0" w:sz="0" w:val="nil"/>
-                <w:bottom w:space="0" w:sz="0" w:val="nil"/>
-                <w:right w:space="0" w:sz="0" w:val="nil"/>
-                <w:between w:space="0" w:sz="0" w:val="nil"/>
+                <w:top w:val="nil"/>
+                <w:left w:val="nil"/>
+                <w:bottom w:val="nil"/>
+                <w:right w:val="nil"/>
+                <w:between w:val="nil"/>
               </w:pBdr>
-              <w:shd w:fill="auto" w:val="clear"/>
               <w:tabs>
-                <w:tab w:val="left" w:leader="none" w:pos="454"/>
+                <w:tab w:val="left" w:pos="454"/>
               </w:tabs>
-              <w:spacing w:after="160" w:before="0" w:line="259" w:lineRule="auto"/>
-              <w:ind w:left="0" w:right="0" w:firstLine="0"/>
-              <w:jc w:val="both"/>
-              <w:rPr>
-                <w:sz w:val="24"/>
-                <w:szCs w:val="24"/>
-              </w:rPr>
-            </w:pPr>
-            <w:r>
-              <w:rPr>
-                <w:sz w:val="24"/>
-                <w:szCs w:val="24"/>
-                <w:rtl w:val="0"/>
-              </w:rPr>
-              <w:t xml:space="preserve">De estas competencias siento que debería mejorar las habilidades de comunicación de los resultados, de manera que cualquier persona no sea del área pueda entender sin problemas.</w:t>
-            </w:r>
-            <w:r>
-              <w:rPr>
-                <w:rtl w:val="0"/>
-              </w:rPr>
+              <w:spacing w:after="160" w:line="259" w:lineRule="auto"/>
+              <w:jc w:val="both"/>
+              <w:rPr>
+                <w:sz w:val="24"/>
+                <w:szCs w:val="24"/>
+              </w:rPr>
+            </w:pPr>
+            <w:r>
+              <w:rPr>
+                <w:sz w:val="24"/>
+                <w:szCs w:val="24"/>
+              </w:rPr>
+              <w:t>De estas competencias siento que debería mejorar las habilidades de comunicación de los resultados, de manera que cualquier persona no sea del área pueda entender sin problemas.</w:t>
             </w:r>
           </w:p>
           <w:p>
             <w:pPr>
               <w:tabs>
-                <w:tab w:val="left" w:leader="none" w:pos="454"/>
+                <w:tab w:val="left" w:pos="454"/>
               </w:tabs>
               <w:jc w:val="both"/>
               <w:rPr>
@@ -2558,16 +2101,11 @@
                 <w:szCs w:val="24"/>
               </w:rPr>
             </w:pPr>
-            <w:r>
-              <w:rPr>
-                <w:rtl w:val="0"/>
-              </w:rPr>
-            </w:r>
           </w:p>
           <w:p>
             <w:pPr>
               <w:tabs>
-                <w:tab w:val="left" w:leader="none" w:pos="454"/>
+                <w:tab w:val="left" w:pos="454"/>
               </w:tabs>
               <w:jc w:val="both"/>
               <w:rPr>
@@ -2576,16 +2114,11 @@
                 <w:szCs w:val="24"/>
               </w:rPr>
             </w:pPr>
-            <w:r>
-              <w:rPr>
-                <w:rtl w:val="0"/>
-              </w:rPr>
-            </w:r>
           </w:p>
           <w:p>
             <w:pPr>
               <w:tabs>
-                <w:tab w:val="left" w:leader="none" w:pos="454"/>
+                <w:tab w:val="left" w:pos="454"/>
               </w:tabs>
               <w:jc w:val="both"/>
               <w:rPr>
@@ -2594,16 +2127,11 @@
                 <w:szCs w:val="24"/>
               </w:rPr>
             </w:pPr>
-            <w:r>
-              <w:rPr>
-                <w:rtl w:val="0"/>
-              </w:rPr>
-            </w:r>
           </w:p>
           <w:p>
             <w:pPr>
               <w:tabs>
-                <w:tab w:val="left" w:leader="none" w:pos="454"/>
+                <w:tab w:val="left" w:pos="454"/>
               </w:tabs>
               <w:jc w:val="both"/>
               <w:rPr>
@@ -2612,16 +2140,11 @@
                 <w:szCs w:val="24"/>
               </w:rPr>
             </w:pPr>
-            <w:r>
-              <w:rPr>
-                <w:rtl w:val="0"/>
-              </w:rPr>
-            </w:r>
           </w:p>
           <w:p>
             <w:pPr>
               <w:tabs>
-                <w:tab w:val="left" w:leader="none" w:pos="454"/>
+                <w:tab w:val="left" w:pos="454"/>
               </w:tabs>
               <w:jc w:val="both"/>
               <w:rPr>
@@ -2630,16 +2153,11 @@
                 <w:szCs w:val="24"/>
               </w:rPr>
             </w:pPr>
-            <w:r>
-              <w:rPr>
-                <w:rtl w:val="0"/>
-              </w:rPr>
-            </w:r>
           </w:p>
           <w:p>
             <w:pPr>
               <w:tabs>
-                <w:tab w:val="left" w:leader="none" w:pos="454"/>
+                <w:tab w:val="left" w:pos="454"/>
               </w:tabs>
               <w:jc w:val="both"/>
               <w:rPr>
@@ -2648,16 +2166,11 @@
                 <w:szCs w:val="24"/>
               </w:rPr>
             </w:pPr>
-            <w:r>
-              <w:rPr>
-                <w:rtl w:val="0"/>
-              </w:rPr>
-            </w:r>
           </w:p>
           <w:p>
             <w:pPr>
               <w:tabs>
-                <w:tab w:val="left" w:leader="none" w:pos="454"/>
+                <w:tab w:val="left" w:pos="454"/>
               </w:tabs>
               <w:jc w:val="both"/>
               <w:rPr>
@@ -2666,16 +2179,11 @@
                 <w:szCs w:val="24"/>
               </w:rPr>
             </w:pPr>
-            <w:r>
-              <w:rPr>
-                <w:rtl w:val="0"/>
-              </w:rPr>
-            </w:r>
           </w:p>
           <w:p>
             <w:pPr>
               <w:tabs>
-                <w:tab w:val="left" w:leader="none" w:pos="454"/>
+                <w:tab w:val="left" w:pos="454"/>
               </w:tabs>
               <w:jc w:val="both"/>
               <w:rPr>
@@ -2684,75 +2192,48 @@
                 <w:szCs w:val="24"/>
               </w:rPr>
             </w:pPr>
-            <w:r>
-              <w:rPr>
-                <w:rtl w:val="0"/>
-              </w:rPr>
-            </w:r>
-          </w:p>
-          <w:p>
-            <w:pPr>
-              <w:keepNext w:val="0"/>
-              <w:keepLines w:val="0"/>
-              <w:pageBreakBefore w:val="0"/>
-              <w:widowControl w:val="1"/>
+          </w:p>
+          <w:p>
+            <w:pPr>
               <w:numPr>
                 <w:ilvl w:val="0"/>
                 <w:numId w:val="1"/>
               </w:numPr>
               <w:pBdr>
-                <w:top w:space="0" w:sz="0" w:val="nil"/>
-                <w:left w:space="0" w:sz="0" w:val="nil"/>
-                <w:bottom w:space="0" w:sz="0" w:val="nil"/>
-                <w:right w:space="0" w:sz="0" w:val="nil"/>
-                <w:between w:space="0" w:sz="0" w:val="nil"/>
+                <w:top w:val="nil"/>
+                <w:left w:val="nil"/>
+                <w:bottom w:val="nil"/>
+                <w:right w:val="nil"/>
+                <w:between w:val="nil"/>
               </w:pBdr>
-              <w:shd w:fill="auto" w:val="clear"/>
               <w:tabs>
-                <w:tab w:val="left" w:leader="none" w:pos="454"/>
+                <w:tab w:val="left" w:pos="454"/>
               </w:tabs>
-              <w:spacing w:after="160" w:before="0" w:line="259" w:lineRule="auto"/>
-              <w:ind w:left="454" w:right="0" w:hanging="283"/>
-              <w:jc w:val="both"/>
-              <w:rPr>
-                <w:rFonts w:ascii="Calibri" w:cs="Calibri" w:eastAsia="Calibri" w:hAnsi="Calibri"/>
-                <w:b w:val="1"/>
-                <w:i w:val="0"/>
-                <w:smallCaps w:val="0"/>
-                <w:strike w:val="0"/>
+              <w:spacing w:after="160" w:line="259" w:lineRule="auto"/>
+              <w:ind w:left="454" w:hanging="283"/>
+              <w:jc w:val="both"/>
+              <w:rPr>
+                <w:b/>
                 <w:color w:val="767171"/>
                 <w:sz w:val="24"/>
                 <w:szCs w:val="24"/>
-                <w:shd w:fill="auto" w:val="clear"/>
-                <w:vertAlign w:val="baseline"/>
-              </w:rPr>
-            </w:pPr>
-            <w:r>
-              <w:rPr>
-                <w:b w:val="1"/>
-                <w:i w:val="0"/>
-                <w:smallCaps w:val="0"/>
-                <w:strike w:val="0"/>
+              </w:rPr>
+            </w:pPr>
+            <w:r>
+              <w:rPr>
+                <w:b/>
                 <w:color w:val="000000"/>
                 <w:sz w:val="24"/>
                 <w:szCs w:val="24"/>
-                <w:u w:val="none"/>
-                <w:shd w:fill="auto" w:val="clear"/>
-                <w:vertAlign w:val="baseline"/>
-                <w:rtl w:val="0"/>
-              </w:rPr>
-              <w:t xml:space="preserve">¿Cómo te gustaría que fuera tu escenario laboral en 5 años más? ¿Qué te gustaría estar haciendo?</w:t>
-            </w:r>
-            <w:r>
-              <w:rPr>
-                <w:rtl w:val="0"/>
-              </w:rPr>
+              </w:rPr>
+              <w:lastRenderedPageBreak/>
+              <w:t>¿Cómo te gustaría que fuera tu escenario laboral en 5 años más? ¿Qué te gustaría estar haciendo?</w:t>
             </w:r>
           </w:p>
           <w:p>
             <w:pPr>
               <w:tabs>
-                <w:tab w:val="left" w:leader="none" w:pos="454"/>
+                <w:tab w:val="left" w:pos="454"/>
               </w:tabs>
               <w:jc w:val="both"/>
               <w:rPr>
@@ -2764,16 +2245,35 @@
               <w:rPr>
                 <w:sz w:val="24"/>
                 <w:szCs w:val="24"/>
-                <w:rtl w:val="0"/>
-              </w:rPr>
-              <w:t xml:space="preserve">Me gustaría que mi escenario laboral fuera  estar trabajando en el área de ciencia de datos e inteligencia artificial.</w:t>
-              <w:br w:type="textWrapping"/>
+              </w:rPr>
+              <w:t xml:space="preserve">Me gustaría que mi escenario laboral </w:t>
+            </w:r>
+            <w:r>
+              <w:rPr>
+                <w:sz w:val="24"/>
+                <w:szCs w:val="24"/>
+              </w:rPr>
+              <w:t>fuera estar</w:t>
+            </w:r>
+            <w:r>
+              <w:rPr>
+                <w:sz w:val="24"/>
+                <w:szCs w:val="24"/>
+              </w:rPr>
+              <w:t xml:space="preserve"> trabajando en el área de ciencia de datos e inteligencia artificial.</w:t>
+            </w:r>
+            <w:r>
+              <w:rPr>
+                <w:sz w:val="24"/>
+                <w:szCs w:val="24"/>
+              </w:rPr>
+              <w:br/>
             </w:r>
           </w:p>
           <w:p>
             <w:pPr>
               <w:tabs>
-                <w:tab w:val="left" w:leader="none" w:pos="454"/>
+                <w:tab w:val="left" w:pos="454"/>
               </w:tabs>
               <w:jc w:val="both"/>
               <w:rPr>
@@ -2785,15 +2285,14 @@
               <w:rPr>
                 <w:sz w:val="24"/>
                 <w:szCs w:val="24"/>
-                <w:rtl w:val="0"/>
-              </w:rPr>
-              <w:t xml:space="preserve">Además de eso me gustaría estar viajando en esos momentos.</w:t>
+              </w:rPr>
+              <w:t>Además de eso me gustaría estar viajando en esos momentos.</w:t>
             </w:r>
           </w:p>
           <w:p>
             <w:pPr>
               <w:tabs>
-                <w:tab w:val="left" w:leader="none" w:pos="454"/>
+                <w:tab w:val="left" w:pos="454"/>
               </w:tabs>
               <w:jc w:val="both"/>
               <w:rPr>
@@ -2806,20 +2305,14 @@
               <w:rPr>
                 <w:sz w:val="24"/>
                 <w:szCs w:val="24"/>
-                <w:rtl w:val="0"/>
-              </w:rPr>
-              <w:br w:type="textWrapping"/>
-            </w:r>
-            <w:r>
-              <w:rPr>
-                <w:rtl w:val="0"/>
-              </w:rPr>
+              </w:rPr>
+              <w:br/>
             </w:r>
           </w:p>
           <w:p>
             <w:pPr>
               <w:tabs>
-                <w:tab w:val="left" w:leader="none" w:pos="454"/>
+                <w:tab w:val="left" w:pos="454"/>
               </w:tabs>
               <w:jc w:val="both"/>
               <w:rPr>
@@ -2828,161 +2321,96 @@
                 <w:szCs w:val="24"/>
               </w:rPr>
             </w:pPr>
-            <w:r>
-              <w:rPr>
-                <w:rtl w:val="0"/>
-              </w:rPr>
-            </w:r>
-          </w:p>
-          <w:p>
-            <w:pPr>
-              <w:jc w:val="both"/>
-              <w:rPr>
-                <w:rFonts w:ascii="Calibri" w:cs="Calibri" w:eastAsia="Calibri" w:hAnsi="Calibri"/>
-                <w:b w:val="1"/>
-                <w:color w:val="1f4e79"/>
-              </w:rPr>
-            </w:pPr>
-            <w:r>
-              <w:rPr>
-                <w:rtl w:val="0"/>
-              </w:rPr>
-            </w:r>
-          </w:p>
-          <w:p>
-            <w:pPr>
-              <w:jc w:val="both"/>
-              <w:rPr>
-                <w:rFonts w:ascii="Calibri" w:cs="Calibri" w:eastAsia="Calibri" w:hAnsi="Calibri"/>
-                <w:b w:val="1"/>
-                <w:color w:val="1f4e79"/>
-              </w:rPr>
-            </w:pPr>
-            <w:r>
-              <w:rPr>
-                <w:rtl w:val="0"/>
-              </w:rPr>
-            </w:r>
-          </w:p>
-          <w:p>
-            <w:pPr>
-              <w:jc w:val="both"/>
-              <w:rPr>
-                <w:rFonts w:ascii="Calibri" w:cs="Calibri" w:eastAsia="Calibri" w:hAnsi="Calibri"/>
-                <w:b w:val="1"/>
-                <w:color w:val="1f4e79"/>
-              </w:rPr>
-            </w:pPr>
-            <w:r>
-              <w:rPr>
-                <w:rtl w:val="0"/>
-              </w:rPr>
-            </w:r>
-          </w:p>
-          <w:p>
-            <w:pPr>
-              <w:jc w:val="both"/>
-              <w:rPr>
-                <w:rFonts w:ascii="Calibri" w:cs="Calibri" w:eastAsia="Calibri" w:hAnsi="Calibri"/>
-                <w:b w:val="1"/>
-                <w:color w:val="1f4e79"/>
-              </w:rPr>
-            </w:pPr>
-            <w:r>
-              <w:rPr>
-                <w:rtl w:val="0"/>
-              </w:rPr>
-            </w:r>
-          </w:p>
-          <w:p>
-            <w:pPr>
-              <w:jc w:val="both"/>
-              <w:rPr>
-                <w:rFonts w:ascii="Calibri" w:cs="Calibri" w:eastAsia="Calibri" w:hAnsi="Calibri"/>
-                <w:b w:val="1"/>
-                <w:color w:val="1f4e79"/>
-              </w:rPr>
-            </w:pPr>
-            <w:r>
-              <w:rPr>
-                <w:rtl w:val="0"/>
-              </w:rPr>
-            </w:r>
-          </w:p>
-          <w:p>
-            <w:pPr>
-              <w:jc w:val="both"/>
-              <w:rPr>
-                <w:rFonts w:ascii="Calibri" w:cs="Calibri" w:eastAsia="Calibri" w:hAnsi="Calibri"/>
-                <w:b w:val="1"/>
-                <w:color w:val="1f4e79"/>
-              </w:rPr>
-            </w:pPr>
-            <w:r>
-              <w:rPr>
-                <w:rtl w:val="0"/>
-              </w:rPr>
-            </w:r>
-          </w:p>
-          <w:p>
-            <w:pPr>
-              <w:jc w:val="both"/>
-              <w:rPr>
-                <w:rFonts w:ascii="Calibri" w:cs="Calibri" w:eastAsia="Calibri" w:hAnsi="Calibri"/>
-                <w:b w:val="1"/>
-                <w:color w:val="1f4e79"/>
-              </w:rPr>
-            </w:pPr>
-            <w:r>
-              <w:rPr>
-                <w:rtl w:val="0"/>
-              </w:rPr>
-            </w:r>
-          </w:p>
-          <w:p>
-            <w:pPr>
-              <w:jc w:val="both"/>
-              <w:rPr>
-                <w:rFonts w:ascii="Calibri" w:cs="Calibri" w:eastAsia="Calibri" w:hAnsi="Calibri"/>
-                <w:b w:val="1"/>
-                <w:color w:val="1f4e79"/>
-              </w:rPr>
-            </w:pPr>
-            <w:r>
-              <w:rPr>
-                <w:rtl w:val="0"/>
-              </w:rPr>
-            </w:r>
-          </w:p>
-          <w:p>
-            <w:pPr>
-              <w:jc w:val="both"/>
-              <w:rPr>
-                <w:rFonts w:ascii="Calibri" w:cs="Calibri" w:eastAsia="Calibri" w:hAnsi="Calibri"/>
-                <w:b w:val="1"/>
-                <w:color w:val="1f4e79"/>
-              </w:rPr>
-            </w:pPr>
-            <w:r>
-              <w:rPr>
-                <w:rtl w:val="0"/>
-              </w:rPr>
-            </w:r>
-          </w:p>
-          <w:p>
-            <w:pPr>
-              <w:jc w:val="both"/>
-              <w:rPr>
-                <w:rFonts w:ascii="Calibri" w:cs="Calibri" w:eastAsia="Calibri" w:hAnsi="Calibri"/>
-                <w:b w:val="1"/>
-                <w:color w:val="1f4e79"/>
-              </w:rPr>
-            </w:pPr>
-            <w:r>
-              <w:rPr>
-                <w:rtl w:val="0"/>
-              </w:rPr>
-            </w:r>
+          </w:p>
+          <w:p>
+            <w:pPr>
+              <w:jc w:val="both"/>
+              <w:rPr>
+                <w:b/>
+                <w:color w:val="1F4E79"/>
+              </w:rPr>
+            </w:pPr>
+          </w:p>
+          <w:p>
+            <w:pPr>
+              <w:jc w:val="both"/>
+              <w:rPr>
+                <w:b/>
+                <w:color w:val="1F4E79"/>
+              </w:rPr>
+            </w:pPr>
+          </w:p>
+          <w:p>
+            <w:pPr>
+              <w:jc w:val="both"/>
+              <w:rPr>
+                <w:b/>
+                <w:color w:val="1F4E79"/>
+              </w:rPr>
+            </w:pPr>
+          </w:p>
+          <w:p>
+            <w:pPr>
+              <w:jc w:val="both"/>
+              <w:rPr>
+                <w:b/>
+                <w:color w:val="1F4E79"/>
+              </w:rPr>
+            </w:pPr>
+          </w:p>
+          <w:p>
+            <w:pPr>
+              <w:jc w:val="both"/>
+              <w:rPr>
+                <w:b/>
+                <w:color w:val="1F4E79"/>
+              </w:rPr>
+            </w:pPr>
+          </w:p>
+          <w:p>
+            <w:pPr>
+              <w:jc w:val="both"/>
+              <w:rPr>
+                <w:b/>
+                <w:color w:val="1F4E79"/>
+              </w:rPr>
+            </w:pPr>
+          </w:p>
+          <w:p>
+            <w:pPr>
+              <w:jc w:val="both"/>
+              <w:rPr>
+                <w:b/>
+                <w:color w:val="1F4E79"/>
+              </w:rPr>
+            </w:pPr>
+          </w:p>
+          <w:p>
+            <w:pPr>
+              <w:jc w:val="both"/>
+              <w:rPr>
+                <w:b/>
+                <w:color w:val="1F4E79"/>
+              </w:rPr>
+            </w:pPr>
+          </w:p>
+          <w:p>
+            <w:pPr>
+              <w:jc w:val="both"/>
+              <w:rPr>
+                <w:b/>
+                <w:color w:val="1F4E79"/>
+              </w:rPr>
+            </w:pPr>
+          </w:p>
+          <w:p>
+            <w:pPr>
+              <w:jc w:val="both"/>
+              <w:rPr>
+                <w:b/>
+                <w:color w:val="1F4E79"/>
+              </w:rPr>
+            </w:pPr>
           </w:p>
         </w:tc>
       </w:tr>
@@ -2997,162 +2425,119 @@
           <w:szCs w:val="24"/>
         </w:rPr>
       </w:pPr>
-      <w:r>
-        <w:rPr>
-          <w:rtl w:val="0"/>
-        </w:rPr>
-      </w:r>
     </w:p>
     <w:p>
       <w:pPr>
         <w:spacing w:after="0" w:line="360" w:lineRule="auto"/>
         <w:jc w:val="both"/>
         <w:rPr>
-          <w:b w:val="1"/>
+          <w:b/>
           <w:sz w:val="24"/>
           <w:szCs w:val="24"/>
         </w:rPr>
       </w:pPr>
-      <w:r>
-        <w:rPr>
-          <w:rtl w:val="0"/>
-        </w:rPr>
-      </w:r>
     </w:p>
     <w:p>
       <w:pPr>
         <w:spacing w:after="0" w:line="360" w:lineRule="auto"/>
         <w:jc w:val="both"/>
         <w:rPr>
-          <w:b w:val="1"/>
+          <w:b/>
           <w:sz w:val="24"/>
           <w:szCs w:val="24"/>
         </w:rPr>
       </w:pPr>
-      <w:r>
-        <w:rPr>
-          <w:rtl w:val="0"/>
-        </w:rPr>
-      </w:r>
     </w:p>
     <w:p>
       <w:pPr>
         <w:spacing w:after="0" w:line="360" w:lineRule="auto"/>
         <w:jc w:val="both"/>
         <w:rPr>
-          <w:b w:val="1"/>
+          <w:b/>
           <w:sz w:val="24"/>
           <w:szCs w:val="24"/>
         </w:rPr>
       </w:pPr>
-      <w:r>
-        <w:rPr>
-          <w:rtl w:val="0"/>
-        </w:rPr>
-      </w:r>
     </w:p>
     <w:p>
       <w:pPr>
         <w:spacing w:after="0" w:line="360" w:lineRule="auto"/>
         <w:jc w:val="both"/>
         <w:rPr>
-          <w:b w:val="1"/>
+          <w:b/>
           <w:sz w:val="24"/>
           <w:szCs w:val="24"/>
         </w:rPr>
       </w:pPr>
-      <w:r>
-        <w:rPr>
-          <w:rtl w:val="0"/>
-        </w:rPr>
-      </w:r>
     </w:p>
     <w:p>
       <w:pPr>
         <w:spacing w:after="0" w:line="360" w:lineRule="auto"/>
         <w:jc w:val="both"/>
         <w:rPr>
-          <w:b w:val="1"/>
+          <w:b/>
           <w:sz w:val="24"/>
           <w:szCs w:val="24"/>
         </w:rPr>
       </w:pPr>
-      <w:r>
-        <w:rPr>
-          <w:rtl w:val="0"/>
-        </w:rPr>
-      </w:r>
     </w:p>
     <w:tbl>
       <w:tblPr>
-        <w:tblStyle w:val="Table6"/>
-        <w:tblW w:w="10076.0" w:type="dxa"/>
-        <w:jc w:val="left"/>
+        <w:tblStyle w:val="a4"/>
+        <w:tblW w:w="10076" w:type="dxa"/>
+        <w:tblInd w:w="0" w:type="dxa"/>
         <w:tblBorders>
-          <w:top w:color="bfbfbf" w:space="0" w:sz="4" w:val="single"/>
-          <w:left w:color="bfbfbf" w:space="0" w:sz="4" w:val="single"/>
-          <w:bottom w:color="bfbfbf" w:space="0" w:sz="4" w:val="single"/>
-          <w:right w:color="bfbfbf" w:space="0" w:sz="4" w:val="single"/>
-          <w:insideH w:color="bfbfbf" w:space="0" w:sz="4" w:val="single"/>
-          <w:insideV w:color="bfbfbf" w:space="0" w:sz="4" w:val="single"/>
+          <w:top w:val="single" w:sz="4" w:space="0" w:color="BFBFBF"/>
+          <w:left w:val="single" w:sz="4" w:space="0" w:color="BFBFBF"/>
+          <w:bottom w:val="single" w:sz="4" w:space="0" w:color="BFBFBF"/>
+          <w:right w:val="single" w:sz="4" w:space="0" w:color="BFBFBF"/>
+          <w:insideH w:val="single" w:sz="4" w:space="0" w:color="BFBFBF"/>
+          <w:insideV w:val="single" w:sz="4" w:space="0" w:color="BFBFBF"/>
         </w:tblBorders>
         <w:tblLayout w:type="fixed"/>
-        <w:tblLook w:val="0400"/>
+        <w:tblLook w:val="0400" w:firstRow="0" w:lastRow="0" w:firstColumn="0" w:lastColumn="0" w:noHBand="0" w:noVBand="1"/>
       </w:tblPr>
       <w:tblGrid>
         <w:gridCol w:w="10076"/>
-        <w:tblGridChange w:id="0">
-          <w:tblGrid>
-            <w:gridCol w:w="10076"/>
-          </w:tblGrid>
-        </w:tblGridChange>
       </w:tblGrid>
       <w:tr>
         <w:trPr>
-          <w:cantSplit w:val="0"/>
-          <w:trHeight w:val="440" w:hRule="atLeast"/>
-          <w:tblHeader w:val="0"/>
+          <w:trHeight w:val="440"/>
         </w:trPr>
         <w:tc>
           <w:tcPr>
+            <w:tcW w:w="10076" w:type="dxa"/>
             <w:vAlign w:val="center"/>
           </w:tcPr>
           <w:p>
             <w:pPr>
               <w:jc w:val="both"/>
               <w:rPr>
-                <w:rFonts w:ascii="Century Gothic" w:cs="Century Gothic" w:eastAsia="Century Gothic" w:hAnsi="Century Gothic"/>
+                <w:rFonts w:ascii="Century Gothic" w:eastAsia="Century Gothic" w:hAnsi="Century Gothic" w:cs="Century Gothic"/>
                 <w:sz w:val="20"/>
                 <w:szCs w:val="20"/>
               </w:rPr>
             </w:pPr>
-            <w:bookmarkStart w:colFirst="0" w:colLast="0" w:name="_heading=h.thhpp1nyc812" w:id="0"/>
+            <w:bookmarkStart w:id="0" w:name="_heading=h.thhpp1nyc812" w:colFirst="0" w:colLast="0"/>
             <w:bookmarkEnd w:id="0"/>
             <w:r>
               <w:rPr>
                 <w:sz w:val="24"/>
                 <w:szCs w:val="24"/>
-                <w:rtl w:val="0"/>
               </w:rPr>
               <w:t xml:space="preserve">4. Finalmente, piensa en el proyecto que desarrollarás en APT y responde a las siguientes preguntas: </w:t>
-            </w:r>
-            <w:r>
-              <w:rPr>
-                <w:rtl w:val="0"/>
-              </w:rPr>
             </w:r>
           </w:p>
         </w:tc>
       </w:tr>
       <w:tr>
         <w:trPr>
-          <w:cantSplit w:val="0"/>
-          <w:trHeight w:val="440" w:hRule="atLeast"/>
-          <w:tblHeader w:val="0"/>
+          <w:trHeight w:val="440"/>
         </w:trPr>
         <w:tc>
           <w:tcPr>
-            <w:shd w:fill="deebf6" w:val="clear"/>
+            <w:tcW w:w="10076" w:type="dxa"/>
+            <w:shd w:val="clear" w:color="auto" w:fill="DEEBF6"/>
             <w:vAlign w:val="center"/>
           </w:tcPr>
           <w:p>
@@ -3163,79 +2548,46 @@
                 <w:szCs w:val="24"/>
               </w:rPr>
             </w:pPr>
-            <w:r>
-              <w:rPr>
-                <w:rtl w:val="0"/>
-              </w:rPr>
-            </w:r>
-          </w:p>
-          <w:p>
-            <w:pPr>
-              <w:keepNext w:val="0"/>
-              <w:keepLines w:val="0"/>
-              <w:pageBreakBefore w:val="0"/>
-              <w:widowControl w:val="1"/>
+          </w:p>
+          <w:p>
+            <w:pPr>
               <w:numPr>
                 <w:ilvl w:val="0"/>
                 <w:numId w:val="1"/>
               </w:numPr>
               <w:pBdr>
-                <w:top w:space="0" w:sz="0" w:val="nil"/>
-                <w:left w:space="0" w:sz="0" w:val="nil"/>
-                <w:bottom w:space="0" w:sz="0" w:val="nil"/>
-                <w:right w:space="0" w:sz="0" w:val="nil"/>
-                <w:between w:space="0" w:sz="0" w:val="nil"/>
+                <w:top w:val="nil"/>
+                <w:left w:val="nil"/>
+                <w:bottom w:val="nil"/>
+                <w:right w:val="nil"/>
+                <w:between w:val="nil"/>
               </w:pBdr>
-              <w:shd w:fill="auto" w:val="clear"/>
               <w:tabs>
-                <w:tab w:val="left" w:leader="none" w:pos="454"/>
+                <w:tab w:val="left" w:pos="454"/>
               </w:tabs>
-              <w:spacing w:after="160" w:before="0" w:line="259" w:lineRule="auto"/>
-              <w:ind w:left="454" w:right="0" w:hanging="283"/>
-              <w:jc w:val="both"/>
-              <w:rPr>
-                <w:rFonts w:ascii="Calibri" w:cs="Calibri" w:eastAsia="Calibri" w:hAnsi="Calibri"/>
-                <w:b w:val="0"/>
-                <w:i w:val="0"/>
-                <w:smallCaps w:val="0"/>
-                <w:strike w:val="0"/>
+              <w:spacing w:after="160" w:line="259" w:lineRule="auto"/>
+              <w:ind w:left="454" w:hanging="283"/>
+              <w:jc w:val="both"/>
+              <w:rPr>
                 <w:color w:val="767171"/>
                 <w:sz w:val="24"/>
                 <w:szCs w:val="24"/>
-                <w:u w:val="none"/>
-                <w:shd w:fill="auto" w:val="clear"/>
-                <w:vertAlign w:val="baseline"/>
-              </w:rPr>
-            </w:pPr>
-            <w:r>
-              <w:rPr>
-                <w:rFonts w:ascii="Calibri" w:cs="Calibri" w:eastAsia="Calibri" w:hAnsi="Calibri"/>
-                <w:b w:val="0"/>
-                <w:i w:val="0"/>
-                <w:smallCaps w:val="0"/>
-                <w:strike w:val="0"/>
+              </w:rPr>
+            </w:pPr>
+            <w:r>
+              <w:rPr>
                 <w:color w:val="000000"/>
                 <w:sz w:val="24"/>
                 <w:szCs w:val="24"/>
-                <w:u w:val="none"/>
-                <w:shd w:fill="auto" w:val="clear"/>
-                <w:vertAlign w:val="baseline"/>
-                <w:rtl w:val="0"/>
-              </w:rPr>
-              <w:t xml:space="preserve">Los Proyectos APT que ya habías diseñado como plan de trabajo en el curso anterior, ¿se relacionan con tus proyecciones profesionales actuales? ¿cuál se relaciona más? ¿Requiere ajuste?</w:t>
-            </w:r>
-            <w:r>
-              <w:rPr>
-                <w:rtl w:val="0"/>
-              </w:rPr>
+              </w:rPr>
+              <w:t>Los Proyectos APT que ya habías diseñado como plan de trabajo en el curso anterior, ¿se relacionan con tus proyecciones profesionales actuales? ¿cuál se relaciona más? ¿Requiere ajuste?</w:t>
             </w:r>
           </w:p>
           <w:p>
             <w:pPr>
               <w:tabs>
-                <w:tab w:val="left" w:leader="none" w:pos="454"/>
+                <w:tab w:val="left" w:pos="454"/>
               </w:tabs>
-              <w:jc w:val="both"/>
               <w:rPr>
                 <w:color w:val="767171"/>
                 <w:sz w:val="24"/>
@@ -3246,24 +2598,44 @@
               <w:rPr>
                 <w:sz w:val="24"/>
                 <w:szCs w:val="24"/>
-                <w:rtl w:val="0"/>
               </w:rPr>
               <w:t xml:space="preserve">Sí, los Proyectos APT que tenía anteriormente se relacionan con mis proyecciones profesionales, ya que todos involucraron el uso de datos y el desarrollo de soluciones informáticas aplicadas a problemas reales. </w:t>
-              <w:br w:type="textWrapping"/>
-              <w:t xml:space="preserve">Involucraron gestión y análisis de información.</w:t>
-              <w:br w:type="textWrapping"/>
-              <w:t xml:space="preserve">Estos proyectos de todas maneras requieren  ajustes, más que todo en modelado y visualización, así puede estar más ajustado con los estándares de la industria.</w:t>
-            </w:r>
-            <w:r>
-              <w:rPr>
-                <w:rtl w:val="0"/>
-              </w:rPr>
+            </w:r>
+            <w:r>
+              <w:rPr>
+                <w:sz w:val="24"/>
+                <w:szCs w:val="24"/>
+              </w:rPr>
+              <w:br/>
+              <w:t>Involucraron gestión y análisis de información.</w:t>
+            </w:r>
+            <w:r>
+              <w:rPr>
+                <w:sz w:val="24"/>
+                <w:szCs w:val="24"/>
+              </w:rPr>
+              <w:br/>
+              <w:t xml:space="preserve">Estos proyectos de todas maneras </w:t>
+            </w:r>
+            <w:r>
+              <w:rPr>
+                <w:sz w:val="24"/>
+                <w:szCs w:val="24"/>
+              </w:rPr>
+              <w:t>requieren ajustes</w:t>
+            </w:r>
+            <w:r>
+              <w:rPr>
+                <w:sz w:val="24"/>
+                <w:szCs w:val="24"/>
+              </w:rPr>
+              <w:t>, más que todo en modelado y visualización, así puede estar más ajustado con los estándares de la industria.</w:t>
             </w:r>
           </w:p>
           <w:p>
             <w:pPr>
               <w:tabs>
-                <w:tab w:val="left" w:leader="none" w:pos="454"/>
+                <w:tab w:val="left" w:pos="454"/>
               </w:tabs>
               <w:jc w:val="both"/>
               <w:rPr>
@@ -3272,16 +2644,11 @@
                 <w:szCs w:val="24"/>
               </w:rPr>
             </w:pPr>
-            <w:r>
-              <w:rPr>
-                <w:rtl w:val="0"/>
-              </w:rPr>
-            </w:r>
           </w:p>
           <w:p>
             <w:pPr>
               <w:tabs>
-                <w:tab w:val="left" w:leader="none" w:pos="454"/>
+                <w:tab w:val="left" w:pos="454"/>
               </w:tabs>
               <w:jc w:val="both"/>
               <w:rPr>
@@ -3289,16 +2656,11 @@
                 <w:szCs w:val="24"/>
               </w:rPr>
             </w:pPr>
-            <w:r>
-              <w:rPr>
-                <w:rtl w:val="0"/>
-              </w:rPr>
-            </w:r>
           </w:p>
           <w:p>
             <w:pPr>
               <w:tabs>
-                <w:tab w:val="left" w:leader="none" w:pos="454"/>
+                <w:tab w:val="left" w:pos="454"/>
               </w:tabs>
               <w:jc w:val="both"/>
               <w:rPr>
@@ -3306,16 +2668,11 @@
                 <w:szCs w:val="24"/>
               </w:rPr>
             </w:pPr>
-            <w:r>
-              <w:rPr>
-                <w:rtl w:val="0"/>
-              </w:rPr>
-            </w:r>
           </w:p>
           <w:p>
             <w:pPr>
               <w:tabs>
-                <w:tab w:val="left" w:leader="none" w:pos="454"/>
+                <w:tab w:val="left" w:pos="454"/>
               </w:tabs>
               <w:jc w:val="both"/>
               <w:rPr>
@@ -3323,16 +2680,11 @@
                 <w:szCs w:val="24"/>
               </w:rPr>
             </w:pPr>
-            <w:r>
-              <w:rPr>
-                <w:rtl w:val="0"/>
-              </w:rPr>
-            </w:r>
           </w:p>
           <w:p>
             <w:pPr>
               <w:tabs>
-                <w:tab w:val="left" w:leader="none" w:pos="454"/>
+                <w:tab w:val="left" w:pos="454"/>
               </w:tabs>
               <w:jc w:val="both"/>
               <w:rPr>
@@ -3340,16 +2692,11 @@
                 <w:szCs w:val="24"/>
               </w:rPr>
             </w:pPr>
-            <w:r>
-              <w:rPr>
-                <w:rtl w:val="0"/>
-              </w:rPr>
-            </w:r>
           </w:p>
           <w:p>
             <w:pPr>
               <w:tabs>
-                <w:tab w:val="left" w:leader="none" w:pos="454"/>
+                <w:tab w:val="left" w:pos="454"/>
               </w:tabs>
               <w:jc w:val="both"/>
               <w:rPr>
@@ -3358,444 +2705,253 @@
                 <w:szCs w:val="24"/>
               </w:rPr>
             </w:pPr>
-            <w:r>
-              <w:rPr>
-                <w:rtl w:val="0"/>
-              </w:rPr>
-            </w:r>
-          </w:p>
-          <w:p>
-            <w:pPr>
-              <w:keepNext w:val="0"/>
-              <w:keepLines w:val="0"/>
-              <w:pageBreakBefore w:val="0"/>
-              <w:widowControl w:val="1"/>
+          </w:p>
+          <w:p>
+            <w:pPr>
               <w:numPr>
                 <w:ilvl w:val="0"/>
                 <w:numId w:val="1"/>
               </w:numPr>
               <w:pBdr>
-                <w:top w:space="0" w:sz="0" w:val="nil"/>
-                <w:left w:space="0" w:sz="0" w:val="nil"/>
-                <w:bottom w:space="0" w:sz="0" w:val="nil"/>
-                <w:right w:space="0" w:sz="0" w:val="nil"/>
-                <w:between w:space="0" w:sz="0" w:val="nil"/>
+                <w:top w:val="nil"/>
+                <w:left w:val="nil"/>
+                <w:bottom w:val="nil"/>
+                <w:right w:val="nil"/>
+                <w:between w:val="nil"/>
               </w:pBdr>
-              <w:shd w:fill="auto" w:val="clear"/>
               <w:tabs>
-                <w:tab w:val="left" w:leader="none" w:pos="454"/>
+                <w:tab w:val="left" w:pos="454"/>
               </w:tabs>
-              <w:spacing w:after="0" w:before="0" w:line="259" w:lineRule="auto"/>
-              <w:ind w:left="454" w:right="0" w:hanging="283"/>
-              <w:jc w:val="both"/>
-              <w:rPr>
-                <w:rFonts w:ascii="Calibri" w:cs="Calibri" w:eastAsia="Calibri" w:hAnsi="Calibri"/>
-                <w:b w:val="0"/>
-                <w:i w:val="0"/>
-                <w:smallCaps w:val="0"/>
-                <w:strike w:val="0"/>
+              <w:spacing w:line="259" w:lineRule="auto"/>
+              <w:ind w:left="454" w:hanging="283"/>
+              <w:jc w:val="both"/>
+              <w:rPr>
                 <w:color w:val="767171"/>
                 <w:sz w:val="24"/>
                 <w:szCs w:val="24"/>
-                <w:u w:val="none"/>
-                <w:shd w:fill="auto" w:val="clear"/>
-                <w:vertAlign w:val="baseline"/>
-              </w:rPr>
-            </w:pPr>
-            <w:r>
-              <w:rPr>
-                <w:rFonts w:ascii="Calibri" w:cs="Calibri" w:eastAsia="Calibri" w:hAnsi="Calibri"/>
-                <w:b w:val="0"/>
-                <w:i w:val="0"/>
-                <w:smallCaps w:val="0"/>
-                <w:strike w:val="0"/>
+              </w:rPr>
+            </w:pPr>
+            <w:r>
+              <w:rPr>
                 <w:color w:val="000000"/>
                 <w:sz w:val="24"/>
                 <w:szCs w:val="24"/>
-                <w:u w:val="none"/>
-                <w:shd w:fill="auto" w:val="clear"/>
-                <w:vertAlign w:val="baseline"/>
-                <w:rtl w:val="0"/>
               </w:rPr>
               <w:t xml:space="preserve">Si no hay ninguna que se relacione suficiente: </w:t>
             </w:r>
-            <w:r>
-              <w:rPr>
-                <w:rtl w:val="0"/>
-              </w:rPr>
-            </w:r>
-          </w:p>
-          <w:p>
-            <w:pPr>
-              <w:keepNext w:val="0"/>
-              <w:keepLines w:val="0"/>
-              <w:pageBreakBefore w:val="0"/>
-              <w:widowControl w:val="1"/>
+          </w:p>
+          <w:p>
+            <w:pPr>
               <w:numPr>
                 <w:ilvl w:val="0"/>
                 <w:numId w:val="1"/>
               </w:numPr>
               <w:pBdr>
-                <w:top w:space="0" w:sz="0" w:val="nil"/>
-                <w:left w:space="0" w:sz="0" w:val="nil"/>
-                <w:bottom w:space="0" w:sz="0" w:val="nil"/>
-                <w:right w:space="0" w:sz="0" w:val="nil"/>
-                <w:between w:space="0" w:sz="0" w:val="nil"/>
+                <w:top w:val="nil"/>
+                <w:left w:val="nil"/>
+                <w:bottom w:val="nil"/>
+                <w:right w:val="nil"/>
+                <w:between w:val="nil"/>
               </w:pBdr>
-              <w:shd w:fill="auto" w:val="clear"/>
               <w:tabs>
-                <w:tab w:val="left" w:leader="none" w:pos="1021"/>
+                <w:tab w:val="left" w:pos="1021"/>
               </w:tabs>
-              <w:spacing w:after="0" w:before="0" w:line="259" w:lineRule="auto"/>
-              <w:ind w:left="454" w:right="0" w:firstLine="141.99999999999994"/>
-              <w:jc w:val="both"/>
-              <w:rPr>
-                <w:rFonts w:ascii="Calibri" w:cs="Calibri" w:eastAsia="Calibri" w:hAnsi="Calibri"/>
-                <w:b w:val="0"/>
-                <w:i w:val="0"/>
-                <w:smallCaps w:val="0"/>
-                <w:strike w:val="0"/>
+              <w:spacing w:line="259" w:lineRule="auto"/>
+              <w:ind w:left="454" w:firstLine="141"/>
+              <w:jc w:val="both"/>
+              <w:rPr>
                 <w:color w:val="767171"/>
                 <w:sz w:val="24"/>
                 <w:szCs w:val="24"/>
-                <w:u w:val="none"/>
-                <w:shd w:fill="auto" w:val="clear"/>
-                <w:vertAlign w:val="baseline"/>
-              </w:rPr>
-            </w:pPr>
-            <w:r>
-              <w:rPr>
-                <w:rFonts w:ascii="Calibri" w:cs="Calibri" w:eastAsia="Calibri" w:hAnsi="Calibri"/>
-                <w:b w:val="0"/>
-                <w:i w:val="0"/>
-                <w:smallCaps w:val="0"/>
-                <w:strike w:val="0"/>
+              </w:rPr>
+            </w:pPr>
+            <w:r>
+              <w:rPr>
                 <w:color w:val="000000"/>
                 <w:sz w:val="24"/>
                 <w:szCs w:val="24"/>
-                <w:u w:val="none"/>
-                <w:shd w:fill="auto" w:val="clear"/>
-                <w:vertAlign w:val="baseline"/>
-                <w:rtl w:val="0"/>
               </w:rPr>
               <w:t xml:space="preserve">¿Qué área(s) de desempeño y competencias debería abordar este Proyecto APT? </w:t>
             </w:r>
-            <w:r>
-              <w:rPr>
-                <w:rtl w:val="0"/>
-              </w:rPr>
-            </w:r>
-          </w:p>
-          <w:p>
-            <w:pPr>
-              <w:keepNext w:val="0"/>
-              <w:keepLines w:val="0"/>
-              <w:pageBreakBefore w:val="0"/>
-              <w:widowControl w:val="1"/>
+          </w:p>
+          <w:p>
+            <w:pPr>
               <w:numPr>
                 <w:ilvl w:val="0"/>
                 <w:numId w:val="1"/>
               </w:numPr>
               <w:pBdr>
-                <w:top w:space="0" w:sz="0" w:val="nil"/>
-                <w:left w:space="0" w:sz="0" w:val="nil"/>
-                <w:bottom w:space="0" w:sz="0" w:val="nil"/>
-                <w:right w:space="0" w:sz="0" w:val="nil"/>
-                <w:between w:space="0" w:sz="0" w:val="nil"/>
+                <w:top w:val="nil"/>
+                <w:left w:val="nil"/>
+                <w:bottom w:val="nil"/>
+                <w:right w:val="nil"/>
+                <w:between w:val="nil"/>
               </w:pBdr>
-              <w:shd w:fill="auto" w:val="clear"/>
               <w:tabs>
-                <w:tab w:val="left" w:leader="none" w:pos="1021"/>
+                <w:tab w:val="left" w:pos="1021"/>
               </w:tabs>
-              <w:spacing w:after="0" w:before="0" w:line="259" w:lineRule="auto"/>
-              <w:ind w:left="454" w:right="0" w:firstLine="141.99999999999994"/>
-              <w:jc w:val="both"/>
-              <w:rPr>
-                <w:rFonts w:ascii="Calibri" w:cs="Calibri" w:eastAsia="Calibri" w:hAnsi="Calibri"/>
-                <w:b w:val="0"/>
-                <w:i w:val="0"/>
-                <w:smallCaps w:val="0"/>
-                <w:strike w:val="0"/>
+              <w:spacing w:line="259" w:lineRule="auto"/>
+              <w:ind w:left="454" w:firstLine="141"/>
+              <w:jc w:val="both"/>
+              <w:rPr>
                 <w:color w:val="767171"/>
                 <w:sz w:val="24"/>
                 <w:szCs w:val="24"/>
-                <w:u w:val="none"/>
-                <w:shd w:fill="auto" w:val="clear"/>
-                <w:vertAlign w:val="baseline"/>
-              </w:rPr>
-            </w:pPr>
-            <w:r>
-              <w:rPr>
-                <w:rFonts w:ascii="Calibri" w:cs="Calibri" w:eastAsia="Calibri" w:hAnsi="Calibri"/>
-                <w:b w:val="0"/>
-                <w:i w:val="0"/>
-                <w:smallCaps w:val="0"/>
-                <w:strike w:val="0"/>
+              </w:rPr>
+            </w:pPr>
+            <w:r>
+              <w:rPr>
                 <w:color w:val="000000"/>
                 <w:sz w:val="24"/>
                 <w:szCs w:val="24"/>
-                <w:u w:val="none"/>
-                <w:shd w:fill="auto" w:val="clear"/>
-                <w:vertAlign w:val="baseline"/>
-                <w:rtl w:val="0"/>
               </w:rPr>
               <w:t xml:space="preserve">¿Qué tipo de proyecto podría ayudarte más en tu desarrollo profesional? </w:t>
             </w:r>
-            <w:r>
-              <w:rPr>
-                <w:rtl w:val="0"/>
-              </w:rPr>
-            </w:r>
-          </w:p>
-          <w:p>
-            <w:pPr>
-              <w:keepNext w:val="0"/>
-              <w:keepLines w:val="0"/>
-              <w:pageBreakBefore w:val="0"/>
-              <w:widowControl w:val="1"/>
+          </w:p>
+          <w:p>
+            <w:pPr>
               <w:numPr>
                 <w:ilvl w:val="0"/>
                 <w:numId w:val="1"/>
               </w:numPr>
               <w:pBdr>
-                <w:top w:space="0" w:sz="0" w:val="nil"/>
-                <w:left w:space="0" w:sz="0" w:val="nil"/>
-                <w:bottom w:space="0" w:sz="0" w:val="nil"/>
-                <w:right w:space="0" w:sz="0" w:val="nil"/>
-                <w:between w:space="0" w:sz="0" w:val="nil"/>
+                <w:top w:val="nil"/>
+                <w:left w:val="nil"/>
+                <w:bottom w:val="nil"/>
+                <w:right w:val="nil"/>
+                <w:between w:val="nil"/>
               </w:pBdr>
-              <w:shd w:fill="auto" w:val="clear"/>
               <w:tabs>
-                <w:tab w:val="left" w:leader="none" w:pos="1021"/>
+                <w:tab w:val="left" w:pos="1021"/>
               </w:tabs>
-              <w:spacing w:after="160" w:before="0" w:line="259" w:lineRule="auto"/>
-              <w:ind w:left="454" w:right="0" w:firstLine="141.99999999999994"/>
-              <w:jc w:val="both"/>
-              <w:rPr>
-                <w:rFonts w:ascii="Calibri" w:cs="Calibri" w:eastAsia="Calibri" w:hAnsi="Calibri"/>
-                <w:b w:val="0"/>
-                <w:i w:val="0"/>
-                <w:smallCaps w:val="0"/>
-                <w:strike w:val="0"/>
+              <w:spacing w:after="160" w:line="259" w:lineRule="auto"/>
+              <w:ind w:left="454" w:firstLine="141"/>
+              <w:jc w:val="both"/>
+              <w:rPr>
                 <w:color w:val="767171"/>
                 <w:sz w:val="24"/>
                 <w:szCs w:val="24"/>
-                <w:u w:val="none"/>
-                <w:shd w:fill="auto" w:val="clear"/>
-                <w:vertAlign w:val="baseline"/>
-              </w:rPr>
-            </w:pPr>
-            <w:r>
-              <w:rPr>
-                <w:rFonts w:ascii="Calibri" w:cs="Calibri" w:eastAsia="Calibri" w:hAnsi="Calibri"/>
-                <w:b w:val="0"/>
-                <w:i w:val="0"/>
-                <w:smallCaps w:val="0"/>
-                <w:strike w:val="0"/>
+              </w:rPr>
+            </w:pPr>
+            <w:r>
+              <w:rPr>
                 <w:color w:val="000000"/>
                 <w:sz w:val="24"/>
                 <w:szCs w:val="24"/>
-                <w:u w:val="none"/>
-                <w:shd w:fill="auto" w:val="clear"/>
-                <w:vertAlign w:val="baseline"/>
-                <w:rtl w:val="0"/>
               </w:rPr>
               <w:t xml:space="preserve">¿En qué contexto se debería situar este Proyecto APT?  </w:t>
             </w:r>
-            <w:r>
-              <w:rPr>
-                <w:rtl w:val="0"/>
-              </w:rPr>
-            </w:r>
           </w:p>
           <w:p>
             <w:pPr>
               <w:tabs>
-                <w:tab w:val="left" w:leader="none" w:pos="1021"/>
+                <w:tab w:val="left" w:pos="1021"/>
               </w:tabs>
               <w:ind w:firstLine="142"/>
               <w:jc w:val="both"/>
               <w:rPr>
-                <w:rFonts w:ascii="Calibri" w:cs="Calibri" w:eastAsia="Calibri" w:hAnsi="Calibri"/>
-                <w:b w:val="1"/>
-                <w:color w:val="1f4e79"/>
-              </w:rPr>
-            </w:pPr>
-            <w:r>
-              <w:rPr>
-                <w:rtl w:val="0"/>
-              </w:rPr>
-            </w:r>
-          </w:p>
-          <w:p>
-            <w:pPr>
-              <w:jc w:val="both"/>
-              <w:rPr>
-                <w:rFonts w:ascii="Calibri" w:cs="Calibri" w:eastAsia="Calibri" w:hAnsi="Calibri"/>
-                <w:b w:val="1"/>
-                <w:color w:val="1f4e79"/>
-              </w:rPr>
-            </w:pPr>
-            <w:r>
-              <w:rPr>
-                <w:rtl w:val="0"/>
-              </w:rPr>
-            </w:r>
-          </w:p>
-          <w:p>
-            <w:pPr>
-              <w:jc w:val="both"/>
-              <w:rPr>
-                <w:rFonts w:ascii="Calibri" w:cs="Calibri" w:eastAsia="Calibri" w:hAnsi="Calibri"/>
-                <w:b w:val="1"/>
-              </w:rPr>
-            </w:pPr>
-            <w:r>
-              <w:rPr>
-                <w:rtl w:val="0"/>
-              </w:rPr>
-            </w:r>
-          </w:p>
-          <w:p>
-            <w:pPr>
-              <w:jc w:val="both"/>
-              <w:rPr>
-                <w:rFonts w:ascii="Calibri" w:cs="Calibri" w:eastAsia="Calibri" w:hAnsi="Calibri"/>
-                <w:b w:val="1"/>
-              </w:rPr>
-            </w:pPr>
-            <w:r>
-              <w:rPr>
-                <w:rtl w:val="0"/>
-              </w:rPr>
-            </w:r>
-          </w:p>
-          <w:p>
-            <w:pPr>
-              <w:jc w:val="both"/>
-              <w:rPr>
-                <w:rFonts w:ascii="Calibri" w:cs="Calibri" w:eastAsia="Calibri" w:hAnsi="Calibri"/>
-                <w:b w:val="1"/>
-              </w:rPr>
-            </w:pPr>
-            <w:r>
-              <w:rPr>
-                <w:rtl w:val="0"/>
-              </w:rPr>
-            </w:r>
-          </w:p>
-          <w:p>
-            <w:pPr>
-              <w:jc w:val="both"/>
-              <w:rPr>
-                <w:rFonts w:ascii="Calibri" w:cs="Calibri" w:eastAsia="Calibri" w:hAnsi="Calibri"/>
-                <w:b w:val="1"/>
-              </w:rPr>
-            </w:pPr>
-            <w:r>
-              <w:rPr>
-                <w:rtl w:val="0"/>
-              </w:rPr>
-            </w:r>
-          </w:p>
-          <w:p>
-            <w:pPr>
-              <w:jc w:val="both"/>
-              <w:rPr>
-                <w:rFonts w:ascii="Calibri" w:cs="Calibri" w:eastAsia="Calibri" w:hAnsi="Calibri"/>
-                <w:b w:val="1"/>
-              </w:rPr>
-            </w:pPr>
-            <w:r>
-              <w:rPr>
-                <w:rtl w:val="0"/>
-              </w:rPr>
-            </w:r>
-          </w:p>
-          <w:p>
-            <w:pPr>
-              <w:jc w:val="both"/>
-              <w:rPr>
-                <w:rFonts w:ascii="Calibri" w:cs="Calibri" w:eastAsia="Calibri" w:hAnsi="Calibri"/>
-                <w:b w:val="1"/>
-              </w:rPr>
-            </w:pPr>
-            <w:r>
-              <w:rPr>
-                <w:rtl w:val="0"/>
-              </w:rPr>
-            </w:r>
-          </w:p>
-          <w:p>
-            <w:pPr>
-              <w:jc w:val="both"/>
-              <w:rPr>
-                <w:rFonts w:ascii="Calibri" w:cs="Calibri" w:eastAsia="Calibri" w:hAnsi="Calibri"/>
-                <w:b w:val="1"/>
-              </w:rPr>
-            </w:pPr>
-            <w:r>
-              <w:rPr>
-                <w:rtl w:val="0"/>
-              </w:rPr>
-            </w:r>
-          </w:p>
-          <w:p>
-            <w:pPr>
-              <w:jc w:val="both"/>
-              <w:rPr>
-                <w:rFonts w:ascii="Calibri" w:cs="Calibri" w:eastAsia="Calibri" w:hAnsi="Calibri"/>
-                <w:b w:val="1"/>
-              </w:rPr>
-            </w:pPr>
-            <w:r>
-              <w:rPr>
-                <w:rtl w:val="0"/>
-              </w:rPr>
-            </w:r>
-          </w:p>
-          <w:p>
-            <w:pPr>
-              <w:jc w:val="both"/>
-              <w:rPr>
-                <w:rFonts w:ascii="Calibri" w:cs="Calibri" w:eastAsia="Calibri" w:hAnsi="Calibri"/>
-                <w:b w:val="1"/>
-              </w:rPr>
-            </w:pPr>
-            <w:r>
-              <w:rPr>
-                <w:rtl w:val="0"/>
-              </w:rPr>
-            </w:r>
-          </w:p>
-          <w:p>
-            <w:pPr>
-              <w:jc w:val="both"/>
-              <w:rPr>
-                <w:rFonts w:ascii="Calibri" w:cs="Calibri" w:eastAsia="Calibri" w:hAnsi="Calibri"/>
-                <w:b w:val="1"/>
-              </w:rPr>
-            </w:pPr>
-            <w:r>
-              <w:rPr>
-                <w:rtl w:val="0"/>
-              </w:rPr>
-            </w:r>
-          </w:p>
-          <w:p>
-            <w:pPr>
-              <w:jc w:val="both"/>
-              <w:rPr>
-                <w:rFonts w:ascii="Calibri" w:cs="Calibri" w:eastAsia="Calibri" w:hAnsi="Calibri"/>
-                <w:b w:val="1"/>
-                <w:color w:val="1f4e79"/>
-              </w:rPr>
-            </w:pPr>
-            <w:r>
-              <w:rPr>
-                <w:rtl w:val="0"/>
-              </w:rPr>
-            </w:r>
+                <w:b/>
+                <w:color w:val="1F4E79"/>
+              </w:rPr>
+            </w:pPr>
+          </w:p>
+          <w:p>
+            <w:pPr>
+              <w:jc w:val="both"/>
+              <w:rPr>
+                <w:b/>
+                <w:color w:val="1F4E79"/>
+              </w:rPr>
+            </w:pPr>
+          </w:p>
+          <w:p>
+            <w:pPr>
+              <w:jc w:val="both"/>
+              <w:rPr>
+                <w:b/>
+              </w:rPr>
+            </w:pPr>
+          </w:p>
+          <w:p>
+            <w:pPr>
+              <w:jc w:val="both"/>
+              <w:rPr>
+                <w:b/>
+              </w:rPr>
+            </w:pPr>
+          </w:p>
+          <w:p>
+            <w:pPr>
+              <w:jc w:val="both"/>
+              <w:rPr>
+                <w:b/>
+              </w:rPr>
+            </w:pPr>
+          </w:p>
+          <w:p>
+            <w:pPr>
+              <w:jc w:val="both"/>
+              <w:rPr>
+                <w:b/>
+              </w:rPr>
+            </w:pPr>
+          </w:p>
+          <w:p>
+            <w:pPr>
+              <w:jc w:val="both"/>
+              <w:rPr>
+                <w:b/>
+              </w:rPr>
+            </w:pPr>
+          </w:p>
+          <w:p>
+            <w:pPr>
+              <w:jc w:val="both"/>
+              <w:rPr>
+                <w:b/>
+              </w:rPr>
+            </w:pPr>
+          </w:p>
+          <w:p>
+            <w:pPr>
+              <w:jc w:val="both"/>
+              <w:rPr>
+                <w:b/>
+              </w:rPr>
+            </w:pPr>
+          </w:p>
+          <w:p>
+            <w:pPr>
+              <w:jc w:val="both"/>
+              <w:rPr>
+                <w:b/>
+              </w:rPr>
+            </w:pPr>
+          </w:p>
+          <w:p>
+            <w:pPr>
+              <w:jc w:val="both"/>
+              <w:rPr>
+                <w:b/>
+              </w:rPr>
+            </w:pPr>
+          </w:p>
+          <w:p>
+            <w:pPr>
+              <w:jc w:val="both"/>
+              <w:rPr>
+                <w:b/>
+              </w:rPr>
+            </w:pPr>
+          </w:p>
+          <w:p>
+            <w:pPr>
+              <w:jc w:val="both"/>
+              <w:rPr>
+                <w:b/>
+                <w:color w:val="1F4E79"/>
+              </w:rPr>
+            </w:pPr>
           </w:p>
         </w:tc>
       </w:tr>
@@ -3810,11 +2966,6 @@
           <w:szCs w:val="24"/>
         </w:rPr>
       </w:pPr>
-      <w:r>
-        <w:rPr>
-          <w:rtl w:val="0"/>
-        </w:rPr>
-      </w:r>
     </w:p>
     <w:p>
       <w:pPr>
@@ -3823,71 +2974,73 @@
           <w:szCs w:val="24"/>
         </w:rPr>
       </w:pPr>
-      <w:r>
-        <w:rPr>
-          <w:rtl w:val="0"/>
-        </w:rPr>
-      </w:r>
     </w:p>
     <w:sectPr>
-      <w:headerReference r:id="rId8" w:type="default"/>
-      <w:headerReference r:id="rId9" w:type="first"/>
-      <w:footerReference r:id="rId10" w:type="default"/>
-      <w:pgSz w:h="15840" w:w="12240" w:orient="portrait"/>
-      <w:pgMar w:bottom="1134" w:top="1440" w:left="1077" w:right="1077" w:header="567" w:footer="465"/>
+      <w:headerReference w:type="default" r:id="rId9"/>
+      <w:footerReference w:type="default" r:id="rId10"/>
+      <w:headerReference w:type="first" r:id="rId11"/>
+      <w:pgSz w:w="12240" w:h="15840"/>
+      <w:pgMar w:top="1440" w:right="1077" w:bottom="1134" w:left="1077" w:header="567" w:footer="465" w:gutter="0"/>
       <w:pgNumType w:start="0"/>
+      <w:cols w:space="720"/>
     </w:sectPr>
   </w:body>
 </w:document>
 </file>
 
+<file path=word/endnotes.xml><?xml version="1.0" encoding="utf-8"?>
+<w:endnotes xmlns:wpc="http://schemas.microsoft.com/office/word/2010/wordprocessingCanvas" xmlns:cx="http://schemas.microsoft.com/office/drawing/2014/chartex" xmlns:cx1="http://schemas.microsoft.com/office/drawing/2015/9/8/chartex" xmlns:cx2="http://schemas.microsoft.com/office/drawing/2015/10/21/chartex" xmlns:cx3="http://schemas.microsoft.com/office/drawing/2016/5/9/chartex" xmlns:cx4="http://schemas.microsoft.com/office/drawing/2016/5/10/chartex" xmlns:cx5="http://schemas.microsoft.com/office/drawing/2016/5/11/chartex" xmlns:cx6="http://schemas.microsoft.com/office/drawing/2016/5/12/chartex" xmlns:cx7="http://schemas.microsoft.com/office/drawing/2016/5/13/chartex" xmlns:cx8="http://schemas.microsoft.com/office/drawing/2016/5/14/chartex" xmlns:mc="http://schemas.openxmlformats.org/markup-compatibility/2006" xmlns:aink="http://schemas.microsoft.com/office/drawing/2016/ink" xmlns:am3d="http://schemas.microsoft.com/office/drawing/2017/model3d" xmlns:o="urn:schemas-microsoft-com:office:office" xmlns:oel="http://schemas.microsoft.com/office/2019/extlst" xmlns:r="http://schemas.openxmlformats.org/officeDocument/2006/relationships" xmlns:m="http://schemas.openxmlformats.org/officeDocument/2006/math" xmlns:v="urn:schemas-microsoft-com:vml" xmlns:wp14="http://schemas.microsoft.com/office/word/2010/wordprocessingDrawing" xmlns:wp="http://schemas.openxmlformats.org/drawingml/2006/wordprocessingDrawing" xmlns:w10="urn:schemas-microsoft-com:office:word" xmlns:w="http://schemas.openxmlformats.org/wordprocessingml/2006/main" xmlns:w14="http://schemas.microsoft.com/office/word/2010/wordml" xmlns:w15="http://schemas.microsoft.com/office/word/2012/wordml" xmlns:w16cex="http://schemas.microsoft.com/office/word/2018/wordml/cex" xmlns:w16cid="http://schemas.microsoft.com/office/word/2016/wordml/cid" xmlns:w16="http://schemas.microsoft.com/office/word/2018/wordml" xmlns:w16du="http://schemas.microsoft.com/office/word/2023/wordml/word16du" xmlns:w16sdtdh="http://schemas.microsoft.com/office/word/2020/wordml/sdtdatahash" xmlns:w16sdtfl="http://schemas.microsoft.com/office/word/2024/wordml/sdtformatlock" xmlns:w16se="http://schemas.microsoft.com/office/word/2015/wordml/symex" xmlns:wpg="http://schemas.microsoft.com/office/word/2010/wordprocessingGroup" xmlns:wpi="http://schemas.microsoft.com/office/word/2010/wordprocessingInk" xmlns:wne="http://schemas.microsoft.com/office/word/2006/wordml" xmlns:wps="http://schemas.microsoft.com/office/word/2010/wordprocessingShape" mc:Ignorable="w14 w15 w16se w16cid w16 w16cex w16sdtdh w16sdtfl w16du wp14">
+  <w:endnote w:type="separator" w:id="-1">
+    <w:p>
+      <w:pPr>
+        <w:spacing w:after="0" w:line="240" w:lineRule="auto"/>
+      </w:pPr>
+      <w:r>
+        <w:separator/>
+      </w:r>
+    </w:p>
+  </w:endnote>
+  <w:endnote w:type="continuationSeparator" w:id="0">
+    <w:p>
+      <w:pPr>
+        <w:spacing w:after="0" w:line="240" w:lineRule="auto"/>
+      </w:pPr>
+      <w:r>
+        <w:continuationSeparator/>
+      </w:r>
+    </w:p>
+  </w:endnote>
+</w:endnotes>
+</file>
+
 <file path=word/footer1.xml><?xml version="1.0" encoding="utf-8"?>
-<w:ftr xmlns:mc="http://schemas.openxmlformats.org/markup-compatibility/2006" xmlns:o="urn:schemas-microsoft-com:office:office" xmlns:r="http://schemas.openxmlformats.org/officeDocument/2006/relationships" xmlns:m="http://schemas.openxmlformats.org/officeDocument/2006/math" xmlns:v="urn:schemas-microsoft-com:vml" xmlns:wp="http://schemas.openxmlformats.org/drawingml/2006/wordprocessingDrawing" xmlns:w10="urn:schemas-microsoft-com:office:word" xmlns:w="http://schemas.openxmlformats.org/wordprocessingml/2006/main" xmlns:wne="http://schemas.microsoft.com/office/word/2006/wordml" xmlns:sl="http://schemas.openxmlformats.org/schemaLibrary/2006/main" xmlns:a="http://schemas.openxmlformats.org/drawingml/2006/main" xmlns:pic="http://schemas.openxmlformats.org/drawingml/2006/picture" xmlns:c="http://schemas.openxmlformats.org/drawingml/2006/chart" xmlns:lc="http://schemas.openxmlformats.org/drawingml/2006/lockedCanvas" xmlns:dgm="http://schemas.openxmlformats.org/drawingml/2006/diagram" xmlns:wps="http://schemas.microsoft.com/office/word/2010/wordprocessingShape" xmlns:wpg="http://schemas.microsoft.com/office/word/2010/wordprocessingGroup" xmlns:w14="http://schemas.microsoft.com/office/word/2010/wordml" xmlns:w15="http://schemas.microsoft.com/office/word/2012/wordml" xmlns:w16="http://schemas.microsoft.com/office/word/2018/wordml" xmlns:w16cex="http://schemas.microsoft.com/office/word/2018/wordml/cex" xmlns:w16cid="http://schemas.microsoft.com/office/word/2016/wordml/cid" xmlns="http://schemas.microsoft.com/office/tasks/2019/documenttasks" xmlns:cr="http://schemas.microsoft.com/office/comments/2020/reactions">
+<w:ftr xmlns:wpc="http://schemas.microsoft.com/office/word/2010/wordprocessingCanvas" xmlns:cx="http://schemas.microsoft.com/office/drawing/2014/chartex" xmlns:cx1="http://schemas.microsoft.com/office/drawing/2015/9/8/chartex" xmlns:cx2="http://schemas.microsoft.com/office/drawing/2015/10/21/chartex" xmlns:cx3="http://schemas.microsoft.com/office/drawing/2016/5/9/chartex" xmlns:cx4="http://schemas.microsoft.com/office/drawing/2016/5/10/chartex" xmlns:cx5="http://schemas.microsoft.com/office/drawing/2016/5/11/chartex" xmlns:cx6="http://schemas.microsoft.com/office/drawing/2016/5/12/chartex" xmlns:cx7="http://schemas.microsoft.com/office/drawing/2016/5/13/chartex" xmlns:cx8="http://schemas.microsoft.com/office/drawing/2016/5/14/chartex" xmlns:mc="http://schemas.openxmlformats.org/markup-compatibility/2006" xmlns:aink="http://schemas.microsoft.com/office/drawing/2016/ink" xmlns:am3d="http://schemas.microsoft.com/office/drawing/2017/model3d" xmlns:o="urn:schemas-microsoft-com:office:office" xmlns:oel="http://schemas.microsoft.com/office/2019/extlst" xmlns:r="http://schemas.openxmlformats.org/officeDocument/2006/relationships" xmlns:m="http://schemas.openxmlformats.org/officeDocument/2006/math" xmlns:v="urn:schemas-microsoft-com:vml" xmlns:wp14="http://schemas.microsoft.com/office/word/2010/wordprocessingDrawing" xmlns:wp="http://schemas.openxmlformats.org/drawingml/2006/wordprocessingDrawing" xmlns:w10="urn:schemas-microsoft-com:office:word" xmlns:w="http://schemas.openxmlformats.org/wordprocessingml/2006/main" xmlns:w14="http://schemas.microsoft.com/office/word/2010/wordml" xmlns:w15="http://schemas.microsoft.com/office/word/2012/wordml" xmlns:w16cex="http://schemas.microsoft.com/office/word/2018/wordml/cex" xmlns:w16cid="http://schemas.microsoft.com/office/word/2016/wordml/cid" xmlns:w16="http://schemas.microsoft.com/office/word/2018/wordml" xmlns:w16du="http://schemas.microsoft.com/office/word/2023/wordml/word16du" xmlns:w16sdtdh="http://schemas.microsoft.com/office/word/2020/wordml/sdtdatahash" xmlns:w16sdtfl="http://schemas.microsoft.com/office/word/2024/wordml/sdtformatlock" xmlns:w16se="http://schemas.microsoft.com/office/word/2015/wordml/symex" xmlns:wpg="http://schemas.microsoft.com/office/word/2010/wordprocessingGroup" xmlns:wpi="http://schemas.microsoft.com/office/word/2010/wordprocessingInk" xmlns:wne="http://schemas.microsoft.com/office/word/2006/wordml" xmlns:wps="http://schemas.microsoft.com/office/word/2010/wordprocessingShape" mc:Ignorable="w14 w15 w16se w16cid w16 w16cex w16sdtdh w16sdtfl w16du wp14">
   <w:p>
     <w:pPr>
-      <w:keepNext w:val="0"/>
-      <w:keepLines w:val="0"/>
-      <w:pageBreakBefore w:val="0"/>
-      <w:widowControl w:val="1"/>
       <w:pBdr>
-        <w:top w:space="0" w:sz="0" w:val="nil"/>
-        <w:left w:space="0" w:sz="0" w:val="nil"/>
-        <w:bottom w:space="0" w:sz="0" w:val="nil"/>
-        <w:right w:space="0" w:sz="0" w:val="nil"/>
-        <w:between w:space="0" w:sz="0" w:val="nil"/>
+        <w:top w:val="nil"/>
+        <w:left w:val="nil"/>
+        <w:bottom w:val="nil"/>
+        <w:right w:val="nil"/>
+        <w:between w:val="nil"/>
       </w:pBdr>
-      <w:shd w:fill="auto" w:val="clear"/>
       <w:tabs>
-        <w:tab w:val="center" w:leader="none" w:pos="4419"/>
-        <w:tab w:val="right" w:leader="none" w:pos="8838"/>
+        <w:tab w:val="center" w:pos="4419"/>
+        <w:tab w:val="right" w:pos="8838"/>
       </w:tabs>
-      <w:spacing w:after="0" w:before="0" w:line="240" w:lineRule="auto"/>
-      <w:ind w:left="0" w:right="0" w:firstLine="0"/>
-      <w:jc w:val="left"/>
+      <w:spacing w:after="0" w:line="240" w:lineRule="auto"/>
       <w:rPr>
-        <w:rFonts w:ascii="Calibri" w:cs="Calibri" w:eastAsia="Calibri" w:hAnsi="Calibri"/>
-        <w:b w:val="0"/>
-        <w:i w:val="0"/>
-        <w:smallCaps w:val="0"/>
-        <w:strike w:val="0"/>
         <w:color w:val="000000"/>
-        <w:sz w:val="22"/>
-        <w:szCs w:val="22"/>
-        <w:u w:val="none"/>
-        <w:shd w:fill="auto" w:val="clear"/>
-        <w:vertAlign w:val="baseline"/>
       </w:rPr>
     </w:pPr>
     <w:r>
       <w:rPr>
-        <w:rtl w:val="0"/>
+        <w:noProof/>
       </w:rPr>
-    </w:r>
-    <w:r>
       <mc:AlternateContent>
         <mc:Choice Requires="wpg">
           <w:drawing>
-            <wp:anchor allowOverlap="1" behindDoc="0" distB="0" distT="0" distL="114300" distR="114300" hidden="0" layoutInCell="1" locked="0" relativeHeight="0" simplePos="0">
+            <wp:anchor distT="0" distB="0" distL="114300" distR="114300" simplePos="0" relativeHeight="251658240" behindDoc="0" locked="0" layoutInCell="1" hidden="0" allowOverlap="1" wp14:anchorId="0233566B" wp14:editId="0687073D">
               <wp:simplePos x="0" y="0"/>
               <wp:positionH relativeFrom="column">
                 <wp:posOffset>-683894</wp:posOffset>
@@ -3896,22 +3049,24 @@
                 <wp:posOffset>0</wp:posOffset>
               </wp:positionV>
               <wp:extent cx="7753350" cy="190500"/>
-              <wp:effectExtent b="0" l="0" r="0" t="0"/>
+              <wp:effectExtent l="0" t="0" r="0" b="0"/>
               <wp:wrapNone/>
-              <wp:docPr id="17579" name=""/>
-              <a:graphic>
+              <wp:docPr id="17579" name="Grupo 17579"/>
+              <wp:cNvGraphicFramePr/>
+              <a:graphic xmlns:a="http://schemas.openxmlformats.org/drawingml/2006/main">
                 <a:graphicData uri="http://schemas.microsoft.com/office/word/2010/wordprocessingGroup">
                   <wpg:wgp>
                     <wpg:cNvGrpSpPr/>
                     <wpg:grpSpPr>
                       <a:xfrm>
-                        <a:off x="1469325" y="3679975"/>
+                        <a:off x="0" y="0"/>
                         <a:ext cx="7753350" cy="190500"/>
                         <a:chOff x="1469325" y="3679975"/>
                         <a:chExt cx="7753375" cy="871750"/>
                       </a:xfrm>
                     </wpg:grpSpPr>
                     <wpg:grpSp>
+                      <wpg:cNvPr id="1964319627" name="Grupo 1964319627"/>
                       <wpg:cNvGrpSpPr/>
                       <wpg:grpSpPr>
                         <a:xfrm>
@@ -3922,8 +3077,8 @@
                         </a:xfrm>
                       </wpg:grpSpPr>
                       <wps:wsp>
+                        <wps:cNvPr id="1226267865" name="Rectángulo 1226267865"/>
                         <wps:cNvSpPr/>
-                        <wps:cNvPr id="3" name="Shape 3"/>
                         <wps:spPr>
                           <a:xfrm>
                             <a:off x="0" y="14970"/>
@@ -3941,21 +3096,19 @@
                           <w:txbxContent>
                             <w:p>
                               <w:pPr>
-                                <w:spacing w:after="0" w:before="0" w:line="240"/>
-                                <w:ind w:left="0" w:right="0" w:firstLine="0"/>
-                                <w:jc w:val="left"/>
+                                <w:spacing w:after="0" w:line="240" w:lineRule="auto"/>
                                 <w:textDirection w:val="btLr"/>
                               </w:pPr>
                             </w:p>
                           </w:txbxContent>
                         </wps:txbx>
-                        <wps:bodyPr anchorCtr="0" anchor="ctr" bIns="91425" lIns="91425" spcFirstLastPara="1" rIns="91425" wrap="square" tIns="91425">
+                        <wps:bodyPr spcFirstLastPara="1" wrap="square" lIns="91425" tIns="91425" rIns="91425" bIns="91425" anchor="ctr" anchorCtr="0">
                           <a:noAutofit/>
                         </wps:bodyPr>
                       </wps:wsp>
                       <wps:wsp>
+                        <wps:cNvPr id="973323558" name="Rectángulo 973323558"/>
                         <wps:cNvSpPr/>
-                        <wps:cNvPr id="4" name="Shape 4"/>
                         <wps:spPr>
                           <a:xfrm>
                             <a:off x="10803" y="14982"/>
@@ -3973,45 +3126,31 @@
                           <w:txbxContent>
                             <w:p>
                               <w:pPr>
-                                <w:spacing w:after="160" w:before="0" w:line="258.99999618530273"/>
-                                <w:ind w:left="0" w:right="0" w:firstLine="0"/>
+                                <w:spacing w:line="258" w:lineRule="auto"/>
                                 <w:jc w:val="center"/>
                                 <w:textDirection w:val="btLr"/>
                               </w:pPr>
                               <w:r>
                                 <w:rPr>
-                                  <w:rFonts w:ascii="Calibri" w:cs="Calibri" w:eastAsia="Calibri" w:hAnsi="Calibri"/>
-                                  <w:b w:val="0"/>
-                                  <w:i w:val="0"/>
-                                  <w:smallCaps w:val="0"/>
-                                  <w:strike w:val="0"/>
                                   <w:color w:val="000000"/>
-                                  <w:sz w:val="22"/>
-                                  <w:vertAlign w:val="baseline"/>
                                 </w:rPr>
-                                <w:t xml:space="preserve">PAGE    \* MERGEFORMAT</w:t>
+                                <w:t>PAGE    \* MERGEFORMAT</w:t>
                               </w:r>
                               <w:r>
                                 <w:rPr>
-                                  <w:rFonts w:ascii="Calibri" w:cs="Calibri" w:eastAsia="Calibri" w:hAnsi="Calibri"/>
-                                  <w:b w:val="0"/>
-                                  <w:i w:val="0"/>
-                                  <w:smallCaps w:val="0"/>
-                                  <w:strike w:val="0"/>
-                                  <w:color w:val="8c8c8c"/>
-                                  <w:sz w:val="22"/>
-                                  <w:vertAlign w:val="baseline"/>
+                                  <w:color w:val="8C8C8C"/>
                                 </w:rPr>
-                                <w:t xml:space="preserve">3</w:t>
+                                <w:t>3</w:t>
                               </w:r>
                             </w:p>
                           </w:txbxContent>
                         </wps:txbx>
-                        <wps:bodyPr anchorCtr="0" anchor="t" bIns="0" lIns="0" spcFirstLastPara="1" rIns="0" wrap="square" tIns="0">
+                        <wps:bodyPr spcFirstLastPara="1" wrap="square" lIns="0" tIns="0" rIns="0" bIns="0" anchor="t" anchorCtr="0">
                           <a:noAutofit/>
                         </wps:bodyPr>
                       </wps:wsp>
                       <wpg:grpSp>
+                        <wpg:cNvPr id="305218598" name="Grupo 305218598"/>
                         <wpg:cNvGrpSpPr/>
                         <wpg:grpSpPr>
                           <a:xfrm flipH="1">
@@ -4022,33 +3161,33 @@
                           </a:xfrm>
                         </wpg:grpSpPr>
                         <wps:wsp>
+                          <wps:cNvPr id="1734983629" name="Conector: angular 1734983629"/>
                           <wps:cNvCnPr/>
                           <wps:spPr>
-                            <a:xfrm flipH="1" rot="10800000">
+                            <a:xfrm rot="10800000" flipH="1">
                               <a:off x="-8" y="14978"/>
                               <a:ext cx="1260" cy="230"/>
                             </a:xfrm>
                             <a:prstGeom prst="bentConnector3">
                               <a:avLst>
-                                <a:gd fmla="val 923254" name="adj1"/>
+                                <a:gd name="adj1" fmla="val 923254"/>
                               </a:avLst>
                             </a:prstGeom>
                             <a:noFill/>
-                            <a:ln cap="flat" cmpd="sng" w="9525">
+                            <a:ln w="9525" cap="flat" cmpd="sng">
                               <a:solidFill>
                                 <a:srgbClr val="A5A5A5"/>
                               </a:solidFill>
                               <a:prstDash val="solid"/>
                               <a:miter lim="800000"/>
-                              <a:headEnd len="med" w="med" type="none"/>
-                              <a:tailEnd len="med" w="med" type="none"/>
+                              <a:headEnd type="none" w="med" len="med"/>
+                              <a:tailEnd type="none" w="med" len="med"/>
                             </a:ln>
                           </wps:spPr>
-                          <wps:bodyPr anchorCtr="0" anchor="ctr" bIns="91425" lIns="91425" spcFirstLastPara="1" rIns="91425" wrap="square" tIns="91425">
-                            <a:noAutofit/>
-                          </wps:bodyPr>
+                          <wps:bodyPr/>
                         </wps:wsp>
                         <wps:wsp>
+                          <wps:cNvPr id="1493110878" name="Conector: angular 1493110878"/>
                           <wps:cNvCnPr/>
                           <wps:spPr>
                             <a:xfrm rot="10800000">
@@ -4057,23 +3196,21 @@
                             </a:xfrm>
                             <a:prstGeom prst="bentConnector3">
                               <a:avLst>
-                                <a:gd fmla="val 14609" name="adj1"/>
+                                <a:gd name="adj1" fmla="val 14609"/>
                               </a:avLst>
                             </a:prstGeom>
                             <a:noFill/>
-                            <a:ln cap="flat" cmpd="sng" w="9525">
+                            <a:ln w="9525" cap="flat" cmpd="sng">
                               <a:solidFill>
                                 <a:srgbClr val="A5A5A5"/>
                               </a:solidFill>
                               <a:prstDash val="solid"/>
                               <a:miter lim="800000"/>
-                              <a:headEnd len="med" w="med" type="none"/>
-                              <a:tailEnd len="med" w="med" type="none"/>
+                              <a:headEnd type="none" w="med" len="med"/>
+                              <a:tailEnd type="none" w="med" len="med"/>
                             </a:ln>
                           </wps:spPr>
-                          <wps:bodyPr anchorCtr="0" anchor="ctr" bIns="91425" lIns="91425" spcFirstLastPara="1" rIns="91425" wrap="square" tIns="91425">
-                            <a:noAutofit/>
-                          </wps:bodyPr>
+                          <wps:bodyPr/>
                         </wps:wsp>
                       </wpg:grpSp>
                     </wpg:grpSp>
@@ -4084,46 +3221,64 @@
           </w:drawing>
         </mc:Choice>
         <mc:Fallback>
-          <w:drawing>
-            <wp:anchor allowOverlap="1" behindDoc="0" distB="0" distT="0" distL="114300" distR="114300" hidden="0" layoutInCell="1" locked="0" relativeHeight="0" simplePos="0">
-              <wp:simplePos x="0" y="0"/>
-              <wp:positionH relativeFrom="column">
-                <wp:posOffset>-683894</wp:posOffset>
-              </wp:positionH>
-              <wp:positionV relativeFrom="paragraph">
-                <wp:posOffset>0</wp:posOffset>
-              </wp:positionV>
-              <wp:extent cx="7753350" cy="190500"/>
-              <wp:effectExtent b="0" l="0" r="0" t="0"/>
-              <wp:wrapNone/>
-              <wp:docPr id="17579" name="image5.png"/>
-              <a:graphic>
-                <a:graphicData uri="http://schemas.openxmlformats.org/drawingml/2006/picture">
-                  <pic:pic>
-                    <pic:nvPicPr>
-                      <pic:cNvPr id="0" name="image5.png"/>
-                      <pic:cNvPicPr preferRelativeResize="0"/>
-                    </pic:nvPicPr>
-                    <pic:blipFill>
-                      <a:blip r:embed="rId1"/>
-                      <a:srcRect/>
-                      <a:stretch>
-                        <a:fillRect/>
-                      </a:stretch>
-                    </pic:blipFill>
-                    <pic:spPr>
-                      <a:xfrm>
-                        <a:off x="0" y="0"/>
-                        <a:ext cx="7753350" cy="190500"/>
-                      </a:xfrm>
-                      <a:prstGeom prst="rect"/>
-                      <a:ln/>
-                    </pic:spPr>
-                  </pic:pic>
-                </a:graphicData>
-              </a:graphic>
-            </wp:anchor>
-          </w:drawing>
+          <w:pict>
+            <v:group w14:anchorId="0233566B" id="Grupo 17579" o:spid="_x0000_s1026" style="position:absolute;margin-left:-53.85pt;margin-top:0;width:610.5pt;height:15pt;z-index:251658240" coordorigin="14693,36799" coordsize="77533,8717" o:gfxdata="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">
+              <v:group id="Grupo 1964319627" o:spid="_x0000_s1027" style="position:absolute;left:14693;top:36847;width:77533;height:1905" coordorigin=",14970" coordsize="12255,300" o:gfxdata="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">
+                <v:rect id="Rectángulo 1226267865" o:spid="_x0000_s1028" style="position:absolute;top:14970;width:12250;height:300;visibility:visible;mso-wrap-style:square;v-text-anchor:middle" o:gfxdata="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" filled="f" stroked="f">
+                  <v:textbox inset="2.53958mm,2.53958mm,2.53958mm,2.53958mm">
+                    <w:txbxContent>
+                      <w:p>
+                        <w:pPr>
+                          <w:spacing w:after="0" w:line="240" w:lineRule="auto"/>
+                          <w:textDirection w:val="btLr"/>
+                        </w:pPr>
+                      </w:p>
+                    </w:txbxContent>
+                  </v:textbox>
+                </v:rect>
+                <v:rect id="Rectángulo 973323558" o:spid="_x0000_s1029" style="position:absolute;left:10803;top:14982;width:659;height:288;visibility:visible;mso-wrap-style:square;v-text-anchor:top" o:gfxdata="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" filled="f" stroked="f">
+                  <v:textbox inset="0,0,0,0">
+                    <w:txbxContent>
+                      <w:p>
+                        <w:pPr>
+                          <w:spacing w:line="258" w:lineRule="auto"/>
+                          <w:jc w:val="center"/>
+                          <w:textDirection w:val="btLr"/>
+                        </w:pPr>
+                        <w:r>
+                          <w:rPr>
+                            <w:color w:val="000000"/>
+                          </w:rPr>
+                          <w:t>PAGE    \* MERGEFORMAT</w:t>
+                        </w:r>
+                        <w:r>
+                          <w:rPr>
+                            <w:color w:val="8C8C8C"/>
+                          </w:rPr>
+                          <w:t>3</w:t>
+                        </w:r>
+                      </w:p>
+                    </w:txbxContent>
+                  </v:textbox>
+                </v:rect>
+                <v:group id="Grupo 305218598" o:spid="_x0000_s1030" style="position:absolute;top:14970;width:12255;height:230;flip:x" coordorigin="-8,14978" coordsize="12255,230" o:gfxdata="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">
+                  <v:shapetype id="_x0000_t34" coordsize="21600,21600" o:spt="34" o:oned="t" adj="10800" path="m,l@0,0@0,21600,21600,21600e" filled="f">
+                    <v:stroke joinstyle="miter"/>
+                    <v:formulas>
+                      <v:f eqn="val #0"/>
+                    </v:formulas>
+                    <v:path arrowok="t" fillok="f" o:connecttype="none"/>
+                    <v:handles>
+                      <v:h position="#0,center"/>
+                    </v:handles>
+                    <o:lock v:ext="edit" shapetype="t"/>
+                  </v:shapetype>
+                  <v:shape id="Conector: angular 1734983629" o:spid="_x0000_s1031" type="#_x0000_t34" style="position:absolute;left:-8;top:14978;width:1260;height:230;rotation:180;flip:x;visibility:visible;mso-wrap-style:square" o:connectortype="elbow" o:gfxdata="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" adj="199423" strokecolor="#a5a5a5"/>
+                  <v:shape id="Conector: angular 1493110878" o:spid="_x0000_s1032" type="#_x0000_t34" style="position:absolute;left:1252;top:14978;width:10995;height:230;rotation:180;visibility:visible;mso-wrap-style:square" o:connectortype="elbow" o:gfxdata="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" adj="3156" strokecolor="#a5a5a5"/>
+                </v:group>
+              </v:group>
+            </v:group>
+          </w:pict>
         </mc:Fallback>
       </mc:AlternateContent>
     </w:r>
@@ -4131,172 +3286,176 @@
 </w:ftr>
 </file>
 
+<file path=word/footnotes.xml><?xml version="1.0" encoding="utf-8"?>
+<w:footnotes xmlns:wpc="http://schemas.microsoft.com/office/word/2010/wordprocessingCanvas" xmlns:cx="http://schemas.microsoft.com/office/drawing/2014/chartex" xmlns:cx1="http://schemas.microsoft.com/office/drawing/2015/9/8/chartex" xmlns:cx2="http://schemas.microsoft.com/office/drawing/2015/10/21/chartex" xmlns:cx3="http://schemas.microsoft.com/office/drawing/2016/5/9/chartex" xmlns:cx4="http://schemas.microsoft.com/office/drawing/2016/5/10/chartex" xmlns:cx5="http://schemas.microsoft.com/office/drawing/2016/5/11/chartex" xmlns:cx6="http://schemas.microsoft.com/office/drawing/2016/5/12/chartex" xmlns:cx7="http://schemas.microsoft.com/office/drawing/2016/5/13/chartex" xmlns:cx8="http://schemas.microsoft.com/office/drawing/2016/5/14/chartex" xmlns:mc="http://schemas.openxmlformats.org/markup-compatibility/2006" xmlns:aink="http://schemas.microsoft.com/office/drawing/2016/ink" xmlns:am3d="http://schemas.microsoft.com/office/drawing/2017/model3d" xmlns:o="urn:schemas-microsoft-com:office:office" xmlns:oel="http://schemas.microsoft.com/office/2019/extlst" xmlns:r="http://schemas.openxmlformats.org/officeDocument/2006/relationships" xmlns:m="http://schemas.openxmlformats.org/officeDocument/2006/math" xmlns:v="urn:schemas-microsoft-com:vml" xmlns:wp14="http://schemas.microsoft.com/office/word/2010/wordprocessingDrawing" xmlns:wp="http://schemas.openxmlformats.org/drawingml/2006/wordprocessingDrawing" xmlns:w10="urn:schemas-microsoft-com:office:word" xmlns:w="http://schemas.openxmlformats.org/wordprocessingml/2006/main" xmlns:w14="http://schemas.microsoft.com/office/word/2010/wordml" xmlns:w15="http://schemas.microsoft.com/office/word/2012/wordml" xmlns:w16cex="http://schemas.microsoft.com/office/word/2018/wordml/cex" xmlns:w16cid="http://schemas.microsoft.com/office/word/2016/wordml/cid" xmlns:w16="http://schemas.microsoft.com/office/word/2018/wordml" xmlns:w16du="http://schemas.microsoft.com/office/word/2023/wordml/word16du" xmlns:w16sdtdh="http://schemas.microsoft.com/office/word/2020/wordml/sdtdatahash" xmlns:w16sdtfl="http://schemas.microsoft.com/office/word/2024/wordml/sdtformatlock" xmlns:w16se="http://schemas.microsoft.com/office/word/2015/wordml/symex" xmlns:wpg="http://schemas.microsoft.com/office/word/2010/wordprocessingGroup" xmlns:wpi="http://schemas.microsoft.com/office/word/2010/wordprocessingInk" xmlns:wne="http://schemas.microsoft.com/office/word/2006/wordml" xmlns:wps="http://schemas.microsoft.com/office/word/2010/wordprocessingShape" mc:Ignorable="w14 w15 w16se w16cid w16 w16cex w16sdtdh w16sdtfl w16du wp14">
+  <w:footnote w:type="separator" w:id="-1">
+    <w:p>
+      <w:pPr>
+        <w:spacing w:after="0" w:line="240" w:lineRule="auto"/>
+      </w:pPr>
+      <w:r>
+        <w:separator/>
+      </w:r>
+    </w:p>
+  </w:footnote>
+  <w:footnote w:type="continuationSeparator" w:id="0">
+    <w:p>
+      <w:pPr>
+        <w:spacing w:after="0" w:line="240" w:lineRule="auto"/>
+      </w:pPr>
+      <w:r>
+        <w:continuationSeparator/>
+      </w:r>
+    </w:p>
+  </w:footnote>
+</w:footnotes>
+</file>
+
 <file path=word/header1.xml><?xml version="1.0" encoding="utf-8"?>
-<w:hdr xmlns:mc="http://schemas.openxmlformats.org/markup-compatibility/2006" xmlns:o="urn:schemas-microsoft-com:office:office" xmlns:r="http://schemas.openxmlformats.org/officeDocument/2006/relationships" xmlns:m="http://schemas.openxmlformats.org/officeDocument/2006/math" xmlns:v="urn:schemas-microsoft-com:vml" xmlns:wp="http://schemas.openxmlformats.org/drawingml/2006/wordprocessingDrawing" xmlns:w10="urn:schemas-microsoft-com:office:word" xmlns:w="http://schemas.openxmlformats.org/wordprocessingml/2006/main" xmlns:wne="http://schemas.microsoft.com/office/word/2006/wordml" xmlns:sl="http://schemas.openxmlformats.org/schemaLibrary/2006/main" xmlns:a="http://schemas.openxmlformats.org/drawingml/2006/main" xmlns:pic="http://schemas.openxmlformats.org/drawingml/2006/picture" xmlns:c="http://schemas.openxmlformats.org/drawingml/2006/chart" xmlns:lc="http://schemas.openxmlformats.org/drawingml/2006/lockedCanvas" xmlns:dgm="http://schemas.openxmlformats.org/drawingml/2006/diagram" xmlns:wps="http://schemas.microsoft.com/office/word/2010/wordprocessingShape" xmlns:wpg="http://schemas.microsoft.com/office/word/2010/wordprocessingGroup" xmlns:w14="http://schemas.microsoft.com/office/word/2010/wordml" xmlns:w15="http://schemas.microsoft.com/office/word/2012/wordml" xmlns:w16="http://schemas.microsoft.com/office/word/2018/wordml" xmlns:w16cex="http://schemas.microsoft.com/office/word/2018/wordml/cex" xmlns:w16cid="http://schemas.microsoft.com/office/word/2016/wordml/cid" xmlns="http://schemas.microsoft.com/office/tasks/2019/documenttasks" xmlns:cr="http://schemas.microsoft.com/office/comments/2020/reactions">
+<w:hdr xmlns:wpc="http://schemas.microsoft.com/office/word/2010/wordprocessingCanvas" xmlns:cx="http://schemas.microsoft.com/office/drawing/2014/chartex" xmlns:cx1="http://schemas.microsoft.com/office/drawing/2015/9/8/chartex" xmlns:cx2="http://schemas.microsoft.com/office/drawing/2015/10/21/chartex" xmlns:cx3="http://schemas.microsoft.com/office/drawing/2016/5/9/chartex" xmlns:cx4="http://schemas.microsoft.com/office/drawing/2016/5/10/chartex" xmlns:cx5="http://schemas.microsoft.com/office/drawing/2016/5/11/chartex" xmlns:cx6="http://schemas.microsoft.com/office/drawing/2016/5/12/chartex" xmlns:cx7="http://schemas.microsoft.com/office/drawing/2016/5/13/chartex" xmlns:cx8="http://schemas.microsoft.com/office/drawing/2016/5/14/chartex" xmlns:mc="http://schemas.openxmlformats.org/markup-compatibility/2006" xmlns:aink="http://schemas.microsoft.com/office/drawing/2016/ink" xmlns:am3d="http://schemas.microsoft.com/office/drawing/2017/model3d" xmlns:o="urn:schemas-microsoft-com:office:office" xmlns:oel="http://schemas.microsoft.com/office/2019/extlst" xmlns:r="http://schemas.openxmlformats.org/officeDocument/2006/relationships" xmlns:m="http://schemas.openxmlformats.org/officeDocument/2006/math" xmlns:v="urn:schemas-microsoft-com:vml" xmlns:wp14="http://schemas.microsoft.com/office/word/2010/wordprocessingDrawing" xmlns:wp="http://schemas.openxmlformats.org/drawingml/2006/wordprocessingDrawing" xmlns:w10="urn:schemas-microsoft-com:office:word" xmlns:w="http://schemas.openxmlformats.org/wordprocessingml/2006/main" xmlns:w14="http://schemas.microsoft.com/office/word/2010/wordml" xmlns:w15="http://schemas.microsoft.com/office/word/2012/wordml" xmlns:w16cex="http://schemas.microsoft.com/office/word/2018/wordml/cex" xmlns:w16cid="http://schemas.microsoft.com/office/word/2016/wordml/cid" xmlns:w16="http://schemas.microsoft.com/office/word/2018/wordml" xmlns:w16du="http://schemas.microsoft.com/office/word/2023/wordml/word16du" xmlns:w16sdtdh="http://schemas.microsoft.com/office/word/2020/wordml/sdtdatahash" xmlns:w16sdtfl="http://schemas.microsoft.com/office/word/2024/wordml/sdtformatlock" xmlns:w16se="http://schemas.microsoft.com/office/word/2015/wordml/symex" xmlns:wpg="http://schemas.microsoft.com/office/word/2010/wordprocessingGroup" xmlns:wpi="http://schemas.microsoft.com/office/word/2010/wordprocessingInk" xmlns:wne="http://schemas.microsoft.com/office/word/2006/wordml" xmlns:wps="http://schemas.microsoft.com/office/word/2010/wordprocessingShape" mc:Ignorable="w14 w15 w16se w16cid w16 w16cex w16sdtdh w16sdtfl w16du wp14">
   <w:p>
     <w:pPr>
-      <w:keepNext w:val="0"/>
-      <w:keepLines w:val="0"/>
-      <w:pageBreakBefore w:val="0"/>
       <w:widowControl w:val="0"/>
       <w:pBdr>
-        <w:top w:space="0" w:sz="0" w:val="nil"/>
-        <w:left w:space="0" w:sz="0" w:val="nil"/>
-        <w:bottom w:space="0" w:sz="0" w:val="nil"/>
-        <w:right w:space="0" w:sz="0" w:val="nil"/>
-        <w:between w:space="0" w:sz="0" w:val="nil"/>
+        <w:top w:val="nil"/>
+        <w:left w:val="nil"/>
+        <w:bottom w:val="nil"/>
+        <w:right w:val="nil"/>
+        <w:between w:val="nil"/>
       </w:pBdr>
-      <w:shd w:fill="auto" w:val="clear"/>
-      <w:spacing w:after="0" w:before="0" w:line="276" w:lineRule="auto"/>
-      <w:ind w:left="0" w:right="0" w:firstLine="0"/>
-      <w:jc w:val="left"/>
+      <w:spacing w:after="0" w:line="276" w:lineRule="auto"/>
       <w:rPr>
         <w:sz w:val="24"/>
         <w:szCs w:val="24"/>
       </w:rPr>
     </w:pPr>
-    <w:r>
-      <w:rPr>
-        <w:rtl w:val="0"/>
-      </w:rPr>
-    </w:r>
   </w:p>
   <w:tbl>
     <w:tblPr>
-      <w:tblStyle w:val="Table7"/>
-      <w:tblW w:w="9923.0" w:type="dxa"/>
-      <w:jc w:val="left"/>
+      <w:tblStyle w:val="a5"/>
+      <w:tblW w:w="9923" w:type="dxa"/>
+      <w:tblInd w:w="0" w:type="dxa"/>
       <w:tblBorders>
-        <w:top w:color="000000" w:space="0" w:sz="4" w:val="single"/>
-        <w:left w:color="000000" w:space="0" w:sz="4" w:val="single"/>
-        <w:bottom w:color="000000" w:space="0" w:sz="4" w:val="single"/>
-        <w:right w:color="000000" w:space="0" w:sz="4" w:val="single"/>
-        <w:insideH w:color="000000" w:space="0" w:sz="4" w:val="single"/>
-        <w:insideV w:color="000000" w:space="0" w:sz="4" w:val="single"/>
+        <w:top w:val="single" w:sz="4" w:space="0" w:color="000000"/>
+        <w:left w:val="single" w:sz="4" w:space="0" w:color="000000"/>
+        <w:bottom w:val="single" w:sz="4" w:space="0" w:color="000000"/>
+        <w:right w:val="single" w:sz="4" w:space="0" w:color="000000"/>
+        <w:insideH w:val="single" w:sz="4" w:space="0" w:color="000000"/>
+        <w:insideV w:val="single" w:sz="4" w:space="0" w:color="000000"/>
       </w:tblBorders>
       <w:tblLayout w:type="fixed"/>
-      <w:tblLook w:val="0400"/>
+      <w:tblLook w:val="0400" w:firstRow="0" w:lastRow="0" w:firstColumn="0" w:lastColumn="0" w:noHBand="0" w:noVBand="1"/>
     </w:tblPr>
     <w:tblGrid>
       <w:gridCol w:w="5707"/>
       <w:gridCol w:w="4216"/>
-      <w:tblGridChange w:id="0">
-        <w:tblGrid>
-          <w:gridCol w:w="5707"/>
-          <w:gridCol w:w="4216"/>
-        </w:tblGrid>
-      </w:tblGridChange>
     </w:tblGrid>
     <w:tr>
       <w:trPr>
-        <w:cantSplit w:val="0"/>
-        <w:trHeight w:val="697" w:hRule="atLeast"/>
-        <w:tblHeader w:val="0"/>
+        <w:trHeight w:val="697"/>
       </w:trPr>
       <w:tc>
         <w:tcPr>
+          <w:tcW w:w="5707" w:type="dxa"/>
           <w:tcBorders>
-            <w:top w:color="000000" w:space="0" w:sz="0" w:val="nil"/>
-            <w:left w:color="000000" w:space="0" w:sz="0" w:val="nil"/>
-            <w:bottom w:color="000000" w:space="0" w:sz="0" w:val="nil"/>
-            <w:right w:color="000000" w:space="0" w:sz="0" w:val="nil"/>
+            <w:top w:val="nil"/>
+            <w:left w:val="nil"/>
+            <w:bottom w:val="nil"/>
+            <w:right w:val="nil"/>
           </w:tcBorders>
         </w:tcPr>
         <w:p>
           <w:pPr>
             <w:rPr>
-              <w:rFonts w:ascii="Century Gothic" w:cs="Century Gothic" w:eastAsia="Century Gothic" w:hAnsi="Century Gothic"/>
-              <w:b w:val="1"/>
-              <w:color w:val="1d2763"/>
+              <w:rFonts w:ascii="Century Gothic" w:eastAsia="Century Gothic" w:hAnsi="Century Gothic" w:cs="Century Gothic"/>
+              <w:b/>
+              <w:color w:val="1D2763"/>
               <w:sz w:val="24"/>
               <w:szCs w:val="24"/>
             </w:rPr>
           </w:pPr>
           <w:r>
             <w:rPr>
-              <w:rFonts w:ascii="Century Gothic" w:cs="Century Gothic" w:eastAsia="Century Gothic" w:hAnsi="Century Gothic"/>
-              <w:b w:val="1"/>
-              <w:color w:val="1d2763"/>
+              <w:rFonts w:ascii="Century Gothic" w:eastAsia="Century Gothic" w:hAnsi="Century Gothic" w:cs="Century Gothic"/>
+              <w:b/>
+              <w:color w:val="1D2763"/>
               <w:sz w:val="24"/>
               <w:szCs w:val="24"/>
-              <w:rtl w:val="0"/>
             </w:rPr>
-            <w:t xml:space="preserve">Diario de Reflexión</w:t>
+            <w:t>Diario de Reflexión</w:t>
           </w:r>
         </w:p>
         <w:p>
           <w:pPr>
             <w:rPr>
-              <w:rFonts w:ascii="Century Gothic" w:cs="Century Gothic" w:eastAsia="Century Gothic" w:hAnsi="Century Gothic"/>
-              <w:b w:val="1"/>
-              <w:color w:val="1d2763"/>
+              <w:rFonts w:ascii="Century Gothic" w:eastAsia="Century Gothic" w:hAnsi="Century Gothic" w:cs="Century Gothic"/>
+              <w:b/>
+              <w:color w:val="1D2763"/>
               <w:sz w:val="24"/>
               <w:szCs w:val="24"/>
             </w:rPr>
           </w:pPr>
           <w:r>
             <w:rPr>
-              <w:rFonts w:ascii="Century Gothic" w:cs="Century Gothic" w:eastAsia="Century Gothic" w:hAnsi="Century Gothic"/>
-              <w:b w:val="1"/>
-              <w:color w:val="1d2763"/>
+              <w:rFonts w:ascii="Century Gothic" w:eastAsia="Century Gothic" w:hAnsi="Century Gothic" w:cs="Century Gothic"/>
+              <w:b/>
+              <w:color w:val="1D2763"/>
               <w:sz w:val="24"/>
               <w:szCs w:val="24"/>
-              <w:rtl w:val="0"/>
             </w:rPr>
-            <w:t xml:space="preserve">Fase 1</w:t>
+            <w:t>Fase 1</w:t>
           </w:r>
         </w:p>
         <w:p>
           <w:pPr>
             <w:rPr>
-              <w:rFonts w:ascii="Century Gothic" w:cs="Century Gothic" w:eastAsia="Century Gothic" w:hAnsi="Century Gothic"/>
+              <w:rFonts w:ascii="Century Gothic" w:eastAsia="Century Gothic" w:hAnsi="Century Gothic" w:cs="Century Gothic"/>
               <w:sz w:val="2"/>
               <w:szCs w:val="2"/>
             </w:rPr>
           </w:pPr>
-          <w:r>
-            <w:rPr>
-              <w:rtl w:val="0"/>
-            </w:rPr>
-          </w:r>
         </w:p>
       </w:tc>
       <w:tc>
         <w:tcPr>
+          <w:tcW w:w="4216" w:type="dxa"/>
           <w:tcBorders>
-            <w:top w:color="000000" w:space="0" w:sz="0" w:val="nil"/>
-            <w:left w:color="000000" w:space="0" w:sz="0" w:val="nil"/>
-            <w:bottom w:color="000000" w:space="0" w:sz="0" w:val="nil"/>
-            <w:right w:color="000000" w:space="0" w:sz="0" w:val="nil"/>
+            <w:top w:val="nil"/>
+            <w:left w:val="nil"/>
+            <w:bottom w:val="nil"/>
+            <w:right w:val="nil"/>
           </w:tcBorders>
         </w:tcPr>
         <w:p>
           <w:pPr>
             <w:jc w:val="right"/>
             <w:rPr>
-              <w:rFonts w:ascii="Century Gothic" w:cs="Century Gothic" w:eastAsia="Century Gothic" w:hAnsi="Century Gothic"/>
-              <w:b w:val="1"/>
+              <w:rFonts w:ascii="Century Gothic" w:eastAsia="Century Gothic" w:hAnsi="Century Gothic" w:cs="Century Gothic"/>
+              <w:b/>
               <w:sz w:val="30"/>
               <w:szCs w:val="30"/>
             </w:rPr>
           </w:pPr>
           <w:r>
-            <w:rPr/>
+            <w:rPr>
+              <w:noProof/>
+            </w:rPr>
             <w:drawing>
-              <wp:inline distB="0" distT="0" distL="0" distR="0">
+              <wp:inline distT="0" distB="0" distL="0" distR="0" wp14:anchorId="3FC62C41" wp14:editId="309C9600">
                 <wp:extent cx="1996440" cy="428625"/>
-                <wp:effectExtent b="0" l="0" r="0" t="0"/>
-                <wp:docPr descr="http://www.duoc.cl/normasgraficas/normasgraficas/marca-duoc/6logo-fondo-transparente/fondo-transparente.png" id="17582" name="image4.png"/>
-                <a:graphic>
+                <wp:effectExtent l="0" t="0" r="0" b="0"/>
+                <wp:docPr id="17582" name="image4.png" descr="http://www.duoc.cl/normasgraficas/normasgraficas/marca-duoc/6logo-fondo-transparente/fondo-transparente.png"/>
+                <wp:cNvGraphicFramePr/>
+                <a:graphic xmlns:a="http://schemas.openxmlformats.org/drawingml/2006/main">
                   <a:graphicData uri="http://schemas.openxmlformats.org/drawingml/2006/picture">
-                    <pic:pic>
+                    <pic:pic xmlns:pic="http://schemas.openxmlformats.org/drawingml/2006/picture">
                       <pic:nvPicPr>
-                        <pic:cNvPr descr="http://www.duoc.cl/normasgraficas/normasgraficas/marca-duoc/6logo-fondo-transparente/fondo-transparente.png" id="0" name="image4.png"/>
+                        <pic:cNvPr id="0" name="image4.png" descr="http://www.duoc.cl/normasgraficas/normasgraficas/marca-duoc/6logo-fondo-transparente/fondo-transparente.png"/>
                         <pic:cNvPicPr preferRelativeResize="0"/>
                       </pic:nvPicPr>
                       <pic:blipFill>
                         <a:blip r:embed="rId1"/>
-                        <a:srcRect b="0" l="0" r="0" t="0"/>
+                        <a:srcRect/>
                         <a:stretch>
                           <a:fillRect/>
                         </a:stretch>
@@ -4306,7 +3465,9 @@
                           <a:off x="0" y="0"/>
                           <a:ext cx="1996440" cy="428625"/>
                         </a:xfrm>
-                        <a:prstGeom prst="rect"/>
+                        <a:prstGeom prst="rect">
+                          <a:avLst/>
+                        </a:prstGeom>
                         <a:ln/>
                       </pic:spPr>
                     </pic:pic>
@@ -4315,173 +3476,119 @@
               </wp:inline>
             </w:drawing>
           </w:r>
-          <w:r>
-            <w:rPr>
-              <w:rtl w:val="0"/>
-            </w:rPr>
-          </w:r>
         </w:p>
       </w:tc>
     </w:tr>
   </w:tbl>
   <w:p>
     <w:pPr>
-      <w:keepNext w:val="0"/>
-      <w:keepLines w:val="0"/>
-      <w:pageBreakBefore w:val="0"/>
-      <w:widowControl w:val="1"/>
       <w:pBdr>
-        <w:top w:space="0" w:sz="0" w:val="nil"/>
-        <w:left w:space="0" w:sz="0" w:val="nil"/>
-        <w:bottom w:space="0" w:sz="0" w:val="nil"/>
-        <w:right w:space="0" w:sz="0" w:val="nil"/>
-        <w:between w:space="0" w:sz="0" w:val="nil"/>
+        <w:top w:val="nil"/>
+        <w:left w:val="nil"/>
+        <w:bottom w:val="nil"/>
+        <w:right w:val="nil"/>
+        <w:between w:val="nil"/>
       </w:pBdr>
-      <w:shd w:fill="auto" w:val="clear"/>
       <w:tabs>
-        <w:tab w:val="center" w:leader="none" w:pos="4419"/>
-        <w:tab w:val="right" w:leader="none" w:pos="8838"/>
-        <w:tab w:val="left" w:leader="none" w:pos="8122"/>
+        <w:tab w:val="center" w:pos="4419"/>
+        <w:tab w:val="right" w:pos="8838"/>
+        <w:tab w:val="left" w:pos="8122"/>
       </w:tabs>
-      <w:spacing w:after="0" w:before="0" w:line="240" w:lineRule="auto"/>
-      <w:ind w:left="0" w:right="0" w:firstLine="0"/>
-      <w:jc w:val="left"/>
+      <w:spacing w:after="0" w:line="240" w:lineRule="auto"/>
       <w:rPr>
-        <w:rFonts w:ascii="Calibri" w:cs="Calibri" w:eastAsia="Calibri" w:hAnsi="Calibri"/>
-        <w:b w:val="0"/>
-        <w:i w:val="0"/>
-        <w:smallCaps w:val="0"/>
-        <w:strike w:val="0"/>
-        <w:color w:val="1f4e79"/>
-        <w:sz w:val="22"/>
-        <w:szCs w:val="22"/>
-        <w:u w:val="none"/>
-        <w:shd w:fill="auto" w:val="clear"/>
-        <w:vertAlign w:val="baseline"/>
+        <w:color w:val="1F4E79"/>
       </w:rPr>
     </w:pPr>
-    <w:r>
-      <w:rPr>
-        <w:rtl w:val="0"/>
-      </w:rPr>
-    </w:r>
   </w:p>
 </w:hdr>
 </file>
 
 <file path=word/header2.xml><?xml version="1.0" encoding="utf-8"?>
-<w:hdr xmlns:mc="http://schemas.openxmlformats.org/markup-compatibility/2006" xmlns:o="urn:schemas-microsoft-com:office:office" xmlns:r="http://schemas.openxmlformats.org/officeDocument/2006/relationships" xmlns:m="http://schemas.openxmlformats.org/officeDocument/2006/math" xmlns:v="urn:schemas-microsoft-com:vml" xmlns:wp="http://schemas.openxmlformats.org/drawingml/2006/wordprocessingDrawing" xmlns:w10="urn:schemas-microsoft-com:office:word" xmlns:w="http://schemas.openxmlformats.org/wordprocessingml/2006/main" xmlns:wne="http://schemas.microsoft.com/office/word/2006/wordml" xmlns:sl="http://schemas.openxmlformats.org/schemaLibrary/2006/main" xmlns:a="http://schemas.openxmlformats.org/drawingml/2006/main" xmlns:pic="http://schemas.openxmlformats.org/drawingml/2006/picture" xmlns:c="http://schemas.openxmlformats.org/drawingml/2006/chart" xmlns:lc="http://schemas.openxmlformats.org/drawingml/2006/lockedCanvas" xmlns:dgm="http://schemas.openxmlformats.org/drawingml/2006/diagram" xmlns:wps="http://schemas.microsoft.com/office/word/2010/wordprocessingShape" xmlns:wpg="http://schemas.microsoft.com/office/word/2010/wordprocessingGroup" xmlns:w14="http://schemas.microsoft.com/office/word/2010/wordml" xmlns:w15="http://schemas.microsoft.com/office/word/2012/wordml" xmlns:w16="http://schemas.microsoft.com/office/word/2018/wordml" xmlns:w16cex="http://schemas.microsoft.com/office/word/2018/wordml/cex" xmlns:w16cid="http://schemas.microsoft.com/office/word/2016/wordml/cid" xmlns="http://schemas.microsoft.com/office/tasks/2019/documenttasks" xmlns:cr="http://schemas.microsoft.com/office/comments/2020/reactions">
+<w:hdr xmlns:wpc="http://schemas.microsoft.com/office/word/2010/wordprocessingCanvas" xmlns:cx="http://schemas.microsoft.com/office/drawing/2014/chartex" xmlns:cx1="http://schemas.microsoft.com/office/drawing/2015/9/8/chartex" xmlns:cx2="http://schemas.microsoft.com/office/drawing/2015/10/21/chartex" xmlns:cx3="http://schemas.microsoft.com/office/drawing/2016/5/9/chartex" xmlns:cx4="http://schemas.microsoft.com/office/drawing/2016/5/10/chartex" xmlns:cx5="http://schemas.microsoft.com/office/drawing/2016/5/11/chartex" xmlns:cx6="http://schemas.microsoft.com/office/drawing/2016/5/12/chartex" xmlns:cx7="http://schemas.microsoft.com/office/drawing/2016/5/13/chartex" xmlns:cx8="http://schemas.microsoft.com/office/drawing/2016/5/14/chartex" xmlns:mc="http://schemas.openxmlformats.org/markup-compatibility/2006" xmlns:aink="http://schemas.microsoft.com/office/drawing/2016/ink" xmlns:am3d="http://schemas.microsoft.com/office/drawing/2017/model3d" xmlns:o="urn:schemas-microsoft-com:office:office" xmlns:oel="http://schemas.microsoft.com/office/2019/extlst" xmlns:r="http://schemas.openxmlformats.org/officeDocument/2006/relationships" xmlns:m="http://schemas.openxmlformats.org/officeDocument/2006/math" xmlns:v="urn:schemas-microsoft-com:vml" xmlns:wp14="http://schemas.microsoft.com/office/word/2010/wordprocessingDrawing" xmlns:wp="http://schemas.openxmlformats.org/drawingml/2006/wordprocessingDrawing" xmlns:w10="urn:schemas-microsoft-com:office:word" xmlns:w="http://schemas.openxmlformats.org/wordprocessingml/2006/main" xmlns:w14="http://schemas.microsoft.com/office/word/2010/wordml" xmlns:w15="http://schemas.microsoft.com/office/word/2012/wordml" xmlns:w16cex="http://schemas.microsoft.com/office/word/2018/wordml/cex" xmlns:w16cid="http://schemas.microsoft.com/office/word/2016/wordml/cid" xmlns:w16="http://schemas.microsoft.com/office/word/2018/wordml" xmlns:w16du="http://schemas.microsoft.com/office/word/2023/wordml/word16du" xmlns:w16sdtdh="http://schemas.microsoft.com/office/word/2020/wordml/sdtdatahash" xmlns:w16sdtfl="http://schemas.microsoft.com/office/word/2024/wordml/sdtformatlock" xmlns:w16se="http://schemas.microsoft.com/office/word/2015/wordml/symex" xmlns:wpg="http://schemas.microsoft.com/office/word/2010/wordprocessingGroup" xmlns:wpi="http://schemas.microsoft.com/office/word/2010/wordprocessingInk" xmlns:wne="http://schemas.microsoft.com/office/word/2006/wordml" xmlns:wps="http://schemas.microsoft.com/office/word/2010/wordprocessingShape" mc:Ignorable="w14 w15 w16se w16cid w16 w16cex w16sdtdh w16sdtfl w16du wp14">
   <w:p>
     <w:pPr>
-      <w:keepNext w:val="0"/>
-      <w:keepLines w:val="0"/>
-      <w:pageBreakBefore w:val="0"/>
       <w:widowControl w:val="0"/>
       <w:pBdr>
-        <w:top w:space="0" w:sz="0" w:val="nil"/>
-        <w:left w:space="0" w:sz="0" w:val="nil"/>
-        <w:bottom w:space="0" w:sz="0" w:val="nil"/>
-        <w:right w:space="0" w:sz="0" w:val="nil"/>
-        <w:between w:space="0" w:sz="0" w:val="nil"/>
+        <w:top w:val="nil"/>
+        <w:left w:val="nil"/>
+        <w:bottom w:val="nil"/>
+        <w:right w:val="nil"/>
+        <w:between w:val="nil"/>
       </w:pBdr>
-      <w:shd w:fill="auto" w:val="clear"/>
-      <w:spacing w:after="0" w:before="0" w:line="276" w:lineRule="auto"/>
-      <w:ind w:left="0" w:right="0" w:firstLine="0"/>
-      <w:jc w:val="left"/>
+      <w:spacing w:after="0" w:line="276" w:lineRule="auto"/>
       <w:rPr>
-        <w:rFonts w:ascii="Calibri" w:cs="Calibri" w:eastAsia="Calibri" w:hAnsi="Calibri"/>
-        <w:b w:val="0"/>
-        <w:i w:val="0"/>
-        <w:smallCaps w:val="0"/>
-        <w:strike w:val="0"/>
-        <w:color w:val="1f4e79"/>
-        <w:sz w:val="22"/>
-        <w:szCs w:val="22"/>
-        <w:u w:val="none"/>
-        <w:shd w:fill="auto" w:val="clear"/>
-        <w:vertAlign w:val="baseline"/>
+        <w:color w:val="1F4E79"/>
       </w:rPr>
     </w:pPr>
-    <w:r>
-      <w:rPr>
-        <w:rtl w:val="0"/>
-      </w:rPr>
-    </w:r>
   </w:p>
   <w:tbl>
     <w:tblPr>
-      <w:tblStyle w:val="Table8"/>
-      <w:tblW w:w="10086.0" w:type="dxa"/>
-      <w:jc w:val="left"/>
+      <w:tblStyle w:val="a6"/>
+      <w:tblW w:w="10086" w:type="dxa"/>
+      <w:tblInd w:w="0" w:type="dxa"/>
       <w:tblBorders>
-        <w:top w:color="000000" w:space="0" w:sz="4" w:val="single"/>
-        <w:left w:color="000000" w:space="0" w:sz="4" w:val="single"/>
-        <w:bottom w:color="000000" w:space="0" w:sz="4" w:val="single"/>
-        <w:right w:color="000000" w:space="0" w:sz="4" w:val="single"/>
-        <w:insideH w:color="000000" w:space="0" w:sz="4" w:val="single"/>
-        <w:insideV w:color="000000" w:space="0" w:sz="4" w:val="single"/>
+        <w:top w:val="single" w:sz="4" w:space="0" w:color="000000"/>
+        <w:left w:val="single" w:sz="4" w:space="0" w:color="000000"/>
+        <w:bottom w:val="single" w:sz="4" w:space="0" w:color="000000"/>
+        <w:right w:val="single" w:sz="4" w:space="0" w:color="000000"/>
+        <w:insideH w:val="single" w:sz="4" w:space="0" w:color="000000"/>
+        <w:insideV w:val="single" w:sz="4" w:space="0" w:color="000000"/>
       </w:tblBorders>
       <w:tblLayout w:type="fixed"/>
-      <w:tblLook w:val="0400"/>
+      <w:tblLook w:val="0400" w:firstRow="0" w:lastRow="0" w:firstColumn="0" w:lastColumn="0" w:noHBand="0" w:noVBand="1"/>
     </w:tblPr>
     <w:tblGrid>
       <w:gridCol w:w="787"/>
       <w:gridCol w:w="5929"/>
       <w:gridCol w:w="3370"/>
-      <w:tblGridChange w:id="0">
-        <w:tblGrid>
-          <w:gridCol w:w="787"/>
-          <w:gridCol w:w="5929"/>
-          <w:gridCol w:w="3370"/>
-        </w:tblGrid>
-      </w:tblGridChange>
     </w:tblGrid>
     <w:tr>
       <w:trPr>
-        <w:cantSplit w:val="0"/>
-        <w:trHeight w:val="1091" w:hRule="atLeast"/>
-        <w:tblHeader w:val="0"/>
+        <w:trHeight w:val="1091"/>
       </w:trPr>
       <w:tc>
         <w:tcPr>
+          <w:tcW w:w="787" w:type="dxa"/>
           <w:tcBorders>
-            <w:top w:color="000000" w:space="0" w:sz="0" w:val="nil"/>
-            <w:left w:color="000000" w:space="0" w:sz="0" w:val="nil"/>
-            <w:bottom w:color="000000" w:space="0" w:sz="0" w:val="nil"/>
-            <w:right w:color="000000" w:space="0" w:sz="0" w:val="nil"/>
+            <w:top w:val="nil"/>
+            <w:left w:val="nil"/>
+            <w:bottom w:val="nil"/>
+            <w:right w:val="nil"/>
           </w:tcBorders>
         </w:tcPr>
         <w:p>
           <w:pPr>
             <w:rPr>
-              <w:rFonts w:ascii="Century Gothic" w:cs="Century Gothic" w:eastAsia="Century Gothic" w:hAnsi="Century Gothic"/>
-              <w:b w:val="1"/>
+              <w:rFonts w:ascii="Century Gothic" w:eastAsia="Century Gothic" w:hAnsi="Century Gothic" w:cs="Century Gothic"/>
+              <w:b/>
               <w:sz w:val="30"/>
               <w:szCs w:val="30"/>
             </w:rPr>
           </w:pPr>
           <w:r>
             <w:rPr>
-              <w:rFonts w:ascii="Century Gothic" w:cs="Century Gothic" w:eastAsia="Century Gothic" w:hAnsi="Century Gothic"/>
-              <w:b w:val="1"/>
+              <w:rFonts w:ascii="Century Gothic" w:eastAsia="Century Gothic" w:hAnsi="Century Gothic" w:cs="Century Gothic"/>
+              <w:b/>
+              <w:noProof/>
               <w:sz w:val="30"/>
               <w:szCs w:val="30"/>
             </w:rPr>
             <w:drawing>
-              <wp:inline distB="0" distT="0" distL="0" distR="0">
+              <wp:inline distT="0" distB="0" distL="0" distR="0" wp14:anchorId="052D63C4" wp14:editId="39590DF1">
                 <wp:extent cx="363448" cy="578253"/>
-                <wp:effectExtent b="0" l="0" r="0" t="0"/>
+                <wp:effectExtent l="0" t="0" r="0" b="0"/>
                 <wp:docPr id="17581" name="image2.png"/>
-                <a:graphic>
+                <wp:cNvGraphicFramePr/>
+                <a:graphic xmlns:a="http://schemas.openxmlformats.org/drawingml/2006/main">
                   <a:graphicData uri="http://schemas.openxmlformats.org/drawingml/2006/picture">
-                    <pic:pic>
+                    <pic:pic xmlns:pic="http://schemas.openxmlformats.org/drawingml/2006/picture">
                       <pic:nvPicPr>
                         <pic:cNvPr id="0" name="image2.png"/>
                         <pic:cNvPicPr preferRelativeResize="0"/>
                       </pic:nvPicPr>
                       <pic:blipFill>
                         <a:blip r:embed="rId1"/>
-                        <a:srcRect b="0" l="0" r="0" t="0"/>
+                        <a:srcRect/>
                         <a:stretch>
                           <a:fillRect/>
                         </a:stretch>
@@ -4491,7 +3598,9 @@
                           <a:off x="0" y="0"/>
                           <a:ext cx="363448" cy="578253"/>
                         </a:xfrm>
-                        <a:prstGeom prst="rect"/>
+                        <a:prstGeom prst="rect">
+                          <a:avLst/>
+                        </a:prstGeom>
                         <a:ln/>
                       </pic:spPr>
                     </pic:pic>
@@ -4500,140 +3609,131 @@
               </wp:inline>
             </w:drawing>
           </w:r>
-          <w:r>
-            <w:rPr>
-              <w:rtl w:val="0"/>
-            </w:rPr>
-          </w:r>
         </w:p>
       </w:tc>
       <w:tc>
         <w:tcPr>
+          <w:tcW w:w="5929" w:type="dxa"/>
           <w:tcBorders>
-            <w:top w:color="000000" w:space="0" w:sz="0" w:val="nil"/>
-            <w:left w:color="000000" w:space="0" w:sz="0" w:val="nil"/>
-            <w:bottom w:color="000000" w:space="0" w:sz="0" w:val="nil"/>
-            <w:right w:color="000000" w:space="0" w:sz="0" w:val="nil"/>
+            <w:top w:val="nil"/>
+            <w:left w:val="nil"/>
+            <w:bottom w:val="nil"/>
+            <w:right w:val="nil"/>
           </w:tcBorders>
         </w:tcPr>
         <w:p>
           <w:pPr>
             <w:rPr>
-              <w:rFonts w:ascii="Century Gothic" w:cs="Century Gothic" w:eastAsia="Century Gothic" w:hAnsi="Century Gothic"/>
-              <w:b w:val="1"/>
-              <w:color w:val="1d2763"/>
+              <w:rFonts w:ascii="Century Gothic" w:eastAsia="Century Gothic" w:hAnsi="Century Gothic" w:cs="Century Gothic"/>
+              <w:b/>
+              <w:color w:val="1D2763"/>
               <w:sz w:val="24"/>
               <w:szCs w:val="24"/>
             </w:rPr>
           </w:pPr>
           <w:r>
             <w:rPr>
-              <w:rFonts w:ascii="Century Gothic" w:cs="Century Gothic" w:eastAsia="Century Gothic" w:hAnsi="Century Gothic"/>
-              <w:b w:val="1"/>
-              <w:color w:val="1d2763"/>
+              <w:rFonts w:ascii="Century Gothic" w:eastAsia="Century Gothic" w:hAnsi="Century Gothic" w:cs="Century Gothic"/>
+              <w:b/>
+              <w:color w:val="1D2763"/>
               <w:sz w:val="24"/>
               <w:szCs w:val="24"/>
-              <w:rtl w:val="0"/>
             </w:rPr>
-            <w:t xml:space="preserve">PTR7862</w:t>
+            <w:t>PTR7862</w:t>
           </w:r>
         </w:p>
         <w:p>
           <w:pPr>
             <w:rPr>
-              <w:rFonts w:ascii="Century Gothic" w:cs="Century Gothic" w:eastAsia="Century Gothic" w:hAnsi="Century Gothic"/>
-              <w:color w:val="1d2763"/>
+              <w:rFonts w:ascii="Century Gothic" w:eastAsia="Century Gothic" w:hAnsi="Century Gothic" w:cs="Century Gothic"/>
+              <w:color w:val="1D2763"/>
               <w:sz w:val="24"/>
               <w:szCs w:val="24"/>
             </w:rPr>
           </w:pPr>
           <w:r>
             <w:rPr>
-              <w:rFonts w:ascii="Century Gothic" w:cs="Century Gothic" w:eastAsia="Century Gothic" w:hAnsi="Century Gothic"/>
-              <w:color w:val="1d2763"/>
+              <w:rFonts w:ascii="Century Gothic" w:eastAsia="Century Gothic" w:hAnsi="Century Gothic" w:cs="Century Gothic"/>
+              <w:color w:val="1D2763"/>
               <w:sz w:val="24"/>
               <w:szCs w:val="24"/>
-              <w:rtl w:val="0"/>
             </w:rPr>
-            <w:t xml:space="preserve">Técnico en Geomática</w:t>
+            <w:t>Técnico en Geomática</w:t>
           </w:r>
         </w:p>
         <w:p>
           <w:pPr>
             <w:rPr>
-              <w:rFonts w:ascii="Century Gothic" w:cs="Century Gothic" w:eastAsia="Century Gothic" w:hAnsi="Century Gothic"/>
-              <w:color w:val="1d2763"/>
+              <w:rFonts w:ascii="Century Gothic" w:eastAsia="Century Gothic" w:hAnsi="Century Gothic" w:cs="Century Gothic"/>
+              <w:color w:val="1D2763"/>
               <w:sz w:val="24"/>
               <w:szCs w:val="24"/>
             </w:rPr>
           </w:pPr>
           <w:r>
             <w:rPr>
-              <w:rFonts w:ascii="Century Gothic" w:cs="Century Gothic" w:eastAsia="Century Gothic" w:hAnsi="Century Gothic"/>
-              <w:color w:val="1d2763"/>
+              <w:rFonts w:ascii="Century Gothic" w:eastAsia="Century Gothic" w:hAnsi="Century Gothic" w:cs="Century Gothic"/>
+              <w:color w:val="1D2763"/>
               <w:sz w:val="24"/>
               <w:szCs w:val="24"/>
-              <w:rtl w:val="0"/>
             </w:rPr>
-            <w:t xml:space="preserve">Diario de Reflexión – Fase 1</w:t>
+            <w:t>Diario de Reflexión – Fase 1</w:t>
           </w:r>
         </w:p>
         <w:p>
           <w:pPr>
             <w:rPr>
-              <w:rFonts w:ascii="Century Gothic" w:cs="Century Gothic" w:eastAsia="Century Gothic" w:hAnsi="Century Gothic"/>
+              <w:rFonts w:ascii="Century Gothic" w:eastAsia="Century Gothic" w:hAnsi="Century Gothic" w:cs="Century Gothic"/>
               <w:sz w:val="2"/>
               <w:szCs w:val="2"/>
             </w:rPr>
           </w:pPr>
-          <w:r>
-            <w:rPr>
-              <w:rtl w:val="0"/>
-            </w:rPr>
-          </w:r>
         </w:p>
       </w:tc>
       <w:tc>
         <w:tcPr>
+          <w:tcW w:w="3370" w:type="dxa"/>
           <w:tcBorders>
-            <w:top w:color="000000" w:space="0" w:sz="0" w:val="nil"/>
-            <w:left w:color="000000" w:space="0" w:sz="0" w:val="nil"/>
-            <w:bottom w:color="000000" w:space="0" w:sz="0" w:val="nil"/>
-            <w:right w:color="000000" w:space="0" w:sz="0" w:val="nil"/>
+            <w:top w:val="nil"/>
+            <w:left w:val="nil"/>
+            <w:bottom w:val="nil"/>
+            <w:right w:val="nil"/>
           </w:tcBorders>
         </w:tcPr>
         <w:p>
           <w:pPr>
             <w:jc w:val="right"/>
             <w:rPr>
-              <w:rFonts w:ascii="Century Gothic" w:cs="Century Gothic" w:eastAsia="Century Gothic" w:hAnsi="Century Gothic"/>
-              <w:b w:val="1"/>
+              <w:rFonts w:ascii="Century Gothic" w:eastAsia="Century Gothic" w:hAnsi="Century Gothic" w:cs="Century Gothic"/>
+              <w:b/>
               <w:sz w:val="30"/>
               <w:szCs w:val="30"/>
             </w:rPr>
           </w:pPr>
           <w:r>
             <w:rPr>
-              <w:rFonts w:ascii="Century Gothic" w:cs="Century Gothic" w:eastAsia="Century Gothic" w:hAnsi="Century Gothic"/>
-              <w:b w:val="1"/>
+              <w:rFonts w:ascii="Century Gothic" w:eastAsia="Century Gothic" w:hAnsi="Century Gothic" w:cs="Century Gothic"/>
+              <w:b/>
+              <w:noProof/>
               <w:sz w:val="30"/>
               <w:szCs w:val="30"/>
             </w:rPr>
             <w:drawing>
-              <wp:inline distB="0" distT="0" distL="0" distR="0">
+              <wp:inline distT="0" distB="0" distL="0" distR="0" wp14:anchorId="2878A687" wp14:editId="37996308">
                 <wp:extent cx="1908834" cy="470407"/>
-                <wp:effectExtent b="0" l="0" r="0" t="0"/>
+                <wp:effectExtent l="0" t="0" r="0" b="0"/>
                 <wp:docPr id="17583" name="image1.png"/>
-                <a:graphic>
+                <wp:cNvGraphicFramePr/>
+                <a:graphic xmlns:a="http://schemas.openxmlformats.org/drawingml/2006/main">
                   <a:graphicData uri="http://schemas.openxmlformats.org/drawingml/2006/picture">
-                    <pic:pic>
+                    <pic:pic xmlns:pic="http://schemas.openxmlformats.org/drawingml/2006/picture">
                       <pic:nvPicPr>
                         <pic:cNvPr id="0" name="image1.png"/>
                         <pic:cNvPicPr preferRelativeResize="0"/>
                       </pic:nvPicPr>
                       <pic:blipFill>
                         <a:blip r:embed="rId2"/>
-                        <a:srcRect b="0" l="0" r="0" t="0"/>
+                        <a:srcRect/>
                         <a:stretch>
                           <a:fillRect/>
                         </a:stretch>
@@ -4643,7 +3743,9 @@
                           <a:off x="0" y="0"/>
                           <a:ext cx="1908834" cy="470407"/>
                         </a:xfrm>
-                        <a:prstGeom prst="rect"/>
+                        <a:prstGeom prst="rect">
+                          <a:avLst/>
+                        </a:prstGeom>
                         <a:ln/>
                       </pic:spPr>
                     </pic:pic>
@@ -4652,62 +3754,39 @@
               </wp:inline>
             </w:drawing>
           </w:r>
-          <w:r>
-            <w:rPr>
-              <w:rtl w:val="0"/>
-            </w:rPr>
-          </w:r>
         </w:p>
       </w:tc>
     </w:tr>
   </w:tbl>
   <w:p>
     <w:pPr>
-      <w:keepNext w:val="0"/>
-      <w:keepLines w:val="0"/>
-      <w:pageBreakBefore w:val="0"/>
-      <w:widowControl w:val="1"/>
       <w:pBdr>
-        <w:top w:space="0" w:sz="0" w:val="nil"/>
-        <w:left w:space="0" w:sz="0" w:val="nil"/>
-        <w:bottom w:space="0" w:sz="0" w:val="nil"/>
-        <w:right w:space="0" w:sz="0" w:val="nil"/>
-        <w:between w:space="0" w:sz="0" w:val="nil"/>
+        <w:top w:val="nil"/>
+        <w:left w:val="nil"/>
+        <w:bottom w:val="nil"/>
+        <w:right w:val="nil"/>
+        <w:between w:val="nil"/>
       </w:pBdr>
-      <w:shd w:fill="auto" w:val="clear"/>
       <w:tabs>
-        <w:tab w:val="center" w:leader="none" w:pos="4419"/>
-        <w:tab w:val="right" w:leader="none" w:pos="8838"/>
+        <w:tab w:val="center" w:pos="4419"/>
+        <w:tab w:val="right" w:pos="8838"/>
       </w:tabs>
-      <w:spacing w:after="0" w:before="0" w:line="240" w:lineRule="auto"/>
-      <w:ind w:left="0" w:right="0" w:firstLine="0"/>
+      <w:spacing w:after="0" w:line="240" w:lineRule="auto"/>
       <w:jc w:val="right"/>
       <w:rPr>
-        <w:rFonts w:ascii="Calibri" w:cs="Calibri" w:eastAsia="Calibri" w:hAnsi="Calibri"/>
-        <w:b w:val="0"/>
-        <w:i w:val="0"/>
-        <w:smallCaps w:val="0"/>
-        <w:strike w:val="0"/>
         <w:color w:val="000000"/>
-        <w:sz w:val="22"/>
-        <w:szCs w:val="22"/>
-        <w:u w:val="none"/>
-        <w:shd w:fill="auto" w:val="clear"/>
-        <w:vertAlign w:val="baseline"/>
       </w:rPr>
     </w:pPr>
-    <w:r>
-      <w:rPr>
-        <w:rtl w:val="0"/>
-      </w:rPr>
-    </w:r>
   </w:p>
 </w:hdr>
 </file>
 
 <file path=word/numbering.xml><?xml version="1.0" encoding="utf-8"?>
-<w:numbering xmlns:mc="http://schemas.openxmlformats.org/markup-compatibility/2006" xmlns:o="urn:schemas-microsoft-com:office:office" xmlns:r="http://schemas.openxmlformats.org/officeDocument/2006/relationships" xmlns:m="http://schemas.openxmlformats.org/officeDocument/2006/math" xmlns:v="urn:schemas-microsoft-com:vml" xmlns:wp="http://schemas.openxmlformats.org/drawingml/2006/wordprocessingDrawing" xmlns:w10="urn:schemas-microsoft-com:office:word" xmlns:w="http://schemas.openxmlformats.org/wordprocessingml/2006/main" xmlns:wne="http://schemas.microsoft.com/office/word/2006/wordml" xmlns:sl="http://schemas.openxmlformats.org/schemaLibrary/2006/main" xmlns:a="http://schemas.openxmlformats.org/drawingml/2006/main" xmlns:pic="http://schemas.openxmlformats.org/drawingml/2006/picture" xmlns:c="http://schemas.openxmlformats.org/drawingml/2006/chart" xmlns:lc="http://schemas.openxmlformats.org/drawingml/2006/lockedCanvas" xmlns:dgm="http://schemas.openxmlformats.org/drawingml/2006/diagram" xmlns:wps="http://schemas.microsoft.com/office/word/2010/wordprocessingShape" xmlns:wpg="http://schemas.microsoft.com/office/word/2010/wordprocessingGroup" xmlns:w14="http://schemas.microsoft.com/office/word/2010/wordml" xmlns:w15="http://schemas.microsoft.com/office/word/2012/wordml" xmlns:w16="http://schemas.microsoft.com/office/word/2018/wordml" xmlns:w16cex="http://schemas.microsoft.com/office/word/2018/wordml/cex" xmlns:w16cid="http://schemas.microsoft.com/office/word/2016/wordml/cid" xmlns="http://schemas.microsoft.com/office/tasks/2019/documenttasks" xmlns:cr="http://schemas.microsoft.com/office/comments/2020/reactions">
-  <w:abstractNum w:abstractNumId="1">
+<w:numbering xmlns:wpc="http://schemas.microsoft.com/office/word/2010/wordprocessingCanvas" xmlns:cx="http://schemas.microsoft.com/office/drawing/2014/chartex" xmlns:cx1="http://schemas.microsoft.com/office/drawing/2015/9/8/chartex" xmlns:cx2="http://schemas.microsoft.com/office/drawing/2015/10/21/chartex" xmlns:cx3="http://schemas.microsoft.com/office/drawing/2016/5/9/chartex" xmlns:cx4="http://schemas.microsoft.com/office/drawing/2016/5/10/chartex" xmlns:cx5="http://schemas.microsoft.com/office/drawing/2016/5/11/chartex" xmlns:cx6="http://schemas.microsoft.com/office/drawing/2016/5/12/chartex" xmlns:cx7="http://schemas.microsoft.com/office/drawing/2016/5/13/chartex" xmlns:cx8="http://schemas.microsoft.com/office/drawing/2016/5/14/chartex" xmlns:mc="http://schemas.openxmlformats.org/markup-compatibility/2006" xmlns:aink="http://schemas.microsoft.com/office/drawing/2016/ink" xmlns:am3d="http://schemas.microsoft.com/office/drawing/2017/model3d" xmlns:o="urn:schemas-microsoft-com:office:office" xmlns:oel="http://schemas.microsoft.com/office/2019/extlst" xmlns:r="http://schemas.openxmlformats.org/officeDocument/2006/relationships" xmlns:m="http://schemas.openxmlformats.org/officeDocument/2006/math" xmlns:v="urn:schemas-microsoft-com:vml" xmlns:wp14="http://schemas.microsoft.com/office/word/2010/wordprocessingDrawing" xmlns:wp="http://schemas.openxmlformats.org/drawingml/2006/wordprocessingDrawing" xmlns:w10="urn:schemas-microsoft-com:office:word" xmlns:w="http://schemas.openxmlformats.org/wordprocessingml/2006/main" xmlns:w14="http://schemas.microsoft.com/office/word/2010/wordml" xmlns:w15="http://schemas.microsoft.com/office/word/2012/wordml" xmlns:w16cex="http://schemas.microsoft.com/office/word/2018/wordml/cex" xmlns:w16cid="http://schemas.microsoft.com/office/word/2016/wordml/cid" xmlns:w16="http://schemas.microsoft.com/office/word/2018/wordml" xmlns:w16du="http://schemas.microsoft.com/office/word/2023/wordml/word16du" xmlns:w16sdtdh="http://schemas.microsoft.com/office/word/2020/wordml/sdtdatahash" xmlns:w16sdtfl="http://schemas.microsoft.com/office/word/2024/wordml/sdtformatlock" xmlns:w16se="http://schemas.microsoft.com/office/word/2015/wordml/symex" xmlns:wpg="http://schemas.microsoft.com/office/word/2010/wordprocessingGroup" xmlns:wpi="http://schemas.microsoft.com/office/word/2010/wordprocessingInk" xmlns:wne="http://schemas.microsoft.com/office/word/2006/wordml" xmlns:wps="http://schemas.microsoft.com/office/word/2010/wordprocessingShape" mc:Ignorable="w14 w15 w16se w16cid w16 w16cex w16sdtdh w16sdtfl w16du wp14">
+  <w:abstractNum w:abstractNumId="0" w15:restartNumberingAfterBreak="0">
+    <w:nsid w:val="16CA0626"/>
+    <w:multiLevelType w:val="multilevel"/>
+    <w:tmpl w:val="378AF91A"/>
     <w:lvl w:ilvl="0">
       <w:start w:val="1"/>
       <w:numFmt w:val="bullet"/>
@@ -4717,7 +3796,7 @@
         <w:ind w:left="720" w:hanging="360"/>
       </w:pPr>
       <w:rPr>
-        <w:rFonts w:ascii="Courier New" w:cs="Courier New" w:eastAsia="Courier New" w:hAnsi="Courier New"/>
+        <w:rFonts w:ascii="Courier New" w:eastAsia="Courier New" w:hAnsi="Courier New" w:cs="Courier New"/>
       </w:rPr>
     </w:lvl>
     <w:lvl w:ilvl="1">
@@ -4729,7 +3808,7 @@
         <w:ind w:left="1440" w:hanging="360"/>
       </w:pPr>
       <w:rPr>
-        <w:rFonts w:ascii="Courier New" w:cs="Courier New" w:eastAsia="Courier New" w:hAnsi="Courier New"/>
+        <w:rFonts w:ascii="Courier New" w:eastAsia="Courier New" w:hAnsi="Courier New" w:cs="Courier New"/>
       </w:rPr>
     </w:lvl>
     <w:lvl w:ilvl="2">
@@ -4741,7 +3820,7 @@
         <w:ind w:left="2160" w:hanging="360"/>
       </w:pPr>
       <w:rPr>
-        <w:rFonts w:ascii="Noto Sans Symbols" w:cs="Noto Sans Symbols" w:eastAsia="Noto Sans Symbols" w:hAnsi="Noto Sans Symbols"/>
+        <w:rFonts w:ascii="Noto Sans Symbols" w:eastAsia="Noto Sans Symbols" w:hAnsi="Noto Sans Symbols" w:cs="Noto Sans Symbols"/>
       </w:rPr>
     </w:lvl>
     <w:lvl w:ilvl="3">
@@ -4753,7 +3832,7 @@
         <w:ind w:left="2880" w:hanging="360"/>
       </w:pPr>
       <w:rPr>
-        <w:rFonts w:ascii="Noto Sans Symbols" w:cs="Noto Sans Symbols" w:eastAsia="Noto Sans Symbols" w:hAnsi="Noto Sans Symbols"/>
+        <w:rFonts w:ascii="Noto Sans Symbols" w:eastAsia="Noto Sans Symbols" w:hAnsi="Noto Sans Symbols" w:cs="Noto Sans Symbols"/>
       </w:rPr>
     </w:lvl>
     <w:lvl w:ilvl="4">
@@ -4765,7 +3844,7 @@
         <w:ind w:left="3600" w:hanging="360"/>
       </w:pPr>
       <w:rPr>
-        <w:rFonts w:ascii="Courier New" w:cs="Courier New" w:eastAsia="Courier New" w:hAnsi="Courier New"/>
+        <w:rFonts w:ascii="Courier New" w:eastAsia="Courier New" w:hAnsi="Courier New" w:cs="Courier New"/>
       </w:rPr>
     </w:lvl>
     <w:lvl w:ilvl="5">
@@ -4777,7 +3856,7 @@
         <w:ind w:left="4320" w:hanging="360"/>
       </w:pPr>
       <w:rPr>
-        <w:rFonts w:ascii="Noto Sans Symbols" w:cs="Noto Sans Symbols" w:eastAsia="Noto Sans Symbols" w:hAnsi="Noto Sans Symbols"/>
+        <w:rFonts w:ascii="Noto Sans Symbols" w:eastAsia="Noto Sans Symbols" w:hAnsi="Noto Sans Symbols" w:cs="Noto Sans Symbols"/>
       </w:rPr>
     </w:lvl>
     <w:lvl w:ilvl="6">
@@ -4789,7 +3868,7 @@
         <w:ind w:left="5040" w:hanging="360"/>
       </w:pPr>
       <w:rPr>
-        <w:rFonts w:ascii="Noto Sans Symbols" w:cs="Noto Sans Symbols" w:eastAsia="Noto Sans Symbols" w:hAnsi="Noto Sans Symbols"/>
+        <w:rFonts w:ascii="Noto Sans Symbols" w:eastAsia="Noto Sans Symbols" w:hAnsi="Noto Sans Symbols" w:cs="Noto Sans Symbols"/>
       </w:rPr>
     </w:lvl>
     <w:lvl w:ilvl="7">
@@ -4801,7 +3880,7 @@
         <w:ind w:left="5760" w:hanging="360"/>
       </w:pPr>
       <w:rPr>
-        <w:rFonts w:ascii="Courier New" w:cs="Courier New" w:eastAsia="Courier New" w:hAnsi="Courier New"/>
+        <w:rFonts w:ascii="Courier New" w:eastAsia="Courier New" w:hAnsi="Courier New" w:cs="Courier New"/>
       </w:rPr>
     </w:lvl>
     <w:lvl w:ilvl="8">
@@ -4813,11 +3892,14 @@
         <w:ind w:left="6480" w:hanging="360"/>
       </w:pPr>
       <w:rPr>
-        <w:rFonts w:ascii="Noto Sans Symbols" w:cs="Noto Sans Symbols" w:eastAsia="Noto Sans Symbols" w:hAnsi="Noto Sans Symbols"/>
+        <w:rFonts w:ascii="Noto Sans Symbols" w:eastAsia="Noto Sans Symbols" w:hAnsi="Noto Sans Symbols" w:cs="Noto Sans Symbols"/>
       </w:rPr>
     </w:lvl>
   </w:abstractNum>
-  <w:abstractNum w:abstractNumId="2">
+  <w:abstractNum w:abstractNumId="1" w15:restartNumberingAfterBreak="0">
+    <w:nsid w:val="2B51733B"/>
+    <w:multiLevelType w:val="multilevel"/>
+    <w:tmpl w:val="E010592E"/>
     <w:lvl w:ilvl="0">
       <w:start w:val="1"/>
       <w:numFmt w:val="bullet"/>
@@ -4927,24 +4009,24 @@
       </w:rPr>
     </w:lvl>
   </w:abstractNum>
-  <w:num w:numId="1">
+  <w:num w:numId="1" w16cid:durableId="370881702">
+    <w:abstractNumId w:val="0"/>
+  </w:num>
+  <w:num w:numId="2" w16cid:durableId="635648208">
     <w:abstractNumId w:val="1"/>
-  </w:num>
-  <w:num w:numId="2">
-    <w:abstractNumId w:val="2"/>
   </w:num>
 </w:numbering>
 </file>
 
 <file path=word/styles.xml><?xml version="1.0" encoding="utf-8"?>
-<w:styles xmlns:mc="http://schemas.openxmlformats.org/markup-compatibility/2006" xmlns:o="urn:schemas-microsoft-com:office:office" xmlns:r="http://schemas.openxmlformats.org/officeDocument/2006/relationships" xmlns:m="http://schemas.openxmlformats.org/officeDocument/2006/math" xmlns:v="urn:schemas-microsoft-com:vml" xmlns:wp="http://schemas.openxmlformats.org/drawingml/2006/wordprocessingDrawing" xmlns:w10="urn:schemas-microsoft-com:office:word" xmlns:w="http://schemas.openxmlformats.org/wordprocessingml/2006/main" xmlns:wne="http://schemas.microsoft.com/office/word/2006/wordml" xmlns:sl="http://schemas.openxmlformats.org/schemaLibrary/2006/main" xmlns:a="http://schemas.openxmlformats.org/drawingml/2006/main" xmlns:pic="http://schemas.openxmlformats.org/drawingml/2006/picture" xmlns:c="http://schemas.openxmlformats.org/drawingml/2006/chart" xmlns:lc="http://schemas.openxmlformats.org/drawingml/2006/lockedCanvas" xmlns:dgm="http://schemas.openxmlformats.org/drawingml/2006/diagram" xmlns:wps="http://schemas.microsoft.com/office/word/2010/wordprocessingShape" xmlns:wpg="http://schemas.microsoft.com/office/word/2010/wordprocessingGroup" xmlns:w14="http://schemas.microsoft.com/office/word/2010/wordml" xmlns:w15="http://schemas.microsoft.com/office/word/2012/wordml" xmlns:w16="http://schemas.microsoft.com/office/word/2018/wordml" xmlns:w16cex="http://schemas.microsoft.com/office/word/2018/wordml/cex" xmlns:w16cid="http://schemas.microsoft.com/office/word/2016/wordml/cid" xmlns="http://schemas.microsoft.com/office/tasks/2019/documenttasks" xmlns:cr="http://schemas.microsoft.com/office/comments/2020/reactions">
+<w:styles xmlns:mc="http://schemas.openxmlformats.org/markup-compatibility/2006" xmlns:r="http://schemas.openxmlformats.org/officeDocument/2006/relationships" xmlns:w="http://schemas.openxmlformats.org/wordprocessingml/2006/main" xmlns:w14="http://schemas.microsoft.com/office/word/2010/wordml" xmlns:w15="http://schemas.microsoft.com/office/word/2012/wordml" xmlns:w16cex="http://schemas.microsoft.com/office/word/2018/wordml/cex" xmlns:w16cid="http://schemas.microsoft.com/office/word/2016/wordml/cid" xmlns:w16="http://schemas.microsoft.com/office/word/2018/wordml" xmlns:w16du="http://schemas.microsoft.com/office/word/2023/wordml/word16du" xmlns:w16sdtdh="http://schemas.microsoft.com/office/word/2020/wordml/sdtdatahash" xmlns:w16sdtfl="http://schemas.microsoft.com/office/word/2024/wordml/sdtformatlock" xmlns:w16se="http://schemas.microsoft.com/office/word/2015/wordml/symex" mc:Ignorable="w14 w15 w16se w16cid w16 w16cex w16sdtdh w16sdtfl w16du">
   <w:docDefaults>
     <w:rPrDefault>
       <w:rPr>
-        <w:rFonts w:ascii="Calibri" w:cs="Calibri" w:eastAsia="Calibri" w:hAnsi="Calibri"/>
+        <w:rFonts w:ascii="Calibri" w:eastAsia="Calibri" w:hAnsi="Calibri" w:cs="Calibri"/>
         <w:sz w:val="22"/>
         <w:szCs w:val="22"/>
-        <w:lang w:val="es-CL"/>
+        <w:lang w:val="es-CL" w:eastAsia="es-MX" w:bidi="ar-SA"/>
       </w:rPr>
     </w:rPrDefault>
     <w:pPrDefault>
@@ -4953,161 +4035,561 @@
       </w:pPr>
     </w:pPrDefault>
   </w:docDefaults>
-  <w:style w:type="table" w:styleId="TableNormal" w:default="1">
+  <w:latentStyles w:defLockedState="0" w:defUIPriority="99" w:defSemiHidden="0" w:defUnhideWhenUsed="0" w:defQFormat="0" w:count="376">
+    <w:lsdException w:name="Normal" w:uiPriority="0" w:qFormat="1"/>
+    <w:lsdException w:name="heading 1" w:uiPriority="9" w:qFormat="1"/>
+    <w:lsdException w:name="heading 2" w:semiHidden="1" w:uiPriority="9" w:unhideWhenUsed="1" w:qFormat="1"/>
+    <w:lsdException w:name="heading 3" w:semiHidden="1" w:uiPriority="9" w:unhideWhenUsed="1" w:qFormat="1"/>
+    <w:lsdException w:name="heading 4" w:semiHidden="1" w:uiPriority="9" w:unhideWhenUsed="1" w:qFormat="1"/>
+    <w:lsdException w:name="heading 5" w:semiHidden="1" w:uiPriority="9" w:unhideWhenUsed="1" w:qFormat="1"/>
+    <w:lsdException w:name="heading 6" w:semiHidden="1" w:uiPriority="9" w:unhideWhenUsed="1" w:qFormat="1"/>
+    <w:lsdException w:name="heading 7" w:semiHidden="1" w:uiPriority="9" w:unhideWhenUsed="1" w:qFormat="1"/>
+    <w:lsdException w:name="heading 8" w:semiHidden="1" w:uiPriority="9" w:unhideWhenUsed="1" w:qFormat="1"/>
+    <w:lsdException w:name="heading 9" w:semiHidden="1" w:uiPriority="9" w:unhideWhenUsed="1" w:qFormat="1"/>
+    <w:lsdException w:name="index 1" w:semiHidden="1" w:unhideWhenUsed="1"/>
+    <w:lsdException w:name="index 2" w:semiHidden="1" w:unhideWhenUsed="1"/>
+    <w:lsdException w:name="index 3" w:semiHidden="1" w:unhideWhenUsed="1"/>
+    <w:lsdException w:name="index 4" w:semiHidden="1" w:unhideWhenUsed="1"/>
+    <w:lsdException w:name="index 5" w:semiHidden="1" w:unhideWhenUsed="1"/>
+    <w:lsdException w:name="index 6" w:semiHidden="1" w:unhideWhenUsed="1"/>
+    <w:lsdException w:name="index 7" w:semiHidden="1" w:unhideWhenUsed="1"/>
+    <w:lsdException w:name="index 8" w:semiHidden="1" w:unhideWhenUsed="1"/>
+    <w:lsdException w:name="index 9" w:semiHidden="1" w:unhideWhenUsed="1"/>
+    <w:lsdException w:name="toc 1" w:semiHidden="1" w:uiPriority="39" w:unhideWhenUsed="1"/>
+    <w:lsdException w:name="toc 2" w:semiHidden="1" w:uiPriority="39" w:unhideWhenUsed="1"/>
+    <w:lsdException w:name="toc 3" w:semiHidden="1" w:uiPriority="39" w:unhideWhenUsed="1"/>
+    <w:lsdException w:name="toc 4" w:semiHidden="1" w:uiPriority="39" w:unhideWhenUsed="1"/>
+    <w:lsdException w:name="toc 5" w:semiHidden="1" w:uiPriority="39" w:unhideWhenUsed="1"/>
+    <w:lsdException w:name="toc 6" w:semiHidden="1" w:uiPriority="39" w:unhideWhenUsed="1"/>
+    <w:lsdException w:name="toc 7" w:semiHidden="1" w:uiPriority="39" w:unhideWhenUsed="1"/>
+    <w:lsdException w:name="toc 8" w:semiHidden="1" w:uiPriority="39" w:unhideWhenUsed="1"/>
+    <w:lsdException w:name="toc 9" w:semiHidden="1" w:uiPriority="39" w:unhideWhenUsed="1"/>
+    <w:lsdException w:name="Normal Indent" w:semiHidden="1" w:unhideWhenUsed="1"/>
+    <w:lsdException w:name="footnote text" w:semiHidden="1" w:unhideWhenUsed="1"/>
+    <w:lsdException w:name="annotation text" w:semiHidden="1" w:unhideWhenUsed="1"/>
+    <w:lsdException w:name="header" w:semiHidden="1" w:unhideWhenUsed="1"/>
+    <w:lsdException w:name="footer" w:semiHidden="1" w:unhideWhenUsed="1"/>
+    <w:lsdException w:name="index heading" w:semiHidden="1" w:unhideWhenUsed="1"/>
+    <w:lsdException w:name="caption" w:semiHidden="1" w:uiPriority="35" w:unhideWhenUsed="1" w:qFormat="1"/>
+    <w:lsdException w:name="table of figures" w:semiHidden="1" w:unhideWhenUsed="1"/>
+    <w:lsdException w:name="envelope address" w:semiHidden="1" w:unhideWhenUsed="1"/>
+    <w:lsdException w:name="envelope return" w:semiHidden="1" w:unhideWhenUsed="1"/>
+    <w:lsdException w:name="footnote reference" w:semiHidden="1" w:unhideWhenUsed="1"/>
+    <w:lsdException w:name="annotation reference" w:semiHidden="1" w:unhideWhenUsed="1"/>
+    <w:lsdException w:name="line number" w:semiHidden="1" w:unhideWhenUsed="1"/>
+    <w:lsdException w:name="page number" w:semiHidden="1" w:unhideWhenUsed="1"/>
+    <w:lsdException w:name="endnote reference" w:semiHidden="1" w:unhideWhenUsed="1"/>
+    <w:lsdException w:name="endnote text" w:semiHidden="1" w:unhideWhenUsed="1"/>
+    <w:lsdException w:name="table of authorities" w:semiHidden="1" w:unhideWhenUsed="1"/>
+    <w:lsdException w:name="macro" w:semiHidden="1" w:unhideWhenUsed="1"/>
+    <w:lsdException w:name="toa heading" w:semiHidden="1" w:unhideWhenUsed="1"/>
+    <w:lsdException w:name="List" w:semiHidden="1" w:unhideWhenUsed="1"/>
+    <w:lsdException w:name="List Bullet" w:semiHidden="1" w:unhideWhenUsed="1"/>
+    <w:lsdException w:name="List Number" w:semiHidden="1" w:unhideWhenUsed="1"/>
+    <w:lsdException w:name="List 2" w:semiHidden="1" w:unhideWhenUsed="1"/>
+    <w:lsdException w:name="List 3" w:semiHidden="1" w:unhideWhenUsed="1"/>
+    <w:lsdException w:name="List 4" w:semiHidden="1" w:unhideWhenUsed="1"/>
+    <w:lsdException w:name="List 5" w:semiHidden="1" w:unhideWhenUsed="1"/>
+    <w:lsdException w:name="List Bullet 2" w:semiHidden="1" w:unhideWhenUsed="1"/>
+    <w:lsdException w:name="List Bullet 3" w:semiHidden="1" w:unhideWhenUsed="1"/>
+    <w:lsdException w:name="List Bullet 4" w:semiHidden="1" w:unhideWhenUsed="1"/>
+    <w:lsdException w:name="List Bullet 5" w:semiHidden="1" w:unhideWhenUsed="1"/>
+    <w:lsdException w:name="List Number 2" w:semiHidden="1" w:unhideWhenUsed="1"/>
+    <w:lsdException w:name="List Number 3" w:semiHidden="1" w:unhideWhenUsed="1"/>
+    <w:lsdException w:name="List Number 4" w:semiHidden="1" w:unhideWhenUsed="1"/>
+    <w:lsdException w:name="List Number 5" w:semiHidden="1" w:unhideWhenUsed="1"/>
+    <w:lsdException w:name="Title" w:uiPriority="10" w:qFormat="1"/>
+    <w:lsdException w:name="Closing" w:semiHidden="1" w:unhideWhenUsed="1"/>
+    <w:lsdException w:name="Signature" w:semiHidden="1" w:unhideWhenUsed="1"/>
+    <w:lsdException w:name="Default Paragraph Font" w:semiHidden="1" w:uiPriority="1" w:unhideWhenUsed="1"/>
+    <w:lsdException w:name="Body Text" w:semiHidden="1" w:unhideWhenUsed="1"/>
+    <w:lsdException w:name="Body Text Indent" w:semiHidden="1" w:unhideWhenUsed="1"/>
+    <w:lsdException w:name="List Continue" w:semiHidden="1" w:unhideWhenUsed="1"/>
+    <w:lsdException w:name="List Continue 2" w:semiHidden="1" w:unhideWhenUsed="1"/>
+    <w:lsdException w:name="List Continue 3" w:semiHidden="1" w:unhideWhenUsed="1"/>
+    <w:lsdException w:name="List Continue 4" w:semiHidden="1" w:unhideWhenUsed="1"/>
+    <w:lsdException w:name="List Continue 5" w:semiHidden="1" w:unhideWhenUsed="1"/>
+    <w:lsdException w:name="Message Header" w:semiHidden="1" w:unhideWhenUsed="1"/>
+    <w:lsdException w:name="Subtitle" w:uiPriority="11" w:qFormat="1"/>
+    <w:lsdException w:name="Salutation" w:semiHidden="1" w:unhideWhenUsed="1"/>
+    <w:lsdException w:name="Date" w:semiHidden="1" w:unhideWhenUsed="1"/>
+    <w:lsdException w:name="Body Text First Indent" w:semiHidden="1" w:unhideWhenUsed="1"/>
+    <w:lsdException w:name="Body Text First Indent 2" w:semiHidden="1" w:unhideWhenUsed="1"/>
+    <w:lsdException w:name="Note Heading" w:semiHidden="1" w:unhideWhenUsed="1"/>
+    <w:lsdException w:name="Body Text 2" w:semiHidden="1" w:unhideWhenUsed="1"/>
+    <w:lsdException w:name="Body Text 3" w:semiHidden="1" w:unhideWhenUsed="1"/>
+    <w:lsdException w:name="Body Text Indent 2" w:semiHidden="1" w:unhideWhenUsed="1"/>
+    <w:lsdException w:name="Body Text Indent 3" w:semiHidden="1" w:unhideWhenUsed="1"/>
+    <w:lsdException w:name="Block Text" w:semiHidden="1" w:unhideWhenUsed="1"/>
+    <w:lsdException w:name="Hyperlink" w:semiHidden="1" w:unhideWhenUsed="1"/>
+    <w:lsdException w:name="FollowedHyperlink" w:semiHidden="1" w:unhideWhenUsed="1"/>
+    <w:lsdException w:name="Strong" w:uiPriority="22" w:qFormat="1"/>
+    <w:lsdException w:name="Emphasis" w:uiPriority="20" w:qFormat="1"/>
+    <w:lsdException w:name="Document Map" w:semiHidden="1" w:unhideWhenUsed="1"/>
+    <w:lsdException w:name="Plain Text" w:semiHidden="1" w:unhideWhenUsed="1"/>
+    <w:lsdException w:name="E-mail Signature" w:semiHidden="1" w:unhideWhenUsed="1"/>
+    <w:lsdException w:name="HTML Top of Form" w:semiHidden="1" w:unhideWhenUsed="1"/>
+    <w:lsdException w:name="HTML Bottom of Form" w:semiHidden="1" w:unhideWhenUsed="1"/>
+    <w:lsdException w:name="Normal (Web)" w:semiHidden="1" w:unhideWhenUsed="1"/>
+    <w:lsdException w:name="HTML Acronym" w:semiHidden="1" w:unhideWhenUsed="1"/>
+    <w:lsdException w:name="HTML Address" w:semiHidden="1" w:unhideWhenUsed="1"/>
+    <w:lsdException w:name="HTML Cite" w:semiHidden="1" w:unhideWhenUsed="1"/>
+    <w:lsdException w:name="HTML Code" w:semiHidden="1" w:unhideWhenUsed="1"/>
+    <w:lsdException w:name="HTML Definition" w:semiHidden="1" w:unhideWhenUsed="1"/>
+    <w:lsdException w:name="HTML Keyboard" w:semiHidden="1" w:unhideWhenUsed="1"/>
+    <w:lsdException w:name="HTML Preformatted" w:semiHidden="1" w:unhideWhenUsed="1"/>
+    <w:lsdException w:name="HTML Sample" w:semiHidden="1" w:unhideWhenUsed="1"/>
+    <w:lsdException w:name="HTML Typewriter" w:semiHidden="1" w:unhideWhenUsed="1"/>
+    <w:lsdException w:name="HTML Variable" w:semiHidden="1" w:unhideWhenUsed="1"/>
+    <w:lsdException w:name="Normal Table" w:semiHidden="1" w:unhideWhenUsed="1"/>
+    <w:lsdException w:name="annotation subject" w:semiHidden="1" w:unhideWhenUsed="1"/>
+    <w:lsdException w:name="No List" w:semiHidden="1" w:unhideWhenUsed="1"/>
+    <w:lsdException w:name="Outline List 1" w:semiHidden="1" w:unhideWhenUsed="1"/>
+    <w:lsdException w:name="Outline List 2" w:semiHidden="1" w:unhideWhenUsed="1"/>
+    <w:lsdException w:name="Outline List 3" w:semiHidden="1" w:unhideWhenUsed="1"/>
+    <w:lsdException w:name="Table Simple 1" w:semiHidden="1" w:unhideWhenUsed="1"/>
+    <w:lsdException w:name="Table Simple 2" w:semiHidden="1" w:unhideWhenUsed="1"/>
+    <w:lsdException w:name="Table Simple 3" w:semiHidden="1" w:unhideWhenUsed="1"/>
+    <w:lsdException w:name="Table Classic 1" w:semiHidden="1" w:unhideWhenUsed="1"/>
+    <w:lsdException w:name="Table Classic 2" w:semiHidden="1" w:unhideWhenUsed="1"/>
+    <w:lsdException w:name="Table Classic 3" w:semiHidden="1" w:unhideWhenUsed="1"/>
+    <w:lsdException w:name="Table Classic 4" w:semiHidden="1" w:unhideWhenUsed="1"/>
+    <w:lsdException w:name="Table Colorful 1" w:semiHidden="1" w:unhideWhenUsed="1"/>
+    <w:lsdException w:name="Table Colorful 2" w:semiHidden="1" w:unhideWhenUsed="1"/>
+    <w:lsdException w:name="Table Colorful 3" w:semiHidden="1" w:unhideWhenUsed="1"/>
+    <w:lsdException w:name="Table Columns 1" w:semiHidden="1" w:unhideWhenUsed="1"/>
+    <w:lsdException w:name="Table Columns 2" w:semiHidden="1" w:unhideWhenUsed="1"/>
+    <w:lsdException w:name="Table Columns 3" w:semiHidden="1" w:unhideWhenUsed="1"/>
+    <w:lsdException w:name="Table Columns 4" w:semiHidden="1" w:unhideWhenUsed="1"/>
+    <w:lsdException w:name="Table Columns 5" w:semiHidden="1" w:unhideWhenUsed="1"/>
+    <w:lsdException w:name="Table Grid 1" w:semiHidden="1" w:unhideWhenUsed="1"/>
+    <w:lsdException w:name="Table Grid 2" w:semiHidden="1" w:unhideWhenUsed="1"/>
+    <w:lsdException w:name="Table Grid 3" w:semiHidden="1" w:unhideWhenUsed="1"/>
+    <w:lsdException w:name="Table Grid 4" w:semiHidden="1" w:unhideWhenUsed="1"/>
+    <w:lsdException w:name="Table Grid 5" w:semiHidden="1" w:unhideWhenUsed="1"/>
+    <w:lsdException w:name="Table Grid 6" w:semiHidden="1" w:unhideWhenUsed="1"/>
+    <w:lsdException w:name="Table Grid 7" w:semiHidden="1" w:unhideWhenUsed="1"/>
+    <w:lsdException w:name="Table Grid 8" w:semiHidden="1" w:unhideWhenUsed="1"/>
+    <w:lsdException w:name="Table List 1" w:semiHidden="1" w:unhideWhenUsed="1"/>
+    <w:lsdException w:name="Table List 2" w:semiHidden="1" w:unhideWhenUsed="1"/>
+    <w:lsdException w:name="Table List 3" w:semiHidden="1" w:unhideWhenUsed="1"/>
+    <w:lsdException w:name="Table List 4" w:semiHidden="1" w:unhideWhenUsed="1"/>
+    <w:lsdException w:name="Table List 5" w:semiHidden="1" w:unhideWhenUsed="1"/>
+    <w:lsdException w:name="Table List 6" w:semiHidden="1" w:unhideWhenUsed="1"/>
+    <w:lsdException w:name="Table List 7" w:semiHidden="1" w:unhideWhenUsed="1"/>
+    <w:lsdException w:name="Table List 8" w:semiHidden="1" w:unhideWhenUsed="1"/>
+    <w:lsdException w:name="Table 3D effects 1" w:semiHidden="1" w:unhideWhenUsed="1"/>
+    <w:lsdException w:name="Table 3D effects 2" w:semiHidden="1" w:unhideWhenUsed="1"/>
+    <w:lsdException w:name="Table 3D effects 3" w:semiHidden="1" w:unhideWhenUsed="1"/>
+    <w:lsdException w:name="Table Contemporary" w:semiHidden="1" w:unhideWhenUsed="1"/>
+    <w:lsdException w:name="Table Elegant" w:semiHidden="1" w:unhideWhenUsed="1"/>
+    <w:lsdException w:name="Table Professional" w:semiHidden="1" w:unhideWhenUsed="1"/>
+    <w:lsdException w:name="Table Subtle 1" w:semiHidden="1" w:unhideWhenUsed="1"/>
+    <w:lsdException w:name="Table Subtle 2" w:semiHidden="1" w:unhideWhenUsed="1"/>
+    <w:lsdException w:name="Table Web 1" w:semiHidden="1" w:unhideWhenUsed="1"/>
+    <w:lsdException w:name="Table Web 2" w:semiHidden="1" w:unhideWhenUsed="1"/>
+    <w:lsdException w:name="Table Web 3" w:semiHidden="1" w:unhideWhenUsed="1"/>
+    <w:lsdException w:name="Balloon Text" w:semiHidden="1" w:unhideWhenUsed="1"/>
+    <w:lsdException w:name="Table Grid" w:uiPriority="39"/>
+    <w:lsdException w:name="Table Theme" w:semiHidden="1" w:unhideWhenUsed="1"/>
+    <w:lsdException w:name="Placeholder Text" w:semiHidden="1"/>
+    <w:lsdException w:name="No Spacing" w:uiPriority="1" w:qFormat="1"/>
+    <w:lsdException w:name="Light Shading" w:uiPriority="60"/>
+    <w:lsdException w:name="Light List" w:uiPriority="61"/>
+    <w:lsdException w:name="Light Grid" w:uiPriority="62"/>
+    <w:lsdException w:name="Medium Shading 1" w:uiPriority="63"/>
+    <w:lsdException w:name="Medium Shading 2" w:uiPriority="64"/>
+    <w:lsdException w:name="Medium List 1" w:uiPriority="65"/>
+    <w:lsdException w:name="Medium List 2" w:uiPriority="66"/>
+    <w:lsdException w:name="Medium Grid 1" w:uiPriority="67"/>
+    <w:lsdException w:name="Medium Grid 2" w:uiPriority="68"/>
+    <w:lsdException w:name="Medium Grid 3" w:uiPriority="69"/>
+    <w:lsdException w:name="Dark List" w:uiPriority="70"/>
+    <w:lsdException w:name="Colorful Shading" w:uiPriority="71"/>
+    <w:lsdException w:name="Colorful List" w:uiPriority="72"/>
+    <w:lsdException w:name="Colorful Grid" w:uiPriority="73"/>
+    <w:lsdException w:name="Light Shading Accent 1" w:uiPriority="60"/>
+    <w:lsdException w:name="Light List Accent 1" w:uiPriority="61"/>
+    <w:lsdException w:name="Light Grid Accent 1" w:uiPriority="62"/>
+    <w:lsdException w:name="Medium Shading 1 Accent 1" w:uiPriority="63"/>
+    <w:lsdException w:name="Medium Shading 2 Accent 1" w:uiPriority="64"/>
+    <w:lsdException w:name="Medium List 1 Accent 1" w:uiPriority="65"/>
+    <w:lsdException w:name="Revision" w:semiHidden="1"/>
+    <w:lsdException w:name="List Paragraph" w:uiPriority="34" w:qFormat="1"/>
+    <w:lsdException w:name="Quote" w:uiPriority="29" w:qFormat="1"/>
+    <w:lsdException w:name="Intense Quote" w:uiPriority="30" w:qFormat="1"/>
+    <w:lsdException w:name="Medium List 2 Accent 1" w:uiPriority="66"/>
+    <w:lsdException w:name="Medium Grid 1 Accent 1" w:uiPriority="67"/>
+    <w:lsdException w:name="Medium Grid 2 Accent 1" w:uiPriority="68"/>
+    <w:lsdException w:name="Medium Grid 3 Accent 1" w:uiPriority="69"/>
+    <w:lsdException w:name="Dark List Accent 1" w:uiPriority="70"/>
+    <w:lsdException w:name="Colorful Shading Accent 1" w:uiPriority="71"/>
+    <w:lsdException w:name="Colorful List Accent 1" w:uiPriority="72"/>
+    <w:lsdException w:name="Colorful Grid Accent 1" w:uiPriority="73"/>
+    <w:lsdException w:name="Light Shading Accent 2" w:uiPriority="60"/>
+    <w:lsdException w:name="Light List Accent 2" w:uiPriority="61"/>
+    <w:lsdException w:name="Light Grid Accent 2" w:uiPriority="62"/>
+    <w:lsdException w:name="Medium Shading 1 Accent 2" w:uiPriority="63"/>
+    <w:lsdException w:name="Medium Shading 2 Accent 2" w:uiPriority="64"/>
+    <w:lsdException w:name="Medium List 1 Accent 2" w:uiPriority="65"/>
+    <w:lsdException w:name="Medium List 2 Accent 2" w:uiPriority="66"/>
+    <w:lsdException w:name="Medium Grid 1 Accent 2" w:uiPriority="67"/>
+    <w:lsdException w:name="Medium Grid 2 Accent 2" w:uiPriority="68"/>
+    <w:lsdException w:name="Medium Grid 3 Accent 2" w:uiPriority="69"/>
+    <w:lsdException w:name="Dark List Accent 2" w:uiPriority="70"/>
+    <w:lsdException w:name="Colorful Shading Accent 2" w:uiPriority="71"/>
+    <w:lsdException w:name="Colorful List Accent 2" w:uiPriority="72"/>
+    <w:lsdException w:name="Colorful Grid Accent 2" w:uiPriority="73"/>
+    <w:lsdException w:name="Light Shading Accent 3" w:uiPriority="60"/>
+    <w:lsdException w:name="Light List Accent 3" w:uiPriority="61"/>
+    <w:lsdException w:name="Light Grid Accent 3" w:uiPriority="62"/>
+    <w:lsdException w:name="Medium Shading 1 Accent 3" w:uiPriority="63"/>
+    <w:lsdException w:name="Medium Shading 2 Accent 3" w:uiPriority="64"/>
+    <w:lsdException w:name="Medium List 1 Accent 3" w:uiPriority="65"/>
+    <w:lsdException w:name="Medium List 2 Accent 3" w:uiPriority="66"/>
+    <w:lsdException w:name="Medium Grid 1 Accent 3" w:uiPriority="67"/>
+    <w:lsdException w:name="Medium Grid 2 Accent 3" w:uiPriority="68"/>
+    <w:lsdException w:name="Medium Grid 3 Accent 3" w:uiPriority="69"/>
+    <w:lsdException w:name="Dark List Accent 3" w:uiPriority="70"/>
+    <w:lsdException w:name="Colorful Shading Accent 3" w:uiPriority="71"/>
+    <w:lsdException w:name="Colorful List Accent 3" w:uiPriority="72"/>
+    <w:lsdException w:name="Colorful Grid Accent 3" w:uiPriority="73"/>
+    <w:lsdException w:name="Light Shading Accent 4" w:uiPriority="60"/>
+    <w:lsdException w:name="Light List Accent 4" w:uiPriority="61"/>
+    <w:lsdException w:name="Light Grid Accent 4" w:uiPriority="62"/>
+    <w:lsdException w:name="Medium Shading 1 Accent 4" w:uiPriority="63"/>
+    <w:lsdException w:name="Medium Shading 2 Accent 4" w:uiPriority="64"/>
+    <w:lsdException w:name="Medium List 1 Accent 4" w:uiPriority="65"/>
+    <w:lsdException w:name="Medium List 2 Accent 4" w:uiPriority="66"/>
+    <w:lsdException w:name="Medium Grid 1 Accent 4" w:uiPriority="67"/>
+    <w:lsdException w:name="Medium Grid 2 Accent 4" w:uiPriority="68"/>
+    <w:lsdException w:name="Medium Grid 3 Accent 4" w:uiPriority="69"/>
+    <w:lsdException w:name="Dark List Accent 4" w:uiPriority="70"/>
+    <w:lsdException w:name="Colorful Shading Accent 4" w:uiPriority="71"/>
+    <w:lsdException w:name="Colorful List Accent 4" w:uiPriority="72"/>
+    <w:lsdException w:name="Colorful Grid Accent 4" w:uiPriority="73"/>
+    <w:lsdException w:name="Light Shading Accent 5" w:uiPriority="60"/>
+    <w:lsdException w:name="Light List Accent 5" w:uiPriority="61"/>
+    <w:lsdException w:name="Light Grid Accent 5" w:uiPriority="62"/>
+    <w:lsdException w:name="Medium Shading 1 Accent 5" w:uiPriority="63"/>
+    <w:lsdException w:name="Medium Shading 2 Accent 5" w:uiPriority="64"/>
+    <w:lsdException w:name="Medium List 1 Accent 5" w:uiPriority="65"/>
+    <w:lsdException w:name="Medium List 2 Accent 5" w:uiPriority="66"/>
+    <w:lsdException w:name="Medium Grid 1 Accent 5" w:uiPriority="67"/>
+    <w:lsdException w:name="Medium Grid 2 Accent 5" w:uiPriority="68"/>
+    <w:lsdException w:name="Medium Grid 3 Accent 5" w:uiPriority="69"/>
+    <w:lsdException w:name="Dark List Accent 5" w:uiPriority="70"/>
+    <w:lsdException w:name="Colorful Shading Accent 5" w:uiPriority="71"/>
+    <w:lsdException w:name="Colorful List Accent 5" w:uiPriority="72"/>
+    <w:lsdException w:name="Colorful Grid Accent 5" w:uiPriority="73"/>
+    <w:lsdException w:name="Light Shading Accent 6" w:uiPriority="60"/>
+    <w:lsdException w:name="Light List Accent 6" w:uiPriority="61"/>
+    <w:lsdException w:name="Light Grid Accent 6" w:uiPriority="62"/>
+    <w:lsdException w:name="Medium Shading 1 Accent 6" w:uiPriority="63"/>
+    <w:lsdException w:name="Medium Shading 2 Accent 6" w:uiPriority="64"/>
+    <w:lsdException w:name="Medium List 1 Accent 6" w:uiPriority="65"/>
+    <w:lsdException w:name="Medium List 2 Accent 6" w:uiPriority="66"/>
+    <w:lsdException w:name="Medium Grid 1 Accent 6" w:uiPriority="67"/>
+    <w:lsdException w:name="Medium Grid 2 Accent 6" w:uiPriority="68"/>
+    <w:lsdException w:name="Medium Grid 3 Accent 6" w:uiPriority="69"/>
+    <w:lsdException w:name="Dark List Accent 6" w:uiPriority="70"/>
+    <w:lsdException w:name="Colorful Shading Accent 6" w:uiPriority="71"/>
+    <w:lsdException w:name="Colorful List Accent 6" w:uiPriority="72"/>
+    <w:lsdException w:name="Colorful Grid Accent 6" w:uiPriority="73"/>
+    <w:lsdException w:name="Subtle Emphasis" w:uiPriority="19" w:qFormat="1"/>
+    <w:lsdException w:name="Intense Emphasis" w:uiPriority="21" w:qFormat="1"/>
+    <w:lsdException w:name="Subtle Reference" w:uiPriority="31" w:qFormat="1"/>
+    <w:lsdException w:name="Intense Reference" w:uiPriority="32" w:qFormat="1"/>
+    <w:lsdException w:name="Book Title" w:uiPriority="33" w:qFormat="1"/>
+    <w:lsdException w:name="Bibliography" w:semiHidden="1" w:uiPriority="37" w:unhideWhenUsed="1"/>
+    <w:lsdException w:name="TOC Heading" w:semiHidden="1" w:uiPriority="39" w:unhideWhenUsed="1" w:qFormat="1"/>
+    <w:lsdException w:name="Plain Table 1" w:uiPriority="41"/>
+    <w:lsdException w:name="Plain Table 2" w:uiPriority="42"/>
+    <w:lsdException w:name="Plain Table 3" w:uiPriority="43"/>
+    <w:lsdException w:name="Plain Table 4" w:uiPriority="44"/>
+    <w:lsdException w:name="Plain Table 5" w:uiPriority="45"/>
+    <w:lsdException w:name="Grid Table Light" w:uiPriority="40"/>
+    <w:lsdException w:name="Grid Table 1 Light" w:uiPriority="46"/>
+    <w:lsdException w:name="Grid Table 2" w:uiPriority="47"/>
+    <w:lsdException w:name="Grid Table 3" w:uiPriority="48"/>
+    <w:lsdException w:name="Grid Table 4" w:uiPriority="49"/>
+    <w:lsdException w:name="Grid Table 5 Dark" w:uiPriority="50"/>
+    <w:lsdException w:name="Grid Table 6 Colorful" w:uiPriority="51"/>
+    <w:lsdException w:name="Grid Table 7 Colorful" w:uiPriority="52"/>
+    <w:lsdException w:name="Grid Table 1 Light Accent 1" w:uiPriority="46"/>
+    <w:lsdException w:name="Grid Table 2 Accent 1" w:uiPriority="47"/>
+    <w:lsdException w:name="Grid Table 3 Accent 1" w:uiPriority="48"/>
+    <w:lsdException w:name="Grid Table 4 Accent 1" w:uiPriority="49"/>
+    <w:lsdException w:name="Grid Table 5 Dark Accent 1" w:uiPriority="50"/>
+    <w:lsdException w:name="Grid Table 6 Colorful Accent 1" w:uiPriority="51"/>
+    <w:lsdException w:name="Grid Table 7 Colorful Accent 1" w:uiPriority="52"/>
+    <w:lsdException w:name="Grid Table 1 Light Accent 2" w:uiPriority="46"/>
+    <w:lsdException w:name="Grid Table 2 Accent 2" w:uiPriority="47"/>
+    <w:lsdException w:name="Grid Table 3 Accent 2" w:uiPriority="48"/>
+    <w:lsdException w:name="Grid Table 4 Accent 2" w:uiPriority="49"/>
+    <w:lsdException w:name="Grid Table 5 Dark Accent 2" w:uiPriority="50"/>
+    <w:lsdException w:name="Grid Table 6 Colorful Accent 2" w:uiPriority="51"/>
+    <w:lsdException w:name="Grid Table 7 Colorful Accent 2" w:uiPriority="52"/>
+    <w:lsdException w:name="Grid Table 1 Light Accent 3" w:uiPriority="46"/>
+    <w:lsdException w:name="Grid Table 2 Accent 3" w:uiPriority="47"/>
+    <w:lsdException w:name="Grid Table 3 Accent 3" w:uiPriority="48"/>
+    <w:lsdException w:name="Grid Table 4 Accent 3" w:uiPriority="49"/>
+    <w:lsdException w:name="Grid Table 5 Dark Accent 3" w:uiPriority="50"/>
+    <w:lsdException w:name="Grid Table 6 Colorful Accent 3" w:uiPriority="51"/>
+    <w:lsdException w:name="Grid Table 7 Colorful Accent 3" w:uiPriority="52"/>
+    <w:lsdException w:name="Grid Table 1 Light Accent 4" w:uiPriority="46"/>
+    <w:lsdException w:name="Grid Table 2 Accent 4" w:uiPriority="47"/>
+    <w:lsdException w:name="Grid Table 3 Accent 4" w:uiPriority="48"/>
+    <w:lsdException w:name="Grid Table 4 Accent 4" w:uiPriority="49"/>
+    <w:lsdException w:name="Grid Table 5 Dark Accent 4" w:uiPriority="50"/>
+    <w:lsdException w:name="Grid Table 6 Colorful Accent 4" w:uiPriority="51"/>
+    <w:lsdException w:name="Grid Table 7 Colorful Accent 4" w:uiPriority="52"/>
+    <w:lsdException w:name="Grid Table 1 Light Accent 5" w:uiPriority="46"/>
+    <w:lsdException w:name="Grid Table 2 Accent 5" w:uiPriority="47"/>
+    <w:lsdException w:name="Grid Table 3 Accent 5" w:uiPriority="48"/>
+    <w:lsdException w:name="Grid Table 4 Accent 5" w:uiPriority="49"/>
+    <w:lsdException w:name="Grid Table 5 Dark Accent 5" w:uiPriority="50"/>
+    <w:lsdException w:name="Grid Table 6 Colorful Accent 5" w:uiPriority="51"/>
+    <w:lsdException w:name="Grid Table 7 Colorful Accent 5" w:uiPriority="52"/>
+    <w:lsdException w:name="Grid Table 1 Light Accent 6" w:uiPriority="46"/>
+    <w:lsdException w:name="Grid Table 2 Accent 6" w:uiPriority="47"/>
+    <w:lsdException w:name="Grid Table 3 Accent 6" w:uiPriority="48"/>
+    <w:lsdException w:name="Grid Table 4 Accent 6" w:uiPriority="49"/>
+    <w:lsdException w:name="Grid Table 5 Dark Accent 6" w:uiPriority="50"/>
+    <w:lsdException w:name="Grid Table 6 Colorful Accent 6" w:uiPriority="51"/>
+    <w:lsdException w:name="Grid Table 7 Colorful Accent 6" w:uiPriority="52"/>
+    <w:lsdException w:name="List Table 1 Light" w:uiPriority="46"/>
+    <w:lsdException w:name="List Table 2" w:uiPriority="47"/>
+    <w:lsdException w:name="List Table 3" w:uiPriority="48"/>
+    <w:lsdException w:name="List Table 4" w:uiPriority="49"/>
+    <w:lsdException w:name="List Table 5 Dark" w:uiPriority="50"/>
+    <w:lsdException w:name="List Table 6 Colorful" w:uiPriority="51"/>
+    <w:lsdException w:name="List Table 7 Colorful" w:uiPriority="52"/>
+    <w:lsdException w:name="List Table 1 Light Accent 1" w:uiPriority="46"/>
+    <w:lsdException w:name="List Table 2 Accent 1" w:uiPriority="47"/>
+    <w:lsdException w:name="List Table 3 Accent 1" w:uiPriority="48"/>
+    <w:lsdException w:name="List Table 4 Accent 1" w:uiPriority="49"/>
+    <w:lsdException w:name="List Table 5 Dark Accent 1" w:uiPriority="50"/>
+    <w:lsdException w:name="List Table 6 Colorful Accent 1" w:uiPriority="51"/>
+    <w:lsdException w:name="List Table 7 Colorful Accent 1" w:uiPriority="52"/>
+    <w:lsdException w:name="List Table 1 Light Accent 2" w:uiPriority="46"/>
+    <w:lsdException w:name="List Table 2 Accent 2" w:uiPriority="47"/>
+    <w:lsdException w:name="List Table 3 Accent 2" w:uiPriority="48"/>
+    <w:lsdException w:name="List Table 4 Accent 2" w:uiPriority="49"/>
+    <w:lsdException w:name="List Table 5 Dark Accent 2" w:uiPriority="50"/>
+    <w:lsdException w:name="List Table 6 Colorful Accent 2" w:uiPriority="51"/>
+    <w:lsdException w:name="List Table 7 Colorful Accent 2" w:uiPriority="52"/>
+    <w:lsdException w:name="List Table 1 Light Accent 3" w:uiPriority="46"/>
+    <w:lsdException w:name="List Table 2 Accent 3" w:uiPriority="47"/>
+    <w:lsdException w:name="List Table 3 Accent 3" w:uiPriority="48"/>
+    <w:lsdException w:name="List Table 4 Accent 3" w:uiPriority="49"/>
+    <w:lsdException w:name="List Table 5 Dark Accent 3" w:uiPriority="50"/>
+    <w:lsdException w:name="List Table 6 Colorful Accent 3" w:uiPriority="51"/>
+    <w:lsdException w:name="List Table 7 Colorful Accent 3" w:uiPriority="52"/>
+    <w:lsdException w:name="List Table 1 Light Accent 4" w:uiPriority="46"/>
+    <w:lsdException w:name="List Table 2 Accent 4" w:uiPriority="47"/>
+    <w:lsdException w:name="List Table 3 Accent 4" w:uiPriority="48"/>
+    <w:lsdException w:name="List Table 4 Accent 4" w:uiPriority="49"/>
+    <w:lsdException w:name="List Table 5 Dark Accent 4" w:uiPriority="50"/>
+    <w:lsdException w:name="List Table 6 Colorful Accent 4" w:uiPriority="51"/>
+    <w:lsdException w:name="List Table 7 Colorful Accent 4" w:uiPriority="52"/>
+    <w:lsdException w:name="List Table 1 Light Accent 5" w:uiPriority="46"/>
+    <w:lsdException w:name="List Table 2 Accent 5" w:uiPriority="47"/>
+    <w:lsdException w:name="List Table 3 Accent 5" w:uiPriority="48"/>
+    <w:lsdException w:name="List Table 4 Accent 5" w:uiPriority="49"/>
+    <w:lsdException w:name="List Table 5 Dark Accent 5" w:uiPriority="50"/>
+    <w:lsdException w:name="List Table 6 Colorful Accent 5" w:uiPriority="51"/>
+    <w:lsdException w:name="List Table 7 Colorful Accent 5" w:uiPriority="52"/>
+    <w:lsdException w:name="List Table 1 Light Accent 6" w:uiPriority="46"/>
+    <w:lsdException w:name="List Table 2 Accent 6" w:uiPriority="47"/>
+    <w:lsdException w:name="List Table 3 Accent 6" w:uiPriority="48"/>
+    <w:lsdException w:name="List Table 4 Accent 6" w:uiPriority="49"/>
+    <w:lsdException w:name="List Table 5 Dark Accent 6" w:uiPriority="50"/>
+    <w:lsdException w:name="List Table 6 Colorful Accent 6" w:uiPriority="51"/>
+    <w:lsdException w:name="List Table 7 Colorful Accent 6" w:uiPriority="52"/>
+    <w:lsdException w:name="Mention" w:semiHidden="1" w:unhideWhenUsed="1"/>
+    <w:lsdException w:name="Smart Hyperlink" w:semiHidden="1" w:unhideWhenUsed="1"/>
+    <w:lsdException w:name="Hashtag" w:semiHidden="1" w:unhideWhenUsed="1"/>
+    <w:lsdException w:name="Unresolved Mention" w:semiHidden="1" w:unhideWhenUsed="1"/>
+    <w:lsdException w:name="Smart Link" w:semiHidden="1" w:unhideWhenUsed="1"/>
+  </w:latentStyles>
+  <w:style w:type="paragraph" w:default="1" w:styleId="Normal">
+    <w:name w:val="Normal"/>
+    <w:qFormat/>
+  </w:style>
+  <w:style w:type="paragraph" w:styleId="Ttulo1">
+    <w:name w:val="heading 1"/>
+    <w:basedOn w:val="Normal"/>
+    <w:next w:val="Normal"/>
+    <w:uiPriority w:val="9"/>
+    <w:qFormat/>
+    <w:pPr>
+      <w:keepNext/>
+      <w:keepLines/>
+      <w:spacing w:before="240" w:after="0"/>
+      <w:outlineLvl w:val="0"/>
+    </w:pPr>
+    <w:rPr>
+      <w:color w:val="2E75B5"/>
+      <w:sz w:val="32"/>
+      <w:szCs w:val="32"/>
+    </w:rPr>
+  </w:style>
+  <w:style w:type="paragraph" w:styleId="Ttulo2">
+    <w:name w:val="heading 2"/>
+    <w:basedOn w:val="Normal"/>
+    <w:next w:val="Normal"/>
+    <w:uiPriority w:val="9"/>
+    <w:semiHidden/>
+    <w:unhideWhenUsed/>
+    <w:qFormat/>
+    <w:pPr>
+      <w:keepNext/>
+      <w:keepLines/>
+      <w:spacing w:before="40" w:after="0"/>
+      <w:outlineLvl w:val="1"/>
+    </w:pPr>
+    <w:rPr>
+      <w:color w:val="2E75B5"/>
+      <w:sz w:val="26"/>
+      <w:szCs w:val="26"/>
+    </w:rPr>
+  </w:style>
+  <w:style w:type="paragraph" w:styleId="Ttulo3">
+    <w:name w:val="heading 3"/>
+    <w:basedOn w:val="Normal"/>
+    <w:next w:val="Normal"/>
+    <w:uiPriority w:val="9"/>
+    <w:semiHidden/>
+    <w:unhideWhenUsed/>
+    <w:qFormat/>
+    <w:pPr>
+      <w:keepNext/>
+      <w:keepLines/>
+      <w:spacing w:before="40" w:after="0"/>
+      <w:outlineLvl w:val="2"/>
+    </w:pPr>
+    <w:rPr>
+      <w:color w:val="1E4D78"/>
+      <w:sz w:val="24"/>
+      <w:szCs w:val="24"/>
+    </w:rPr>
+  </w:style>
+  <w:style w:type="paragraph" w:styleId="Ttulo4">
+    <w:name w:val="heading 4"/>
+    <w:basedOn w:val="Normal"/>
+    <w:next w:val="Normal"/>
+    <w:uiPriority w:val="9"/>
+    <w:semiHidden/>
+    <w:unhideWhenUsed/>
+    <w:qFormat/>
+    <w:pPr>
+      <w:keepNext/>
+      <w:keepLines/>
+      <w:spacing w:before="240" w:after="40"/>
+      <w:outlineLvl w:val="3"/>
+    </w:pPr>
+    <w:rPr>
+      <w:b/>
+      <w:sz w:val="24"/>
+      <w:szCs w:val="24"/>
+    </w:rPr>
+  </w:style>
+  <w:style w:type="paragraph" w:styleId="Ttulo5">
+    <w:name w:val="heading 5"/>
+    <w:basedOn w:val="Normal"/>
+    <w:next w:val="Normal"/>
+    <w:uiPriority w:val="9"/>
+    <w:semiHidden/>
+    <w:unhideWhenUsed/>
+    <w:qFormat/>
+    <w:pPr>
+      <w:keepNext/>
+      <w:keepLines/>
+      <w:spacing w:before="220" w:after="40"/>
+      <w:outlineLvl w:val="4"/>
+    </w:pPr>
+    <w:rPr>
+      <w:b/>
+    </w:rPr>
+  </w:style>
+  <w:style w:type="paragraph" w:styleId="Ttulo6">
+    <w:name w:val="heading 6"/>
+    <w:basedOn w:val="Normal"/>
+    <w:next w:val="Normal"/>
+    <w:uiPriority w:val="9"/>
+    <w:semiHidden/>
+    <w:unhideWhenUsed/>
+    <w:qFormat/>
+    <w:pPr>
+      <w:keepNext/>
+      <w:keepLines/>
+      <w:spacing w:before="200" w:after="40"/>
+      <w:outlineLvl w:val="5"/>
+    </w:pPr>
+    <w:rPr>
+      <w:b/>
+      <w:sz w:val="20"/>
+      <w:szCs w:val="20"/>
+    </w:rPr>
+  </w:style>
+  <w:style w:type="character" w:default="1" w:styleId="Fuentedeprrafopredeter">
+    <w:name w:val="Default Paragraph Font"/>
+    <w:uiPriority w:val="1"/>
+    <w:semiHidden/>
+    <w:unhideWhenUsed/>
+  </w:style>
+  <w:style w:type="table" w:default="1" w:styleId="Tablanormal">
+    <w:name w:val="Normal Table"/>
+    <w:uiPriority w:val="99"/>
+    <w:semiHidden/>
+    <w:unhideWhenUsed/>
+    <w:tblPr>
+      <w:tblInd w:w="0" w:type="dxa"/>
+      <w:tblCellMar>
+        <w:top w:w="0" w:type="dxa"/>
+        <w:left w:w="108" w:type="dxa"/>
+        <w:bottom w:w="0" w:type="dxa"/>
+        <w:right w:w="108" w:type="dxa"/>
+      </w:tblCellMar>
+    </w:tblPr>
+  </w:style>
+  <w:style w:type="numbering" w:default="1" w:styleId="Sinlista">
+    <w:name w:val="No List"/>
+    <w:uiPriority w:val="99"/>
+    <w:semiHidden/>
+    <w:unhideWhenUsed/>
+  </w:style>
+  <w:style w:type="table" w:customStyle="1" w:styleId="TableNormal">
     <w:name w:val="TableNormal"/>
     <w:tblPr>
       <w:tblCellMar>
-        <w:top w:w="100.0" w:type="dxa"/>
-        <w:left w:w="100.0" w:type="dxa"/>
-        <w:bottom w:w="100.0" w:type="dxa"/>
-        <w:right w:w="100.0" w:type="dxa"/>
+        <w:top w:w="100" w:type="dxa"/>
+        <w:left w:w="100" w:type="dxa"/>
+        <w:bottom w:w="100" w:type="dxa"/>
+        <w:right w:w="100" w:type="dxa"/>
       </w:tblCellMar>
     </w:tblPr>
   </w:style>
-  <w:style w:type="paragraph" w:styleId="Normal" w:default="1">
-    <w:name w:val="normal"/>
-  </w:style>
-  <w:style w:type="paragraph" w:styleId="Heading1">
-    <w:name w:val="heading 1"/>
-    <w:basedOn w:val="Normal"/>
-    <w:next w:val="Normal"/>
-    <w:pPr>
-      <w:keepNext w:val="1"/>
-      <w:keepLines w:val="1"/>
-      <w:spacing w:after="0" w:before="240" w:lineRule="auto"/>
-    </w:pPr>
-    <w:rPr>
-      <w:rFonts w:ascii="Calibri" w:cs="Calibri" w:eastAsia="Calibri" w:hAnsi="Calibri"/>
-      <w:color w:val="2e75b5"/>
-      <w:sz w:val="32"/>
-      <w:szCs w:val="32"/>
-    </w:rPr>
-  </w:style>
-  <w:style w:type="paragraph" w:styleId="Heading2">
-    <w:name w:val="heading 2"/>
-    <w:basedOn w:val="Normal"/>
-    <w:next w:val="Normal"/>
-    <w:pPr>
-      <w:keepNext w:val="1"/>
-      <w:keepLines w:val="1"/>
-      <w:spacing w:after="0" w:before="40" w:lineRule="auto"/>
-    </w:pPr>
-    <w:rPr>
-      <w:rFonts w:ascii="Calibri" w:cs="Calibri" w:eastAsia="Calibri" w:hAnsi="Calibri"/>
-      <w:color w:val="2e75b5"/>
-      <w:sz w:val="26"/>
-      <w:szCs w:val="26"/>
-    </w:rPr>
-  </w:style>
-  <w:style w:type="paragraph" w:styleId="Heading3">
-    <w:name w:val="heading 3"/>
-    <w:basedOn w:val="Normal"/>
-    <w:next w:val="Normal"/>
-    <w:pPr>
-      <w:keepNext w:val="1"/>
-      <w:keepLines w:val="1"/>
-      <w:spacing w:after="0" w:before="40" w:lineRule="auto"/>
-    </w:pPr>
-    <w:rPr>
-      <w:rFonts w:ascii="Calibri" w:cs="Calibri" w:eastAsia="Calibri" w:hAnsi="Calibri"/>
-      <w:color w:val="1e4d78"/>
-      <w:sz w:val="24"/>
-      <w:szCs w:val="24"/>
-    </w:rPr>
-  </w:style>
-  <w:style w:type="paragraph" w:styleId="Heading4">
-    <w:name w:val="heading 4"/>
-    <w:basedOn w:val="Normal"/>
-    <w:next w:val="Normal"/>
-    <w:pPr>
-      <w:keepNext w:val="1"/>
-      <w:keepLines w:val="1"/>
-      <w:pageBreakBefore w:val="0"/>
-      <w:spacing w:after="40" w:before="240" w:lineRule="auto"/>
-    </w:pPr>
-    <w:rPr>
-      <w:b w:val="1"/>
-      <w:sz w:val="24"/>
-      <w:szCs w:val="24"/>
-    </w:rPr>
-  </w:style>
-  <w:style w:type="paragraph" w:styleId="Heading5">
-    <w:name w:val="heading 5"/>
-    <w:basedOn w:val="Normal"/>
-    <w:next w:val="Normal"/>
-    <w:pPr>
-      <w:keepNext w:val="1"/>
-      <w:keepLines w:val="1"/>
-      <w:pageBreakBefore w:val="0"/>
-      <w:spacing w:after="40" w:before="220" w:lineRule="auto"/>
-    </w:pPr>
-    <w:rPr>
-      <w:b w:val="1"/>
-      <w:sz w:val="22"/>
-      <w:szCs w:val="22"/>
-    </w:rPr>
-  </w:style>
-  <w:style w:type="paragraph" w:styleId="Heading6">
-    <w:name w:val="heading 6"/>
-    <w:basedOn w:val="Normal"/>
-    <w:next w:val="Normal"/>
-    <w:pPr>
-      <w:keepNext w:val="1"/>
-      <w:keepLines w:val="1"/>
-      <w:pageBreakBefore w:val="0"/>
-      <w:spacing w:after="40" w:before="200" w:lineRule="auto"/>
-    </w:pPr>
-    <w:rPr>
-      <w:b w:val="1"/>
-      <w:sz w:val="20"/>
-      <w:szCs w:val="20"/>
-    </w:rPr>
-  </w:style>
-  <w:style w:type="paragraph" w:styleId="Title">
+  <w:style w:type="paragraph" w:styleId="Ttulo">
     <w:name w:val="Title"/>
     <w:basedOn w:val="Normal"/>
     <w:next w:val="Normal"/>
+    <w:uiPriority w:val="10"/>
+    <w:qFormat/>
     <w:pPr>
       <w:spacing w:after="0" w:line="240" w:lineRule="auto"/>
     </w:pPr>
     <w:rPr>
-      <w:rFonts w:ascii="Calibri" w:cs="Calibri" w:eastAsia="Calibri" w:hAnsi="Calibri"/>
       <w:sz w:val="56"/>
       <w:szCs w:val="56"/>
     </w:rPr>
-  </w:style>
-  <w:style w:type="character" w:styleId="Fuentedeprrafopredeter" w:default="1">
-    <w:name w:val="Default Paragraph Font"/>
-    <w:uiPriority w:val="1"/>
-    <w:semiHidden w:val="1"/>
-    <w:unhideWhenUsed w:val="1"/>
-  </w:style>
-  <w:style w:type="table" w:styleId="Tablanormal" w:default="1">
-    <w:name w:val="Normal Table"/>
-    <w:uiPriority w:val="99"/>
-    <w:semiHidden w:val="1"/>
-    <w:unhideWhenUsed w:val="1"/>
-    <w:tblPr>
-      <w:tblInd w:w="0.0" w:type="dxa"/>
-      <w:tblCellMar>
-        <w:top w:w="0.0" w:type="dxa"/>
-        <w:left w:w="108.0" w:type="dxa"/>
-        <w:bottom w:w="0.0" w:type="dxa"/>
-        <w:right w:w="108.0" w:type="dxa"/>
-      </w:tblCellMar>
-    </w:tblPr>
-  </w:style>
-  <w:style w:type="numbering" w:styleId="Sinlista" w:default="1">
-    <w:name w:val="No List"/>
-    <w:uiPriority w:val="99"/>
-    <w:semiHidden w:val="1"/>
-    <w:unhideWhenUsed w:val="1"/>
   </w:style>
   <w:style w:type="paragraph" w:styleId="Sinespaciado">
     <w:name w:val="No Spacing"/>
     <w:link w:val="SinespaciadoCar"/>
     <w:uiPriority w:val="1"/>
-    <w:qFormat w:val="1"/>
+    <w:qFormat/>
     <w:rsid w:val="00E73CFF"/>
     <w:pPr>
       <w:spacing w:after="0" w:line="240" w:lineRule="auto"/>
@@ -5117,7 +4599,7 @@
       <w:lang w:eastAsia="es-CL"/>
     </w:rPr>
   </w:style>
-  <w:style w:type="character" w:styleId="SinespaciadoCar" w:customStyle="1">
+  <w:style w:type="character" w:customStyle="1" w:styleId="SinespaciadoCar">
     <w:name w:val="Sin espaciado Car"/>
     <w:basedOn w:val="Fuentedeprrafopredeter"/>
     <w:link w:val="Sinespaciado"/>
@@ -5128,14 +4610,13 @@
       <w:lang w:eastAsia="es-CL"/>
     </w:rPr>
   </w:style>
-  <w:style w:type="character" w:styleId="TtuloCar" w:customStyle="1">
+  <w:style w:type="character" w:customStyle="1" w:styleId="TtuloCar">
     <w:name w:val="Título Car"/>
     <w:basedOn w:val="Fuentedeprrafopredeter"/>
-    <w:link w:val="Ttulo"/>
     <w:uiPriority w:val="10"/>
     <w:rsid w:val="00E73CFF"/>
     <w:rPr>
-      <w:rFonts w:asciiTheme="majorHAnsi" w:cstheme="majorBidi" w:eastAsiaTheme="majorEastAsia" w:hAnsiTheme="majorHAnsi"/>
+      <w:rFonts w:asciiTheme="majorHAnsi" w:eastAsiaTheme="majorEastAsia" w:hAnsiTheme="majorHAnsi" w:cstheme="majorBidi"/>
       <w:spacing w:val="-10"/>
       <w:kern w:val="28"/>
       <w:sz w:val="56"/>
@@ -5152,12 +4633,12 @@
     </w:pPr>
     <w:tblPr>
       <w:tblBorders>
-        <w:top w:color="auto" w:space="0" w:sz="4" w:val="single"/>
-        <w:left w:color="auto" w:space="0" w:sz="4" w:val="single"/>
-        <w:bottom w:color="auto" w:space="0" w:sz="4" w:val="single"/>
-        <w:right w:color="auto" w:space="0" w:sz="4" w:val="single"/>
-        <w:insideH w:color="auto" w:space="0" w:sz="4" w:val="single"/>
-        <w:insideV w:color="auto" w:space="0" w:sz="4" w:val="single"/>
+        <w:top w:val="single" w:sz="4" w:space="0" w:color="auto"/>
+        <w:left w:val="single" w:sz="4" w:space="0" w:color="auto"/>
+        <w:bottom w:val="single" w:sz="4" w:space="0" w:color="auto"/>
+        <w:right w:val="single" w:sz="4" w:space="0" w:color="auto"/>
+        <w:insideH w:val="single" w:sz="4" w:space="0" w:color="auto"/>
+        <w:insideV w:val="single" w:sz="4" w:space="0" w:color="auto"/>
       </w:tblBorders>
     </w:tblPr>
   </w:style>
@@ -5165,7 +4646,7 @@
     <w:name w:val="header"/>
     <w:basedOn w:val="Normal"/>
     <w:link w:val="EncabezadoCar"/>
-    <w:unhideWhenUsed w:val="1"/>
+    <w:unhideWhenUsed/>
     <w:rsid w:val="00DF38AE"/>
     <w:pPr>
       <w:tabs>
@@ -5175,7 +4656,7 @@
       <w:spacing w:after="0" w:line="240" w:lineRule="auto"/>
     </w:pPr>
   </w:style>
-  <w:style w:type="character" w:styleId="EncabezadoCar" w:customStyle="1">
+  <w:style w:type="character" w:customStyle="1" w:styleId="EncabezadoCar">
     <w:name w:val="Encabezado Car"/>
     <w:basedOn w:val="Fuentedeprrafopredeter"/>
     <w:link w:val="Encabezado"/>
@@ -5186,7 +4667,7 @@
     <w:basedOn w:val="Normal"/>
     <w:link w:val="PiedepginaCar"/>
     <w:uiPriority w:val="99"/>
-    <w:unhideWhenUsed w:val="1"/>
+    <w:unhideWhenUsed/>
     <w:rsid w:val="00DF38AE"/>
     <w:pPr>
       <w:tabs>
@@ -5196,14 +4677,14 @@
       <w:spacing w:after="0" w:line="240" w:lineRule="auto"/>
     </w:pPr>
   </w:style>
-  <w:style w:type="character" w:styleId="PiedepginaCar" w:customStyle="1">
+  <w:style w:type="character" w:customStyle="1" w:styleId="PiedepginaCar">
     <w:name w:val="Pie de página Car"/>
     <w:basedOn w:val="Fuentedeprrafopredeter"/>
     <w:link w:val="Piedepgina"/>
     <w:uiPriority w:val="99"/>
     <w:rsid w:val="00DF38AE"/>
   </w:style>
-  <w:style w:type="table" w:styleId="Tablanormal11" w:customStyle="1">
+  <w:style w:type="table" w:customStyle="1" w:styleId="Tablanormal11">
     <w:name w:val="Tabla normal 11"/>
     <w:basedOn w:val="Tablanormal"/>
     <w:uiPriority w:val="41"/>
@@ -5215,54 +4696,54 @@
       <w:tblStyleRowBandSize w:val="1"/>
       <w:tblStyleColBandSize w:val="1"/>
       <w:tblBorders>
-        <w:top w:color="bfbfbf" w:space="0" w:sz="4" w:themeColor="background1" w:themeShade="0000BF" w:val="single"/>
-        <w:left w:color="bfbfbf" w:space="0" w:sz="4" w:themeColor="background1" w:themeShade="0000BF" w:val="single"/>
-        <w:bottom w:color="bfbfbf" w:space="0" w:sz="4" w:themeColor="background1" w:themeShade="0000BF" w:val="single"/>
-        <w:right w:color="bfbfbf" w:space="0" w:sz="4" w:themeColor="background1" w:themeShade="0000BF" w:val="single"/>
-        <w:insideH w:color="bfbfbf" w:space="0" w:sz="4" w:themeColor="background1" w:themeShade="0000BF" w:val="single"/>
-        <w:insideV w:color="bfbfbf" w:space="0" w:sz="4" w:themeColor="background1" w:themeShade="0000BF" w:val="single"/>
+        <w:top w:val="single" w:sz="4" w:space="0" w:color="BFBFBF" w:themeColor="background1" w:themeShade="BF"/>
+        <w:left w:val="single" w:sz="4" w:space="0" w:color="BFBFBF" w:themeColor="background1" w:themeShade="BF"/>
+        <w:bottom w:val="single" w:sz="4" w:space="0" w:color="BFBFBF" w:themeColor="background1" w:themeShade="BF"/>
+        <w:right w:val="single" w:sz="4" w:space="0" w:color="BFBFBF" w:themeColor="background1" w:themeShade="BF"/>
+        <w:insideH w:val="single" w:sz="4" w:space="0" w:color="BFBFBF" w:themeColor="background1" w:themeShade="BF"/>
+        <w:insideV w:val="single" w:sz="4" w:space="0" w:color="BFBFBF" w:themeColor="background1" w:themeShade="BF"/>
       </w:tblBorders>
     </w:tblPr>
     <w:tblStylePr w:type="firstRow">
       <w:rPr>
-        <w:b w:val="1"/>
-        <w:bCs w:val="1"/>
+        <w:b/>
+        <w:bCs/>
       </w:rPr>
     </w:tblStylePr>
     <w:tblStylePr w:type="lastRow">
       <w:rPr>
-        <w:b w:val="1"/>
-        <w:bCs w:val="1"/>
+        <w:b/>
+        <w:bCs/>
       </w:rPr>
       <w:tblPr/>
       <w:tcPr>
         <w:tcBorders>
-          <w:top w:color="bfbfbf" w:space="0" w:sz="4" w:themeColor="background1" w:themeShade="0000BF" w:val="double"/>
+          <w:top w:val="double" w:sz="4" w:space="0" w:color="BFBFBF" w:themeColor="background1" w:themeShade="BF"/>
         </w:tcBorders>
       </w:tcPr>
     </w:tblStylePr>
     <w:tblStylePr w:type="firstCol">
       <w:rPr>
-        <w:b w:val="1"/>
-        <w:bCs w:val="1"/>
+        <w:b/>
+        <w:bCs/>
       </w:rPr>
     </w:tblStylePr>
     <w:tblStylePr w:type="lastCol">
       <w:rPr>
-        <w:b w:val="1"/>
-        <w:bCs w:val="1"/>
+        <w:b/>
+        <w:bCs/>
       </w:rPr>
     </w:tblStylePr>
     <w:tblStylePr w:type="band1Vert">
       <w:tblPr/>
       <w:tcPr>
-        <w:shd w:color="auto" w:fill="f2f2f2" w:themeFill="background1" w:themeFillShade="0000F2" w:val="clear"/>
+        <w:shd w:val="clear" w:color="auto" w:fill="F2F2F2" w:themeFill="background1" w:themeFillShade="F2"/>
       </w:tcPr>
     </w:tblStylePr>
     <w:tblStylePr w:type="band1Horz">
       <w:tblPr/>
       <w:tcPr>
-        <w:shd w:color="auto" w:fill="f2f2f2" w:themeFill="background1" w:themeFillShade="0000F2" w:val="clear"/>
+        <w:shd w:val="clear" w:color="auto" w:fill="F2F2F2" w:themeFill="background1" w:themeFillShade="F2"/>
       </w:tcPr>
     </w:tblStylePr>
   </w:style>
@@ -5271,11 +4752,11 @@
     <w:basedOn w:val="Normal"/>
     <w:link w:val="PrrafodelistaCar"/>
     <w:uiPriority w:val="34"/>
-    <w:qFormat w:val="1"/>
+    <w:qFormat/>
     <w:rsid w:val="00A4202C"/>
     <w:pPr>
       <w:ind w:left="720"/>
-      <w:contextualSpacing w:val="1"/>
+      <w:contextualSpacing/>
     </w:pPr>
   </w:style>
   <w:style w:type="paragraph" w:styleId="Textodeglobo">
@@ -5283,66 +4764,63 @@
     <w:basedOn w:val="Normal"/>
     <w:link w:val="TextodegloboCar"/>
     <w:uiPriority w:val="99"/>
-    <w:semiHidden w:val="1"/>
-    <w:unhideWhenUsed w:val="1"/>
+    <w:semiHidden/>
+    <w:unhideWhenUsed/>
     <w:rsid w:val="00EF2286"/>
     <w:pPr>
       <w:spacing w:after="0" w:line="240" w:lineRule="auto"/>
     </w:pPr>
     <w:rPr>
-      <w:rFonts w:ascii="Segoe UI" w:cs="Segoe UI" w:hAnsi="Segoe UI"/>
+      <w:rFonts w:ascii="Segoe UI" w:hAnsi="Segoe UI" w:cs="Segoe UI"/>
       <w:sz w:val="18"/>
       <w:szCs w:val="18"/>
     </w:rPr>
   </w:style>
-  <w:style w:type="character" w:styleId="TextodegloboCar" w:customStyle="1">
+  <w:style w:type="character" w:customStyle="1" w:styleId="TextodegloboCar">
     <w:name w:val="Texto de globo Car"/>
     <w:basedOn w:val="Fuentedeprrafopredeter"/>
     <w:link w:val="Textodeglobo"/>
     <w:uiPriority w:val="99"/>
-    <w:semiHidden w:val="1"/>
+    <w:semiHidden/>
     <w:rsid w:val="00EF2286"/>
     <w:rPr>
-      <w:rFonts w:ascii="Segoe UI" w:cs="Segoe UI" w:hAnsi="Segoe UI"/>
+      <w:rFonts w:ascii="Segoe UI" w:hAnsi="Segoe UI" w:cs="Segoe UI"/>
       <w:sz w:val="18"/>
       <w:szCs w:val="18"/>
     </w:rPr>
   </w:style>
-  <w:style w:type="character" w:styleId="Ttulo1Car" w:customStyle="1">
+  <w:style w:type="character" w:customStyle="1" w:styleId="Ttulo1Car">
     <w:name w:val="Título 1 Car"/>
     <w:basedOn w:val="Fuentedeprrafopredeter"/>
-    <w:link w:val="Ttulo1"/>
     <w:uiPriority w:val="9"/>
     <w:rsid w:val="00FE4ABA"/>
     <w:rPr>
-      <w:rFonts w:asciiTheme="majorHAnsi" w:cstheme="majorBidi" w:eastAsiaTheme="majorEastAsia" w:hAnsiTheme="majorHAnsi"/>
-      <w:color w:val="2e74b5" w:themeColor="accent1" w:themeShade="0000BF"/>
+      <w:rFonts w:asciiTheme="majorHAnsi" w:eastAsiaTheme="majorEastAsia" w:hAnsiTheme="majorHAnsi" w:cstheme="majorBidi"/>
+      <w:color w:val="2E74B5" w:themeColor="accent1" w:themeShade="BF"/>
       <w:sz w:val="32"/>
       <w:szCs w:val="32"/>
     </w:rPr>
   </w:style>
-  <w:style w:type="character" w:styleId="Ttulo2Car" w:customStyle="1">
+  <w:style w:type="character" w:customStyle="1" w:styleId="Ttulo2Car">
     <w:name w:val="Título 2 Car"/>
     <w:basedOn w:val="Fuentedeprrafopredeter"/>
-    <w:link w:val="Ttulo2"/>
     <w:uiPriority w:val="9"/>
     <w:rsid w:val="00FE4ABA"/>
     <w:rPr>
-      <w:rFonts w:asciiTheme="majorHAnsi" w:cstheme="majorBidi" w:eastAsiaTheme="majorEastAsia" w:hAnsiTheme="majorHAnsi"/>
-      <w:color w:val="2e74b5" w:themeColor="accent1" w:themeShade="0000BF"/>
+      <w:rFonts w:asciiTheme="majorHAnsi" w:eastAsiaTheme="majorEastAsia" w:hAnsiTheme="majorHAnsi" w:cstheme="majorBidi"/>
+      <w:color w:val="2E74B5" w:themeColor="accent1" w:themeShade="BF"/>
       <w:sz w:val="26"/>
       <w:szCs w:val="26"/>
     </w:rPr>
   </w:style>
-  <w:style w:type="character" w:styleId="Ttulo3Car" w:customStyle="1">
+  <w:style w:type="character" w:customStyle="1" w:styleId="Ttulo3Car">
     <w:name w:val="Título 3 Car"/>
     <w:basedOn w:val="Fuentedeprrafopredeter"/>
-    <w:link w:val="Ttulo3"/>
     <w:uiPriority w:val="9"/>
     <w:rsid w:val="00FE4ABA"/>
     <w:rPr>
-      <w:rFonts w:asciiTheme="majorHAnsi" w:cstheme="majorBidi" w:eastAsiaTheme="majorEastAsia" w:hAnsiTheme="majorHAnsi"/>
-      <w:color w:val="1f4d78" w:themeColor="accent1" w:themeShade="00007F"/>
+      <w:rFonts w:asciiTheme="majorHAnsi" w:eastAsiaTheme="majorEastAsia" w:hAnsiTheme="majorHAnsi" w:cstheme="majorBidi"/>
+      <w:color w:val="1F4D78" w:themeColor="accent1" w:themeShade="7F"/>
       <w:sz w:val="24"/>
       <w:szCs w:val="24"/>
     </w:rPr>
@@ -5351,13 +4829,13 @@
     <w:name w:val="Normal (Web)"/>
     <w:basedOn w:val="Normal"/>
     <w:uiPriority w:val="99"/>
-    <w:unhideWhenUsed w:val="1"/>
+    <w:unhideWhenUsed/>
     <w:rsid w:val="004E4F82"/>
     <w:pPr>
-      <w:spacing w:after="100" w:afterAutospacing="1" w:before="100" w:beforeAutospacing="1" w:line="240" w:lineRule="auto"/>
+      <w:spacing w:before="100" w:beforeAutospacing="1" w:after="100" w:afterAutospacing="1" w:line="240" w:lineRule="auto"/>
     </w:pPr>
     <w:rPr>
-      <w:rFonts w:ascii="Times New Roman" w:cs="Times New Roman" w:eastAsia="Times New Roman" w:hAnsi="Times New Roman"/>
+      <w:rFonts w:ascii="Times New Roman" w:eastAsia="Times New Roman" w:hAnsi="Times New Roman" w:cs="Times New Roman"/>
       <w:sz w:val="24"/>
       <w:szCs w:val="24"/>
       <w:lang w:eastAsia="es-CL"/>
@@ -5367,8 +4845,8 @@
     <w:name w:val="annotation reference"/>
     <w:basedOn w:val="Fuentedeprrafopredeter"/>
     <w:uiPriority w:val="99"/>
-    <w:semiHidden w:val="1"/>
-    <w:unhideWhenUsed w:val="1"/>
+    <w:semiHidden/>
+    <w:unhideWhenUsed/>
     <w:rsid w:val="00284FFB"/>
     <w:rPr>
       <w:sz w:val="16"/>
@@ -5380,7 +4858,7 @@
     <w:basedOn w:val="Normal"/>
     <w:link w:val="TextocomentarioCar"/>
     <w:uiPriority w:val="99"/>
-    <w:unhideWhenUsed w:val="1"/>
+    <w:unhideWhenUsed/>
     <w:rsid w:val="00284FFB"/>
     <w:pPr>
       <w:spacing w:line="240" w:lineRule="auto"/>
@@ -5390,7 +4868,7 @@
       <w:szCs w:val="20"/>
     </w:rPr>
   </w:style>
-  <w:style w:type="character" w:styleId="TextocomentarioCar" w:customStyle="1">
+  <w:style w:type="character" w:customStyle="1" w:styleId="TextocomentarioCar">
     <w:name w:val="Texto comentario Car"/>
     <w:basedOn w:val="Fuentedeprrafopredeter"/>
     <w:link w:val="Textocomentario"/>
@@ -5407,29 +4885,29 @@
     <w:next w:val="Textocomentario"/>
     <w:link w:val="AsuntodelcomentarioCar"/>
     <w:uiPriority w:val="99"/>
-    <w:semiHidden w:val="1"/>
-    <w:unhideWhenUsed w:val="1"/>
+    <w:semiHidden/>
+    <w:unhideWhenUsed/>
     <w:rsid w:val="00284FFB"/>
     <w:rPr>
-      <w:b w:val="1"/>
-      <w:bCs w:val="1"/>
+      <w:b/>
+      <w:bCs/>
     </w:rPr>
   </w:style>
-  <w:style w:type="character" w:styleId="AsuntodelcomentarioCar" w:customStyle="1">
+  <w:style w:type="character" w:customStyle="1" w:styleId="AsuntodelcomentarioCar">
     <w:name w:val="Asunto del comentario Car"/>
     <w:basedOn w:val="TextocomentarioCar"/>
     <w:link w:val="Asuntodelcomentario"/>
     <w:uiPriority w:val="99"/>
-    <w:semiHidden w:val="1"/>
+    <w:semiHidden/>
     <w:rsid w:val="00284FFB"/>
     <w:rPr>
-      <w:b w:val="1"/>
-      <w:bCs w:val="1"/>
+      <w:b/>
+      <w:bCs/>
       <w:sz w:val="20"/>
       <w:szCs w:val="20"/>
     </w:rPr>
   </w:style>
-  <w:style w:type="table" w:styleId="Tablaconcuadrcula1clara-nfasis11" w:customStyle="1">
+  <w:style w:type="table" w:customStyle="1" w:styleId="Tablaconcuadrcula1clara-nfasis11">
     <w:name w:val="Tabla con cuadrícula 1 clara - Énfasis 11"/>
     <w:basedOn w:val="Tablanormal"/>
     <w:uiPriority w:val="46"/>
@@ -5441,48 +4919,48 @@
       <w:tblStyleRowBandSize w:val="1"/>
       <w:tblStyleColBandSize w:val="1"/>
       <w:tblBorders>
-        <w:top w:color="bdd6ee" w:space="0" w:sz="4" w:themeColor="accent1" w:themeTint="000066" w:val="single"/>
-        <w:left w:color="bdd6ee" w:space="0" w:sz="4" w:themeColor="accent1" w:themeTint="000066" w:val="single"/>
-        <w:bottom w:color="bdd6ee" w:space="0" w:sz="4" w:themeColor="accent1" w:themeTint="000066" w:val="single"/>
-        <w:right w:color="bdd6ee" w:space="0" w:sz="4" w:themeColor="accent1" w:themeTint="000066" w:val="single"/>
-        <w:insideH w:color="bdd6ee" w:space="0" w:sz="4" w:themeColor="accent1" w:themeTint="000066" w:val="single"/>
-        <w:insideV w:color="bdd6ee" w:space="0" w:sz="4" w:themeColor="accent1" w:themeTint="000066" w:val="single"/>
+        <w:top w:val="single" w:sz="4" w:space="0" w:color="BDD6EE" w:themeColor="accent1" w:themeTint="66"/>
+        <w:left w:val="single" w:sz="4" w:space="0" w:color="BDD6EE" w:themeColor="accent1" w:themeTint="66"/>
+        <w:bottom w:val="single" w:sz="4" w:space="0" w:color="BDD6EE" w:themeColor="accent1" w:themeTint="66"/>
+        <w:right w:val="single" w:sz="4" w:space="0" w:color="BDD6EE" w:themeColor="accent1" w:themeTint="66"/>
+        <w:insideH w:val="single" w:sz="4" w:space="0" w:color="BDD6EE" w:themeColor="accent1" w:themeTint="66"/>
+        <w:insideV w:val="single" w:sz="4" w:space="0" w:color="BDD6EE" w:themeColor="accent1" w:themeTint="66"/>
       </w:tblBorders>
     </w:tblPr>
     <w:tblStylePr w:type="firstRow">
       <w:rPr>
-        <w:b w:val="1"/>
-        <w:bCs w:val="1"/>
+        <w:b/>
+        <w:bCs/>
       </w:rPr>
       <w:tblPr/>
       <w:tcPr>
         <w:tcBorders>
-          <w:bottom w:color="9cc2e5" w:space="0" w:sz="12" w:themeColor="accent1" w:themeTint="000099" w:val="single"/>
+          <w:bottom w:val="single" w:sz="12" w:space="0" w:color="9CC2E5" w:themeColor="accent1" w:themeTint="99"/>
         </w:tcBorders>
       </w:tcPr>
     </w:tblStylePr>
     <w:tblStylePr w:type="lastRow">
       <w:rPr>
-        <w:b w:val="1"/>
-        <w:bCs w:val="1"/>
+        <w:b/>
+        <w:bCs/>
       </w:rPr>
       <w:tblPr/>
       <w:tcPr>
         <w:tcBorders>
-          <w:top w:color="9cc2e5" w:space="0" w:sz="2" w:themeColor="accent1" w:themeTint="000099" w:val="double"/>
+          <w:top w:val="double" w:sz="2" w:space="0" w:color="9CC2E5" w:themeColor="accent1" w:themeTint="99"/>
         </w:tcBorders>
       </w:tcPr>
     </w:tblStylePr>
     <w:tblStylePr w:type="firstCol">
       <w:rPr>
-        <w:b w:val="1"/>
-        <w:bCs w:val="1"/>
+        <w:b/>
+        <w:bCs/>
       </w:rPr>
     </w:tblStylePr>
     <w:tblStylePr w:type="lastCol">
       <w:rPr>
-        <w:b w:val="1"/>
-        <w:bCs w:val="1"/>
+        <w:b/>
+        <w:bCs/>
       </w:rPr>
     </w:tblStylePr>
   </w:style>
@@ -5490,64 +4968,63 @@
     <w:name w:val="Hyperlink"/>
     <w:basedOn w:val="Fuentedeprrafopredeter"/>
     <w:uiPriority w:val="99"/>
-    <w:unhideWhenUsed w:val="1"/>
+    <w:unhideWhenUsed/>
     <w:rsid w:val="004E40C0"/>
     <w:rPr>
-      <w:color w:val="0563c1" w:themeColor="hyperlink"/>
+      <w:color w:val="0563C1" w:themeColor="hyperlink"/>
       <w:u w:val="single"/>
     </w:rPr>
   </w:style>
-  <w:style w:type="character" w:styleId="Mencinsinresolver1" w:customStyle="1">
+  <w:style w:type="character" w:customStyle="1" w:styleId="Mencinsinresolver1">
     <w:name w:val="Mención sin resolver1"/>
     <w:basedOn w:val="Fuentedeprrafopredeter"/>
     <w:uiPriority w:val="99"/>
-    <w:semiHidden w:val="1"/>
-    <w:unhideWhenUsed w:val="1"/>
+    <w:semiHidden/>
+    <w:unhideWhenUsed/>
     <w:rsid w:val="004E40C0"/>
     <w:rPr>
-      <w:color w:val="605e5c"/>
-      <w:shd w:color="auto" w:fill="e1dfdd" w:val="clear"/>
+      <w:color w:val="605E5C"/>
+      <w:shd w:val="clear" w:color="auto" w:fill="E1DFDD"/>
     </w:rPr>
   </w:style>
-  <w:style w:type="character" w:styleId="SubttuloCar" w:customStyle="1">
+  <w:style w:type="character" w:customStyle="1" w:styleId="SubttuloCar">
     <w:name w:val="Subtítulo Car"/>
     <w:basedOn w:val="Fuentedeprrafopredeter"/>
-    <w:link w:val="Subttulo"/>
     <w:uiPriority w:val="19"/>
     <w:rsid w:val="00446FDE"/>
     <w:rPr>
-      <w:rFonts w:asciiTheme="majorHAnsi" w:cstheme="majorBidi" w:eastAsiaTheme="majorEastAsia" w:hAnsiTheme="majorHAnsi"/>
-      <w:caps w:val="1"/>
-      <w:color w:val="5b9bd5" w:themeColor="accent1"/>
+      <w:rFonts w:asciiTheme="majorHAnsi" w:eastAsiaTheme="majorEastAsia" w:hAnsiTheme="majorHAnsi" w:cstheme="majorBidi"/>
+      <w:caps/>
+      <w:color w:val="5B9BD5" w:themeColor="accent1"/>
       <w:kern w:val="20"/>
       <w:sz w:val="56"/>
       <w:szCs w:val="20"/>
-      <w:lang w:eastAsia="ja-JP" w:val="en-US"/>
+      <w:lang w:val="en-US" w:eastAsia="ja-JP"/>
     </w:rPr>
   </w:style>
-  <w:style w:type="table" w:styleId="Tablafinanciera" w:customStyle="1">
+  <w:style w:type="table" w:customStyle="1" w:styleId="Tablafinanciera">
     <w:name w:val="Tabla financiera"/>
     <w:basedOn w:val="Tablanormal"/>
     <w:uiPriority w:val="99"/>
     <w:rsid w:val="008C1EBE"/>
     <w:pPr>
-      <w:spacing w:after="0" w:before="40" w:line="240" w:lineRule="auto"/>
+      <w:spacing w:before="40" w:after="0" w:line="240" w:lineRule="auto"/>
       <w:ind w:left="144" w:right="144"/>
       <w:jc w:val="right"/>
     </w:pPr>
     <w:rPr>
-      <w:color w:val="595959" w:themeColor="text1" w:themeTint="0000A6"/>
+      <w:color w:val="595959" w:themeColor="text1" w:themeTint="A6"/>
       <w:sz w:val="20"/>
       <w:szCs w:val="20"/>
-      <w:lang w:eastAsia="ja-JP" w:val="en-US"/>
+      <w:lang w:val="en-US" w:eastAsia="ja-JP"/>
     </w:rPr>
     <w:tblPr>
       <w:tblBorders>
-        <w:insideH w:color="d9d9d9" w:space="0" w:sz="4" w:themeColor="background1" w:themeShade="0000D9" w:val="single"/>
+        <w:insideH w:val="single" w:sz="4" w:space="0" w:color="D9D9D9" w:themeColor="background1" w:themeShade="D9"/>
       </w:tblBorders>
       <w:tblCellMar>
-        <w:left w:w="0.0" w:type="dxa"/>
-        <w:right w:w="0.0" w:type="dxa"/>
+        <w:left w:w="0" w:type="dxa"/>
+        <w:right w:w="0" w:type="dxa"/>
       </w:tblCellMar>
     </w:tblPr>
     <w:tcPr>
@@ -5555,15 +5032,15 @@
     </w:tcPr>
     <w:tblStylePr w:type="firstRow">
       <w:pPr>
-        <w:wordWrap w:val="1"/>
+        <w:wordWrap/>
         <w:jc w:val="right"/>
       </w:pPr>
       <w:rPr>
         <w:rFonts w:asciiTheme="majorHAnsi" w:hAnsiTheme="majorHAnsi"/>
         <w:b w:val="0"/>
-        <w:caps w:val="1"/>
+        <w:caps/>
         <w:smallCaps w:val="0"/>
-        <w:color w:val="5b9bd5" w:themeColor="accent1"/>
+        <w:color w:val="5B9BD5" w:themeColor="accent1"/>
         <w:sz w:val="22"/>
       </w:rPr>
       <w:tblPr/>
@@ -5573,11 +5050,11 @@
     </w:tblStylePr>
     <w:tblStylePr w:type="firstCol">
       <w:pPr>
-        <w:wordWrap w:val="1"/>
+        <w:wordWrap/>
         <w:jc w:val="left"/>
       </w:pPr>
       <w:rPr>
-        <w:b w:val="1"/>
+        <w:b/>
       </w:rPr>
     </w:tblStylePr>
   </w:style>
@@ -5595,32 +5072,32 @@
     </w:tblPr>
     <w:tblStylePr w:type="firstRow">
       <w:rPr>
-        <w:rFonts w:asciiTheme="majorHAnsi" w:cstheme="majorBidi" w:eastAsiaTheme="majorEastAsia" w:hAnsiTheme="majorHAnsi"/>
-        <w:i w:val="1"/>
-        <w:iCs w:val="1"/>
+        <w:rFonts w:asciiTheme="majorHAnsi" w:eastAsiaTheme="majorEastAsia" w:hAnsiTheme="majorHAnsi" w:cstheme="majorBidi"/>
+        <w:i/>
+        <w:iCs/>
         <w:sz w:val="26"/>
       </w:rPr>
       <w:tblPr/>
       <w:tcPr>
         <w:tcBorders>
-          <w:bottom w:color="7f7f7f" w:space="0" w:sz="4" w:themeColor="text1" w:themeTint="000080" w:val="single"/>
+          <w:bottom w:val="single" w:sz="4" w:space="0" w:color="7F7F7F" w:themeColor="text1" w:themeTint="80"/>
         </w:tcBorders>
-        <w:shd w:color="auto" w:fill="ffffff" w:themeFill="background1" w:val="clear"/>
+        <w:shd w:val="clear" w:color="auto" w:fill="FFFFFF" w:themeFill="background1"/>
       </w:tcPr>
     </w:tblStylePr>
     <w:tblStylePr w:type="lastRow">
       <w:rPr>
-        <w:rFonts w:asciiTheme="majorHAnsi" w:cstheme="majorBidi" w:eastAsiaTheme="majorEastAsia" w:hAnsiTheme="majorHAnsi"/>
-        <w:i w:val="1"/>
-        <w:iCs w:val="1"/>
+        <w:rFonts w:asciiTheme="majorHAnsi" w:eastAsiaTheme="majorEastAsia" w:hAnsiTheme="majorHAnsi" w:cstheme="majorBidi"/>
+        <w:i/>
+        <w:iCs/>
         <w:sz w:val="26"/>
       </w:rPr>
       <w:tblPr/>
       <w:tcPr>
         <w:tcBorders>
-          <w:top w:color="7f7f7f" w:space="0" w:sz="4" w:themeColor="text1" w:themeTint="000080" w:val="single"/>
+          <w:top w:val="single" w:sz="4" w:space="0" w:color="7F7F7F" w:themeColor="text1" w:themeTint="80"/>
         </w:tcBorders>
-        <w:shd w:color="auto" w:fill="ffffff" w:themeFill="background1" w:val="clear"/>
+        <w:shd w:val="clear" w:color="auto" w:fill="FFFFFF" w:themeFill="background1"/>
       </w:tcPr>
     </w:tblStylePr>
     <w:tblStylePr w:type="firstCol">
@@ -5628,51 +5105,51 @@
         <w:jc w:val="right"/>
       </w:pPr>
       <w:rPr>
-        <w:rFonts w:asciiTheme="majorHAnsi" w:cstheme="majorBidi" w:eastAsiaTheme="majorEastAsia" w:hAnsiTheme="majorHAnsi"/>
-        <w:i w:val="1"/>
-        <w:iCs w:val="1"/>
+        <w:rFonts w:asciiTheme="majorHAnsi" w:eastAsiaTheme="majorEastAsia" w:hAnsiTheme="majorHAnsi" w:cstheme="majorBidi"/>
+        <w:i/>
+        <w:iCs/>
         <w:sz w:val="26"/>
       </w:rPr>
       <w:tblPr/>
       <w:tcPr>
         <w:tcBorders>
-          <w:right w:color="7f7f7f" w:space="0" w:sz="4" w:themeColor="text1" w:themeTint="000080" w:val="single"/>
+          <w:right w:val="single" w:sz="4" w:space="0" w:color="7F7F7F" w:themeColor="text1" w:themeTint="80"/>
         </w:tcBorders>
-        <w:shd w:color="auto" w:fill="ffffff" w:themeFill="background1" w:val="clear"/>
+        <w:shd w:val="clear" w:color="auto" w:fill="FFFFFF" w:themeFill="background1"/>
       </w:tcPr>
     </w:tblStylePr>
     <w:tblStylePr w:type="lastCol">
       <w:rPr>
-        <w:rFonts w:asciiTheme="majorHAnsi" w:cstheme="majorBidi" w:eastAsiaTheme="majorEastAsia" w:hAnsiTheme="majorHAnsi"/>
-        <w:i w:val="1"/>
-        <w:iCs w:val="1"/>
+        <w:rFonts w:asciiTheme="majorHAnsi" w:eastAsiaTheme="majorEastAsia" w:hAnsiTheme="majorHAnsi" w:cstheme="majorBidi"/>
+        <w:i/>
+        <w:iCs/>
         <w:sz w:val="26"/>
       </w:rPr>
       <w:tblPr/>
       <w:tcPr>
         <w:tcBorders>
-          <w:left w:color="7f7f7f" w:space="0" w:sz="4" w:themeColor="text1" w:themeTint="000080" w:val="single"/>
+          <w:left w:val="single" w:sz="4" w:space="0" w:color="7F7F7F" w:themeColor="text1" w:themeTint="80"/>
         </w:tcBorders>
-        <w:shd w:color="auto" w:fill="ffffff" w:themeFill="background1" w:val="clear"/>
+        <w:shd w:val="clear" w:color="auto" w:fill="FFFFFF" w:themeFill="background1"/>
       </w:tcPr>
     </w:tblStylePr>
     <w:tblStylePr w:type="band1Vert">
       <w:tblPr/>
       <w:tcPr>
-        <w:shd w:color="auto" w:fill="f2f2f2" w:themeFill="background1" w:themeFillShade="0000F2" w:val="clear"/>
+        <w:shd w:val="clear" w:color="auto" w:fill="F2F2F2" w:themeFill="background1" w:themeFillShade="F2"/>
       </w:tcPr>
     </w:tblStylePr>
     <w:tblStylePr w:type="band1Horz">
       <w:tblPr/>
       <w:tcPr>
-        <w:shd w:color="auto" w:fill="f2f2f2" w:themeFill="background1" w:themeFillShade="0000F2" w:val="clear"/>
+        <w:shd w:val="clear" w:color="auto" w:fill="F2F2F2" w:themeFill="background1" w:themeFillShade="F2"/>
       </w:tcPr>
     </w:tblStylePr>
     <w:tblStylePr w:type="neCell">
       <w:tblPr/>
       <w:tcPr>
         <w:tcBorders>
-          <w:left w:space="0" w:sz="0" w:val="nil"/>
+          <w:left w:val="nil"/>
         </w:tcBorders>
       </w:tcPr>
     </w:tblStylePr>
@@ -5680,7 +5157,7 @@
       <w:tblPr/>
       <w:tcPr>
         <w:tcBorders>
-          <w:right w:space="0" w:sz="0" w:val="nil"/>
+          <w:right w:val="nil"/>
         </w:tcBorders>
       </w:tcPr>
     </w:tblStylePr>
@@ -5688,7 +5165,7 @@
       <w:tblPr/>
       <w:tcPr>
         <w:tcBorders>
-          <w:left w:space="0" w:sz="0" w:val="nil"/>
+          <w:left w:val="nil"/>
         </w:tcBorders>
       </w:tcPr>
     </w:tblStylePr>
@@ -5696,7 +5173,7 @@
       <w:tblPr/>
       <w:tcPr>
         <w:tcBorders>
-          <w:right w:space="0" w:sz="0" w:val="nil"/>
+          <w:right w:val="nil"/>
         </w:tcBorders>
       </w:tcPr>
     </w:tblStylePr>
@@ -5713,49 +5190,49 @@
       <w:tblStyleRowBandSize w:val="1"/>
       <w:tblStyleColBandSize w:val="1"/>
       <w:tblBorders>
-        <w:top w:color="8eaadb" w:space="0" w:sz="4" w:themeColor="accent5" w:themeTint="000099" w:val="single"/>
-        <w:bottom w:color="8eaadb" w:space="0" w:sz="4" w:themeColor="accent5" w:themeTint="000099" w:val="single"/>
-        <w:insideH w:color="8eaadb" w:space="0" w:sz="4" w:themeColor="accent5" w:themeTint="000099" w:val="single"/>
+        <w:top w:val="single" w:sz="4" w:space="0" w:color="8EAADB" w:themeColor="accent5" w:themeTint="99"/>
+        <w:bottom w:val="single" w:sz="4" w:space="0" w:color="8EAADB" w:themeColor="accent5" w:themeTint="99"/>
+        <w:insideH w:val="single" w:sz="4" w:space="0" w:color="8EAADB" w:themeColor="accent5" w:themeTint="99"/>
       </w:tblBorders>
     </w:tblPr>
     <w:tblStylePr w:type="firstRow">
       <w:rPr>
-        <w:b w:val="1"/>
-        <w:bCs w:val="1"/>
+        <w:b/>
+        <w:bCs/>
       </w:rPr>
     </w:tblStylePr>
     <w:tblStylePr w:type="lastRow">
       <w:rPr>
-        <w:b w:val="1"/>
-        <w:bCs w:val="1"/>
+        <w:b/>
+        <w:bCs/>
       </w:rPr>
     </w:tblStylePr>
     <w:tblStylePr w:type="firstCol">
       <w:rPr>
-        <w:b w:val="1"/>
-        <w:bCs w:val="1"/>
+        <w:b/>
+        <w:bCs/>
       </w:rPr>
     </w:tblStylePr>
     <w:tblStylePr w:type="lastCol">
       <w:rPr>
-        <w:b w:val="1"/>
-        <w:bCs w:val="1"/>
+        <w:b/>
+        <w:bCs/>
       </w:rPr>
     </w:tblStylePr>
     <w:tblStylePr w:type="band1Vert">
       <w:tblPr/>
       <w:tcPr>
-        <w:shd w:color="auto" w:fill="d9e2f3" w:themeFill="accent5" w:themeFillTint="000033" w:val="clear"/>
+        <w:shd w:val="clear" w:color="auto" w:fill="D9E2F3" w:themeFill="accent5" w:themeFillTint="33"/>
       </w:tcPr>
     </w:tblStylePr>
     <w:tblStylePr w:type="band1Horz">
       <w:tblPr/>
       <w:tcPr>
-        <w:shd w:color="auto" w:fill="d9e2f3" w:themeFill="accent5" w:themeFillTint="000033" w:val="clear"/>
+        <w:shd w:val="clear" w:color="auto" w:fill="D9E2F3" w:themeFill="accent5" w:themeFillTint="33"/>
       </w:tcPr>
     </w:tblStylePr>
   </w:style>
-  <w:style w:type="paragraph" w:styleId="3CBD5A742C28424DA5172AD252E32316" w:customStyle="1">
+  <w:style w:type="paragraph" w:customStyle="1" w:styleId="3CBD5A742C28424DA5172AD252E32316">
     <w:name w:val="3CBD5A742C28424DA5172AD252E32316"/>
     <w:rsid w:val="00E53696"/>
     <w:pPr>
@@ -5768,20 +5245,16 @@
   </w:style>
   <w:style w:type="paragraph" w:styleId="TtuloTDC">
     <w:name w:val="TOC Heading"/>
-    <w:basedOn w:val="Ttulo1"/>
     <w:next w:val="Normal"/>
     <w:uiPriority w:val="39"/>
-    <w:unhideWhenUsed w:val="1"/>
-    <w:qFormat w:val="1"/>
+    <w:unhideWhenUsed/>
+    <w:qFormat/>
     <w:rsid w:val="00A46B8F"/>
-    <w:pPr>
-      <w:outlineLvl w:val="9"/>
-    </w:pPr>
     <w:rPr>
       <w:lang w:eastAsia="es-CL"/>
     </w:rPr>
   </w:style>
-  <w:style w:type="character" w:styleId="PrrafodelistaCar" w:customStyle="1">
+  <w:style w:type="character" w:customStyle="1" w:styleId="PrrafodelistaCar">
     <w:name w:val="Párrafo de lista Car"/>
     <w:link w:val="Prrafodelista"/>
     <w:uiPriority w:val="34"/>
@@ -5791,9 +5264,9 @@
     <w:name w:val="toc 1"/>
     <w:basedOn w:val="Normal"/>
     <w:next w:val="Normal"/>
-    <w:autoRedefine w:val="1"/>
+    <w:autoRedefine/>
     <w:uiPriority w:val="39"/>
-    <w:unhideWhenUsed w:val="1"/>
+    <w:unhideWhenUsed/>
     <w:rsid w:val="00A46B8F"/>
     <w:pPr>
       <w:spacing w:after="100"/>
@@ -5803,9 +5276,9 @@
     <w:name w:val="toc 2"/>
     <w:basedOn w:val="Normal"/>
     <w:next w:val="Normal"/>
-    <w:autoRedefine w:val="1"/>
+    <w:autoRedefine/>
     <w:uiPriority w:val="39"/>
-    <w:unhideWhenUsed w:val="1"/>
+    <w:unhideWhenUsed/>
     <w:rsid w:val="00A46B8F"/>
     <w:pPr>
       <w:spacing w:after="100"/>
@@ -5816,9 +5289,9 @@
     <w:name w:val="toc 3"/>
     <w:basedOn w:val="Normal"/>
     <w:next w:val="Normal"/>
-    <w:autoRedefine w:val="1"/>
+    <w:autoRedefine/>
     <w:uiPriority w:val="39"/>
-    <w:unhideWhenUsed w:val="1"/>
+    <w:unhideWhenUsed/>
     <w:rsid w:val="00A46B8F"/>
     <w:pPr>
       <w:spacing w:after="100"/>
@@ -5831,35 +5304,35 @@
     <w:next w:val="Normal"/>
     <w:link w:val="CitadestacadaCar"/>
     <w:uiPriority w:val="30"/>
-    <w:qFormat w:val="1"/>
+    <w:qFormat/>
     <w:rsid w:val="00C04221"/>
     <w:pPr>
       <w:pBdr>
-        <w:bottom w:color="5b9bd5" w:space="4" w:sz="4" w:themeColor="accent1" w:val="single"/>
+        <w:bottom w:val="single" w:sz="4" w:space="4" w:color="5B9BD5" w:themeColor="accent1"/>
       </w:pBdr>
-      <w:spacing w:after="280" w:before="200" w:line="276" w:lineRule="auto"/>
+      <w:spacing w:before="200" w:after="280" w:line="276" w:lineRule="auto"/>
       <w:ind w:left="936" w:right="936"/>
     </w:pPr>
     <w:rPr>
-      <w:b w:val="1"/>
-      <w:bCs w:val="1"/>
-      <w:i w:val="1"/>
-      <w:iCs w:val="1"/>
-      <w:color w:val="5b9bd5" w:themeColor="accent1"/>
+      <w:b/>
+      <w:bCs/>
+      <w:i/>
+      <w:iCs/>
+      <w:color w:val="5B9BD5" w:themeColor="accent1"/>
     </w:rPr>
   </w:style>
-  <w:style w:type="character" w:styleId="CitadestacadaCar" w:customStyle="1">
+  <w:style w:type="character" w:customStyle="1" w:styleId="CitadestacadaCar">
     <w:name w:val="Cita destacada Car"/>
     <w:basedOn w:val="Fuentedeprrafopredeter"/>
     <w:link w:val="Citadestacada"/>
     <w:uiPriority w:val="30"/>
     <w:rsid w:val="00C04221"/>
     <w:rPr>
-      <w:b w:val="1"/>
-      <w:bCs w:val="1"/>
-      <w:i w:val="1"/>
-      <w:iCs w:val="1"/>
-      <w:color w:val="5b9bd5" w:themeColor="accent1"/>
+      <w:b/>
+      <w:bCs/>
+      <w:i/>
+      <w:iCs/>
+      <w:color w:val="5B9BD5" w:themeColor="accent1"/>
     </w:rPr>
   </w:style>
   <w:style w:type="paragraph" w:styleId="Descripcin">
@@ -5867,20 +5340,20 @@
     <w:basedOn w:val="Normal"/>
     <w:next w:val="Normal"/>
     <w:uiPriority w:val="35"/>
-    <w:unhideWhenUsed w:val="1"/>
-    <w:qFormat w:val="1"/>
+    <w:unhideWhenUsed/>
+    <w:qFormat/>
     <w:rsid w:val="00C04221"/>
     <w:pPr>
       <w:spacing w:before="40" w:line="240" w:lineRule="auto"/>
     </w:pPr>
     <w:rPr>
-      <w:b w:val="1"/>
-      <w:bCs w:val="1"/>
-      <w:color w:val="5b9bd5" w:themeColor="accent1"/>
+      <w:b/>
+      <w:bCs/>
+      <w:color w:val="5B9BD5" w:themeColor="accent1"/>
       <w:kern w:val="20"/>
       <w:sz w:val="18"/>
       <w:szCs w:val="20"/>
-      <w:lang w:eastAsia="ja-JP" w:val="en-US"/>
+      <w:lang w:val="en-US" w:eastAsia="ja-JP"/>
     </w:rPr>
   </w:style>
   <w:style w:type="paragraph" w:styleId="Textonotapie">
@@ -5888,8 +5361,8 @@
     <w:basedOn w:val="Normal"/>
     <w:link w:val="TextonotapieCar"/>
     <w:uiPriority w:val="99"/>
-    <w:semiHidden w:val="1"/>
-    <w:unhideWhenUsed w:val="1"/>
+    <w:semiHidden/>
+    <w:unhideWhenUsed/>
     <w:rsid w:val="005D5259"/>
     <w:pPr>
       <w:spacing w:after="0" w:line="240" w:lineRule="auto"/>
@@ -5900,12 +5373,12 @@
       <w:lang w:val="es-ES"/>
     </w:rPr>
   </w:style>
-  <w:style w:type="character" w:styleId="TextonotapieCar" w:customStyle="1">
+  <w:style w:type="character" w:customStyle="1" w:styleId="TextonotapieCar">
     <w:name w:val="Texto nota pie Car"/>
     <w:basedOn w:val="Fuentedeprrafopredeter"/>
     <w:link w:val="Textonotapie"/>
     <w:uiPriority w:val="99"/>
-    <w:semiHidden w:val="1"/>
+    <w:semiHidden/>
     <w:rsid w:val="005D5259"/>
     <w:rPr>
       <w:sz w:val="20"/>
@@ -5916,18 +5389,18 @@
   <w:style w:type="character" w:styleId="Refdenotaalpie">
     <w:name w:val="footnote reference"/>
     <w:basedOn w:val="Fuentedeprrafopredeter"/>
-    <w:unhideWhenUsed w:val="1"/>
+    <w:unhideWhenUsed/>
     <w:rsid w:val="005D5259"/>
     <w:rPr>
       <w:vertAlign w:val="superscript"/>
     </w:rPr>
   </w:style>
-  <w:style w:type="character" w:styleId="normaltextrun" w:customStyle="1">
+  <w:style w:type="character" w:customStyle="1" w:styleId="normaltextrun">
     <w:name w:val="normaltextrun"/>
     <w:basedOn w:val="Fuentedeprrafopredeter"/>
     <w:rsid w:val="0024234D"/>
   </w:style>
-  <w:style w:type="paragraph" w:styleId="Default" w:customStyle="1">
+  <w:style w:type="paragraph" w:customStyle="1" w:styleId="Default">
     <w:name w:val="Default"/>
     <w:rsid w:val="00E454BE"/>
     <w:pPr>
@@ -5937,13 +5410,12 @@
       <w:spacing w:after="0" w:line="240" w:lineRule="auto"/>
     </w:pPr>
     <w:rPr>
-      <w:rFonts w:ascii="Calibri" w:cs="Calibri" w:hAnsi="Calibri"/>
       <w:color w:val="000000"/>
       <w:sz w:val="24"/>
       <w:szCs w:val="24"/>
     </w:rPr>
   </w:style>
-  <w:style w:type="table" w:styleId="Cuadrculadetablaclara">
+  <w:style w:type="table" w:styleId="Tablaconcuadrculaclara">
     <w:name w:val="Grid Table Light"/>
     <w:basedOn w:val="Tablanormal"/>
     <w:uiPriority w:val="40"/>
@@ -5953,19 +5425,19 @@
     </w:pPr>
     <w:tblPr>
       <w:tblBorders>
-        <w:top w:color="bfbfbf" w:space="0" w:sz="4" w:themeColor="background1" w:themeShade="0000BF" w:val="single"/>
-        <w:left w:color="bfbfbf" w:space="0" w:sz="4" w:themeColor="background1" w:themeShade="0000BF" w:val="single"/>
-        <w:bottom w:color="bfbfbf" w:space="0" w:sz="4" w:themeColor="background1" w:themeShade="0000BF" w:val="single"/>
-        <w:right w:color="bfbfbf" w:space="0" w:sz="4" w:themeColor="background1" w:themeShade="0000BF" w:val="single"/>
-        <w:insideH w:color="bfbfbf" w:space="0" w:sz="4" w:themeColor="background1" w:themeShade="0000BF" w:val="single"/>
-        <w:insideV w:color="bfbfbf" w:space="0" w:sz="4" w:themeColor="background1" w:themeShade="0000BF" w:val="single"/>
+        <w:top w:val="single" w:sz="4" w:space="0" w:color="BFBFBF" w:themeColor="background1" w:themeShade="BF"/>
+        <w:left w:val="single" w:sz="4" w:space="0" w:color="BFBFBF" w:themeColor="background1" w:themeShade="BF"/>
+        <w:bottom w:val="single" w:sz="4" w:space="0" w:color="BFBFBF" w:themeColor="background1" w:themeShade="BF"/>
+        <w:right w:val="single" w:sz="4" w:space="0" w:color="BFBFBF" w:themeColor="background1" w:themeShade="BF"/>
+        <w:insideH w:val="single" w:sz="4" w:space="0" w:color="BFBFBF" w:themeColor="background1" w:themeShade="BF"/>
+        <w:insideV w:val="single" w:sz="4" w:space="0" w:color="BFBFBF" w:themeColor="background1" w:themeShade="BF"/>
       </w:tblBorders>
     </w:tblPr>
   </w:style>
-  <w:style w:type="table" w:styleId="Cuadrculadetablaclara1" w:customStyle="1">
+  <w:style w:type="table" w:customStyle="1" w:styleId="Cuadrculadetablaclara1">
     <w:name w:val="Cuadrícula de tabla clara1"/>
     <w:basedOn w:val="Tablanormal"/>
-    <w:next w:val="Cuadrculadetablaclara"/>
+    <w:next w:val="Tablaconcuadrculaclara"/>
     <w:uiPriority w:val="40"/>
     <w:rsid w:val="00943DF1"/>
     <w:pPr>
@@ -5973,24 +5445,24 @@
     </w:pPr>
     <w:tblPr>
       <w:tblBorders>
-        <w:top w:color="bfbfbf" w:space="0" w:sz="4" w:themeColor="background1" w:themeShade="0000BF" w:val="single"/>
-        <w:left w:color="bfbfbf" w:space="0" w:sz="4" w:themeColor="background1" w:themeShade="0000BF" w:val="single"/>
-        <w:bottom w:color="bfbfbf" w:space="0" w:sz="4" w:themeColor="background1" w:themeShade="0000BF" w:val="single"/>
-        <w:right w:color="bfbfbf" w:space="0" w:sz="4" w:themeColor="background1" w:themeShade="0000BF" w:val="single"/>
-        <w:insideH w:color="bfbfbf" w:space="0" w:sz="4" w:themeColor="background1" w:themeShade="0000BF" w:val="single"/>
-        <w:insideV w:color="bfbfbf" w:space="0" w:sz="4" w:themeColor="background1" w:themeShade="0000BF" w:val="single"/>
+        <w:top w:val="single" w:sz="4" w:space="0" w:color="BFBFBF" w:themeColor="background1" w:themeShade="BF"/>
+        <w:left w:val="single" w:sz="4" w:space="0" w:color="BFBFBF" w:themeColor="background1" w:themeShade="BF"/>
+        <w:bottom w:val="single" w:sz="4" w:space="0" w:color="BFBFBF" w:themeColor="background1" w:themeShade="BF"/>
+        <w:right w:val="single" w:sz="4" w:space="0" w:color="BFBFBF" w:themeColor="background1" w:themeShade="BF"/>
+        <w:insideH w:val="single" w:sz="4" w:space="0" w:color="BFBFBF" w:themeColor="background1" w:themeShade="BF"/>
+        <w:insideV w:val="single" w:sz="4" w:space="0" w:color="BFBFBF" w:themeColor="background1" w:themeShade="BF"/>
       </w:tblBorders>
     </w:tblPr>
   </w:style>
-  <w:style w:type="paragraph" w:styleId="m4042760116434134222msolistparagraph" w:customStyle="1">
+  <w:style w:type="paragraph" w:customStyle="1" w:styleId="m4042760116434134222msolistparagraph">
     <w:name w:val="m_4042760116434134222msolistparagraph"/>
     <w:basedOn w:val="Normal"/>
     <w:rsid w:val="004F1A46"/>
     <w:pPr>
-      <w:spacing w:after="100" w:afterAutospacing="1" w:before="100" w:beforeAutospacing="1" w:line="240" w:lineRule="auto"/>
+      <w:spacing w:before="100" w:beforeAutospacing="1" w:after="100" w:afterAutospacing="1" w:line="240" w:lineRule="auto"/>
     </w:pPr>
     <w:rPr>
-      <w:rFonts w:ascii="Times New Roman" w:cs="Times New Roman" w:eastAsia="Times New Roman" w:hAnsi="Times New Roman"/>
+      <w:rFonts w:ascii="Times New Roman" w:eastAsia="Times New Roman" w:hAnsi="Times New Roman" w:cs="Times New Roman"/>
       <w:sz w:val="24"/>
       <w:szCs w:val="24"/>
       <w:lang w:eastAsia="es-CL"/>
@@ -5998,9 +5470,9 @@
   </w:style>
   <w:style w:type="paragraph" w:styleId="Revisin">
     <w:name w:val="Revision"/>
-    <w:hidden w:val="1"/>
+    <w:hidden/>
     <w:uiPriority w:val="99"/>
-    <w:semiHidden w:val="1"/>
+    <w:semiHidden/>
     <w:rsid w:val="00C73FD9"/>
     <w:pPr>
       <w:spacing w:after="0" w:line="240" w:lineRule="auto"/>
@@ -6010,30 +5482,31 @@
     <w:name w:val="Strong"/>
     <w:basedOn w:val="Fuentedeprrafopredeter"/>
     <w:uiPriority w:val="22"/>
-    <w:qFormat w:val="1"/>
+    <w:qFormat/>
     <w:rsid w:val="002C4FB7"/>
     <w:rPr>
-      <w:b w:val="1"/>
-      <w:bCs w:val="1"/>
+      <w:b/>
+      <w:bCs/>
     </w:rPr>
   </w:style>
-  <w:style w:type="paragraph" w:styleId="Subtitle">
+  <w:style w:type="paragraph" w:styleId="Subttulo">
     <w:name w:val="Subtitle"/>
     <w:basedOn w:val="Normal"/>
     <w:next w:val="Normal"/>
+    <w:uiPriority w:val="11"/>
+    <w:qFormat/>
     <w:pPr>
       <w:spacing w:before="40" w:line="288" w:lineRule="auto"/>
       <w:ind w:left="432" w:right="1080"/>
     </w:pPr>
     <w:rPr>
-      <w:rFonts w:ascii="Calibri" w:cs="Calibri" w:eastAsia="Calibri" w:hAnsi="Calibri"/>
-      <w:smallCaps w:val="1"/>
-      <w:color w:val="5b9bd5"/>
+      <w:smallCaps/>
+      <w:color w:val="5B9BD5"/>
       <w:sz w:val="56"/>
       <w:szCs w:val="56"/>
     </w:rPr>
   </w:style>
-  <w:style w:type="table" w:styleId="Table1">
+  <w:style w:type="table" w:customStyle="1" w:styleId="a">
     <w:basedOn w:val="TableNormal"/>
     <w:pPr>
       <w:spacing w:after="0" w:line="240" w:lineRule="auto"/>
@@ -6042,27 +5515,27 @@
       <w:tblStyleRowBandSize w:val="1"/>
       <w:tblStyleColBandSize w:val="1"/>
       <w:tblCellMar>
-        <w:top w:w="0.0" w:type="dxa"/>
-        <w:left w:w="108.0" w:type="dxa"/>
-        <w:bottom w:w="0.0" w:type="dxa"/>
-        <w:right w:w="108.0" w:type="dxa"/>
+        <w:top w:w="0" w:type="dxa"/>
+        <w:left w:w="108" w:type="dxa"/>
+        <w:bottom w:w="0" w:type="dxa"/>
+        <w:right w:w="108" w:type="dxa"/>
       </w:tblCellMar>
     </w:tblPr>
   </w:style>
-  <w:style w:type="table" w:styleId="Table2">
+  <w:style w:type="table" w:customStyle="1" w:styleId="a0">
     <w:basedOn w:val="TableNormal"/>
     <w:tblPr>
       <w:tblStyleRowBandSize w:val="1"/>
       <w:tblStyleColBandSize w:val="1"/>
       <w:tblCellMar>
-        <w:top w:w="15.0" w:type="dxa"/>
-        <w:left w:w="15.0" w:type="dxa"/>
-        <w:bottom w:w="15.0" w:type="dxa"/>
-        <w:right w:w="15.0" w:type="dxa"/>
+        <w:top w:w="15" w:type="dxa"/>
+        <w:left w:w="15" w:type="dxa"/>
+        <w:bottom w:w="15" w:type="dxa"/>
+        <w:right w:w="15" w:type="dxa"/>
       </w:tblCellMar>
     </w:tblPr>
   </w:style>
-  <w:style w:type="table" w:styleId="Table3">
+  <w:style w:type="table" w:customStyle="1" w:styleId="a1">
     <w:basedOn w:val="TableNormal"/>
     <w:pPr>
       <w:spacing w:after="0" w:line="240" w:lineRule="auto"/>
@@ -6071,14 +5544,14 @@
       <w:tblStyleRowBandSize w:val="1"/>
       <w:tblStyleColBandSize w:val="1"/>
       <w:tblCellMar>
-        <w:top w:w="0.0" w:type="dxa"/>
-        <w:left w:w="108.0" w:type="dxa"/>
-        <w:bottom w:w="0.0" w:type="dxa"/>
-        <w:right w:w="108.0" w:type="dxa"/>
+        <w:top w:w="0" w:type="dxa"/>
+        <w:left w:w="108" w:type="dxa"/>
+        <w:bottom w:w="0" w:type="dxa"/>
+        <w:right w:w="108" w:type="dxa"/>
       </w:tblCellMar>
     </w:tblPr>
   </w:style>
-  <w:style w:type="table" w:styleId="Table4">
+  <w:style w:type="table" w:customStyle="1" w:styleId="a2">
     <w:basedOn w:val="TableNormal"/>
     <w:pPr>
       <w:spacing w:after="0" w:line="240" w:lineRule="auto"/>
@@ -6087,14 +5560,14 @@
       <w:tblStyleRowBandSize w:val="1"/>
       <w:tblStyleColBandSize w:val="1"/>
       <w:tblCellMar>
-        <w:top w:w="0.0" w:type="dxa"/>
-        <w:left w:w="108.0" w:type="dxa"/>
-        <w:bottom w:w="0.0" w:type="dxa"/>
-        <w:right w:w="108.0" w:type="dxa"/>
+        <w:top w:w="0" w:type="dxa"/>
+        <w:left w:w="108" w:type="dxa"/>
+        <w:bottom w:w="0" w:type="dxa"/>
+        <w:right w:w="108" w:type="dxa"/>
       </w:tblCellMar>
     </w:tblPr>
   </w:style>
-  <w:style w:type="table" w:styleId="Table5">
+  <w:style w:type="table" w:customStyle="1" w:styleId="a3">
     <w:basedOn w:val="TableNormal"/>
     <w:pPr>
       <w:spacing w:after="0" w:line="240" w:lineRule="auto"/>
@@ -6103,14 +5576,14 @@
       <w:tblStyleRowBandSize w:val="1"/>
       <w:tblStyleColBandSize w:val="1"/>
       <w:tblCellMar>
-        <w:top w:w="0.0" w:type="dxa"/>
-        <w:left w:w="108.0" w:type="dxa"/>
-        <w:bottom w:w="0.0" w:type="dxa"/>
-        <w:right w:w="108.0" w:type="dxa"/>
+        <w:top w:w="0" w:type="dxa"/>
+        <w:left w:w="108" w:type="dxa"/>
+        <w:bottom w:w="0" w:type="dxa"/>
+        <w:right w:w="108" w:type="dxa"/>
       </w:tblCellMar>
     </w:tblPr>
   </w:style>
-  <w:style w:type="table" w:styleId="Table6">
+  <w:style w:type="table" w:customStyle="1" w:styleId="a4">
     <w:basedOn w:val="TableNormal"/>
     <w:pPr>
       <w:spacing w:after="0" w:line="240" w:lineRule="auto"/>
@@ -6119,14 +5592,14 @@
       <w:tblStyleRowBandSize w:val="1"/>
       <w:tblStyleColBandSize w:val="1"/>
       <w:tblCellMar>
-        <w:top w:w="0.0" w:type="dxa"/>
-        <w:left w:w="108.0" w:type="dxa"/>
-        <w:bottom w:w="0.0" w:type="dxa"/>
-        <w:right w:w="108.0" w:type="dxa"/>
+        <w:top w:w="0" w:type="dxa"/>
+        <w:left w:w="108" w:type="dxa"/>
+        <w:bottom w:w="0" w:type="dxa"/>
+        <w:right w:w="108" w:type="dxa"/>
       </w:tblCellMar>
     </w:tblPr>
   </w:style>
-  <w:style w:type="table" w:styleId="Table7">
+  <w:style w:type="table" w:customStyle="1" w:styleId="a5">
     <w:basedOn w:val="TableNormal"/>
     <w:pPr>
       <w:spacing w:after="0" w:line="240" w:lineRule="auto"/>
@@ -6135,14 +5608,14 @@
       <w:tblStyleRowBandSize w:val="1"/>
       <w:tblStyleColBandSize w:val="1"/>
       <w:tblCellMar>
-        <w:top w:w="0.0" w:type="dxa"/>
-        <w:left w:w="108.0" w:type="dxa"/>
-        <w:bottom w:w="0.0" w:type="dxa"/>
-        <w:right w:w="108.0" w:type="dxa"/>
+        <w:top w:w="0" w:type="dxa"/>
+        <w:left w:w="108" w:type="dxa"/>
+        <w:bottom w:w="0" w:type="dxa"/>
+        <w:right w:w="108" w:type="dxa"/>
       </w:tblCellMar>
     </w:tblPr>
   </w:style>
-  <w:style w:type="table" w:styleId="Table8">
+  <w:style w:type="table" w:customStyle="1" w:styleId="a6">
     <w:basedOn w:val="TableNormal"/>
     <w:pPr>
       <w:spacing w:after="0" w:line="240" w:lineRule="auto"/>
@@ -6151,10 +5624,10 @@
       <w:tblStyleRowBandSize w:val="1"/>
       <w:tblStyleColBandSize w:val="1"/>
       <w:tblCellMar>
-        <w:top w:w="0.0" w:type="dxa"/>
-        <w:left w:w="108.0" w:type="dxa"/>
-        <w:bottom w:w="0.0" w:type="dxa"/>
-        <w:right w:w="108.0" w:type="dxa"/>
+        <w:top w:w="0" w:type="dxa"/>
+        <w:left w:w="108" w:type="dxa"/>
+        <w:bottom w:w="0" w:type="dxa"/>
+        <w:right w:w="108" w:type="dxa"/>
       </w:tblCellMar>
     </w:tblPr>
   </w:style>
@@ -6422,17 +5895,17 @@
 </a:theme>
 </file>
 
-<file path=customXML/item1.xml><?xml version="1.0" encoding="utf-8"?>
+<file path=customXml/item1.xml><?xml version="1.0" encoding="utf-8"?>
 <go:gDocsCustomXmlDataStorage xmlns:go="http://customooxmlschemas.google.com/" xmlns:r="http://schemas.openxmlformats.org/officeDocument/2006/relationships" uri="GoogleDocsCustomDataVersion2">
   <go:docsCustomData xmlns:go="http://customooxmlschemas.google.com/" roundtripDataSignature="AMtx7mgHlMhLE5iyEyZox8s2H5ohtXnzgg==">CgMxLjAyDmgudGhocHAxbnljODEyOAByITFTNDFxUnhMQXNpTHg3SXg5QkJNaU8wVFhKcWdxOGRhZg==</go:docsCustomData>
 </go:gDocsCustomXmlDataStorage>
 </file>
 
-<file path=customXML/itemProps1.xml><?xml version="1.0" encoding="utf-8"?>
+<file path=customXml/itemProps1.xml><?xml version="1.0" encoding="utf-8"?>
 <ds:datastoreItem xmlns:ds="http://schemas.openxmlformats.org/officeDocument/2006/customXml" ds:itemID="{11111111-1234-1234-1234-123412341234}">
   <ds:schemaRefs>
+    <ds:schemaRef ds:uri="http://customooxmlschemas.google.com/"/>
     <ds:schemaRef ds:uri="http://schemas.openxmlformats.org/officeDocument/2006/relationships"/>
-    <ds:schemaRef ds:uri="http://customooxmlschemas.google.com/"/>
   </ds:schemaRefs>
 </ds:datastoreItem>
 </file>